--- a/instrucciones_examen.docx
+++ b/instrucciones_examen.docx
@@ -30,6 +30,9 @@
             <w:pPr>
               <w:spacing w:after="40"/>
               <w:jc w:val="center"/>
+              <w:rPr>
+                <w:lang w:val="es-BO"/>
+              </w:rPr>
             </w:pPr>
             <w:r>
               <w:rPr>
@@ -37,15 +40,19 @@
                 <w:b/>
                 <w:color w:val="A7F3D0"/>
                 <w:sz w:val="19"/>
+                <w:lang w:val="es-BO"/>
               </w:rPr>
-              <w:t>CONTROL DE VERSIONES Y GESTION DE SOFTWARE / EVALUACION PRACTICA</w:t>
+              <w:t>Examen 3er Bimestre</w:t>
             </w:r>
+            <w:bookmarkStart w:id="0" w:name="_GoBack"/>
+            <w:bookmarkEnd w:id="0"/>
             <w:r>
               <w:rPr>
                 <w:rFonts w:ascii="Arial" w:hAnsi="Arial"/>
                 <w:b/>
                 <w:color w:val="A7F3D0"/>
                 <w:sz w:val="19"/>
+                <w:lang w:val="es-BO"/>
               </w:rPr>
               <w:br/>
             </w:r>
@@ -55,8 +62,9 @@
                 <w:b/>
                 <w:color w:val="FFFFFF"/>
                 <w:sz w:val="23"/>
+                <w:lang w:val="es-BO"/>
               </w:rPr>
-              <w:t>GUIA TECNICA DE AUDITORIA Y RESOLUCION: EXAMEN PRACTICO</w:t>
+              <w:t>INSTRUCCIONES Y BITACORA DE EVALUACION PRACTICA DE GIT</w:t>
             </w:r>
             <w:r>
               <w:rPr>
@@ -64,6 +72,7 @@
                 <w:b/>
                 <w:color w:val="FFFFFF"/>
                 <w:sz w:val="23"/>
+                <w:lang w:val="es-BO"/>
               </w:rPr>
               <w:br/>
             </w:r>
@@ -73,8 +82,75 @@
                 <w:i/>
                 <w:color w:val="ECFDF5"/>
                 <w:sz w:val="18"/>
+                <w:lang w:val="es-BO"/>
               </w:rPr>
-              <w:t>Auditoria de Ramas Git, Conventional Commits, Refactorizacion Web y Publicacion Remota</w:t>
+              <w:t xml:space="preserve">Auditoria Forense de Ramas, </w:t>
+            </w:r>
+            <w:proofErr w:type="spellStart"/>
+            <w:r>
+              <w:rPr>
+                <w:rFonts w:ascii="Arial" w:hAnsi="Arial"/>
+                <w:i/>
+                <w:color w:val="ECFDF5"/>
+                <w:sz w:val="18"/>
+                <w:lang w:val="es-BO"/>
+              </w:rPr>
+              <w:t>Conventional</w:t>
+            </w:r>
+            <w:proofErr w:type="spellEnd"/>
+            <w:r>
+              <w:rPr>
+                <w:rFonts w:ascii="Arial" w:hAnsi="Arial"/>
+                <w:i/>
+                <w:color w:val="ECFDF5"/>
+                <w:sz w:val="18"/>
+                <w:lang w:val="es-BO"/>
+              </w:rPr>
+              <w:t xml:space="preserve"> </w:t>
+            </w:r>
+            <w:proofErr w:type="spellStart"/>
+            <w:r>
+              <w:rPr>
+                <w:rFonts w:ascii="Arial" w:hAnsi="Arial"/>
+                <w:i/>
+                <w:color w:val="ECFDF5"/>
+                <w:sz w:val="18"/>
+                <w:lang w:val="es-BO"/>
+              </w:rPr>
+              <w:t>Commits</w:t>
+            </w:r>
+            <w:proofErr w:type="spellEnd"/>
+            <w:r>
+              <w:rPr>
+                <w:rFonts w:ascii="Arial" w:hAnsi="Arial"/>
+                <w:i/>
+                <w:color w:val="ECFDF5"/>
+                <w:sz w:val="18"/>
+                <w:lang w:val="es-BO"/>
+              </w:rPr>
+              <w:t xml:space="preserve">, </w:t>
+            </w:r>
+            <w:proofErr w:type="spellStart"/>
+            <w:r>
+              <w:rPr>
+                <w:rFonts w:ascii="Arial" w:hAnsi="Arial"/>
+                <w:i/>
+                <w:color w:val="ECFDF5"/>
+                <w:sz w:val="18"/>
+                <w:lang w:val="es-BO"/>
+              </w:rPr>
+              <w:t>Refactorizacion</w:t>
+            </w:r>
+            <w:proofErr w:type="spellEnd"/>
+            <w:r>
+              <w:rPr>
+                <w:rFonts w:ascii="Arial" w:hAnsi="Arial"/>
+                <w:i/>
+                <w:color w:val="ECFDF5"/>
+                <w:sz w:val="18"/>
+                <w:lang w:val="es-BO"/>
+              </w:rPr>
+              <w:t xml:space="preserve"> Web y Despliegue en GitHub</w:t>
             </w:r>
           </w:p>
         </w:tc>
@@ -83,12 +159,16 @@
     <w:p>
       <w:pPr>
         <w:spacing w:before="160" w:after="160"/>
+        <w:rPr>
+          <w:lang w:val="es-BO"/>
+        </w:rPr>
       </w:pPr>
       <w:r>
         <w:rPr>
           <w:rFonts w:ascii="Arial" w:hAnsi="Arial"/>
           <w:color w:val="64748B"/>
           <w:sz w:val="17"/>
+          <w:lang w:val="es-BO"/>
         </w:rPr>
         <w:t xml:space="preserve">Estudiante: </w:t>
       </w:r>
@@ -97,8 +177,29 @@
           <w:rFonts w:ascii="Arial" w:hAnsi="Arial"/>
           <w:color w:val="64748B"/>
           <w:sz w:val="17"/>
-        </w:rPr>
-        <w:t>__________________________________________________   Fecha: ___/___/2026   Tiempo Limite: 2 Horas</w:t>
+          <w:lang w:val="es-BO"/>
+        </w:rPr>
+        <w:t xml:space="preserve">__________________________________________________   Fecha: ___/___/2026   Tiempo </w:t>
+      </w:r>
+      <w:proofErr w:type="spellStart"/>
+      <w:r>
+        <w:rPr>
+          <w:rFonts w:ascii="Arial" w:hAnsi="Arial"/>
+          <w:color w:val="64748B"/>
+          <w:sz w:val="17"/>
+          <w:lang w:val="es-BO"/>
+        </w:rPr>
+        <w:t>Limite</w:t>
+      </w:r>
+      <w:proofErr w:type="spellEnd"/>
+      <w:r>
+        <w:rPr>
+          <w:rFonts w:ascii="Arial" w:hAnsi="Arial"/>
+          <w:color w:val="64748B"/>
+          <w:sz w:val="17"/>
+          <w:lang w:val="es-BO"/>
+        </w:rPr>
+        <w:t>: 2 Horas</w:t>
       </w:r>
     </w:p>
     <w:tbl>
@@ -131,6 +232,9 @@
           <w:p>
             <w:pPr>
               <w:spacing w:before="20" w:after="20"/>
+              <w:rPr>
+                <w:lang w:val="es-BO"/>
+              </w:rPr>
             </w:pPr>
             <w:r>
               <w:rPr>
@@ -138,24 +242,147 @@
                 <w:b/>
                 <w:color w:val="1B4D3E"/>
                 <w:sz w:val="18"/>
+                <w:lang w:val="es-BO"/>
               </w:rPr>
-              <w:t xml:space="preserve">NOTA IMPORTANTE DE IDENTIFICACION: </w:t>
+              <w:t xml:space="preserve">REGLA DE IDENTIFICACION PERSONAL: </w:t>
             </w:r>
             <w:r>
               <w:rPr>
                 <w:rFonts w:ascii="Calibri" w:hAnsi="Calibri"/>
                 <w:color w:val="1E293B"/>
                 <w:sz w:val="18"/>
+                <w:lang w:val="es-BO"/>
               </w:rPr>
-              <w:t>En este escenario de auditoria, tu asumes el rol del desarrollador juniorUno. Para mantener la trazabilidad formal de tu ev</w:t>
+              <w:t xml:space="preserve">En este escenario de </w:t>
+            </w:r>
+            <w:proofErr w:type="spellStart"/>
+            <w:r>
+              <w:rPr>
+                <w:rFonts w:ascii="Calibri" w:hAnsi="Calibri"/>
+                <w:color w:val="1E293B"/>
+                <w:sz w:val="18"/>
+                <w:lang w:val="es-BO"/>
+              </w:rPr>
+              <w:t>evaluacion</w:t>
+            </w:r>
+            <w:proofErr w:type="spellEnd"/>
+            <w:r>
+              <w:rPr>
+                <w:rFonts w:ascii="Calibri" w:hAnsi="Calibri"/>
+                <w:color w:val="1E293B"/>
+                <w:sz w:val="18"/>
+                <w:lang w:val="es-BO"/>
+              </w:rPr>
+              <w:t xml:space="preserve">, asumes el rol de </w:t>
+            </w:r>
+            <w:proofErr w:type="spellStart"/>
+            <w:r>
+              <w:rPr>
+                <w:rFonts w:ascii="Calibri" w:hAnsi="Calibri"/>
+                <w:color w:val="1E293B"/>
+                <w:sz w:val="18"/>
+                <w:lang w:val="es-BO"/>
+              </w:rPr>
+              <w:t>juniorUno</w:t>
+            </w:r>
+            <w:proofErr w:type="spellEnd"/>
+            <w:r>
+              <w:rPr>
+                <w:rFonts w:ascii="Calibri" w:hAnsi="Calibri"/>
+                <w:color w:val="1E293B"/>
+                <w:sz w:val="18"/>
+                <w:lang w:val="es-BO"/>
+              </w:rPr>
+              <w:t xml:space="preserve">. Para asegurar la trazabilidad y la correcta </w:t>
+            </w:r>
+            <w:proofErr w:type="spellStart"/>
+            <w:r>
+              <w:rPr>
+                <w:rFonts w:ascii="Calibri" w:hAnsi="Calibri"/>
+                <w:color w:val="1E293B"/>
+                <w:sz w:val="18"/>
+                <w:lang w:val="es-BO"/>
+              </w:rPr>
+              <w:t>calificacion</w:t>
+            </w:r>
+            <w:proofErr w:type="spellEnd"/>
+            <w:r>
+              <w:rPr>
+                <w:rFonts w:ascii="Calibri" w:hAnsi="Calibri"/>
+                <w:color w:val="1E293B"/>
+                <w:sz w:val="18"/>
+                <w:lang w:val="es-BO"/>
+              </w:rPr>
+              <w:t>, reemp</w:t>
             </w:r>
             <w:r>
               <w:rPr>
                 <w:rFonts w:ascii="Calibri" w:hAnsi="Calibri"/>
                 <w:color w:val="1E293B"/>
                 <w:sz w:val="18"/>
+                <w:lang w:val="es-BO"/>
               </w:rPr>
-              <w:t>aluacion, debes reemplazar 'Uno' por tu primer nombre al momento de crear y publicar tu rama de trabajo (por ejemplo: juniorCarlos, juniorAna, juniorAlfredo).</w:t>
+              <w:t xml:space="preserve">laza 'Uno' por tu primer nombre tanto al nombrar tu rama de trabajo como al interactuar con el repositorio (ejemplo: </w:t>
+            </w:r>
+            <w:proofErr w:type="spellStart"/>
+            <w:r>
+              <w:rPr>
+                <w:rFonts w:ascii="Calibri" w:hAnsi="Calibri"/>
+                <w:color w:val="1E293B"/>
+                <w:sz w:val="18"/>
+                <w:lang w:val="es-BO"/>
+              </w:rPr>
+              <w:t>juniorCarlos</w:t>
+            </w:r>
+            <w:proofErr w:type="spellEnd"/>
+            <w:r>
+              <w:rPr>
+                <w:rFonts w:ascii="Calibri" w:hAnsi="Calibri"/>
+                <w:color w:val="1E293B"/>
+                <w:sz w:val="18"/>
+                <w:lang w:val="es-BO"/>
+              </w:rPr>
+              <w:t xml:space="preserve">, </w:t>
+            </w:r>
+            <w:proofErr w:type="spellStart"/>
+            <w:r>
+              <w:rPr>
+                <w:rFonts w:ascii="Calibri" w:hAnsi="Calibri"/>
+                <w:color w:val="1E293B"/>
+                <w:sz w:val="18"/>
+                <w:lang w:val="es-BO"/>
+              </w:rPr>
+              <w:t>juniorAna</w:t>
+            </w:r>
+            <w:proofErr w:type="spellEnd"/>
+            <w:r>
+              <w:rPr>
+                <w:rFonts w:ascii="Calibri" w:hAnsi="Calibri"/>
+                <w:color w:val="1E293B"/>
+                <w:sz w:val="18"/>
+                <w:lang w:val="es-BO"/>
+              </w:rPr>
+              <w:t xml:space="preserve">, </w:t>
+            </w:r>
+            <w:proofErr w:type="spellStart"/>
+            <w:r>
+              <w:rPr>
+                <w:rFonts w:ascii="Calibri" w:hAnsi="Calibri"/>
+                <w:color w:val="1E293B"/>
+                <w:sz w:val="18"/>
+                <w:lang w:val="es-BO"/>
+              </w:rPr>
+              <w:t>juniorAlfredo</w:t>
+            </w:r>
+            <w:proofErr w:type="spellEnd"/>
+            <w:r>
+              <w:rPr>
+                <w:rFonts w:ascii="Calibri" w:hAnsi="Calibri"/>
+                <w:color w:val="1E293B"/>
+                <w:sz w:val="18"/>
+                <w:lang w:val="es-BO"/>
+              </w:rPr>
+              <w:t>).</w:t>
             </w:r>
           </w:p>
         </w:tc>
@@ -165,6 +392,9 @@
       <w:pPr>
         <w:keepNext/>
         <w:spacing w:before="220" w:after="60"/>
+        <w:rPr>
+          <w:lang w:val="es-BO"/>
+        </w:rPr>
       </w:pPr>
       <w:r>
         <w:rPr>
@@ -172,86 +402,127 @@
           <w:b/>
           <w:color w:val="1B4D3E"/>
           <w:sz w:val="21"/>
-        </w:rPr>
-        <w:t>HOJA DE RUTA: PASOS PARA COMPLETAR LA EVALUACION</w:t>
+          <w:lang w:val="es-BO"/>
+        </w:rPr>
+        <w:t>BITACORA SECUENCIAL DE RESOLUCION Y FLUJO DE TRABAJO</w:t>
       </w:r>
     </w:p>
     <w:p>
       <w:pPr>
         <w:spacing w:before="20" w:after="80"/>
         <w:jc w:val="both"/>
+        <w:rPr>
+          <w:lang w:val="es-BO"/>
+        </w:rPr>
       </w:pPr>
+      <w:proofErr w:type="gramStart"/>
       <w:r>
         <w:rPr>
           <w:rFonts w:ascii="Calibri" w:hAnsi="Calibri"/>
           <w:b/>
           <w:color w:val="1E293B"/>
           <w:sz w:val="19"/>
-        </w:rPr>
-        <w:t xml:space="preserve">[X] </w:t>
-      </w:r>
-      <w:r>
-        <w:rPr>
-          <w:rFonts w:ascii="Calibri" w:hAnsi="Calibri"/>
-          <w:color w:val="1E293B"/>
-          <w:sz w:val="19"/>
-        </w:rPr>
-        <w:t>Paso 1: Acceso al Sistema y Descarga [</w:t>
-      </w:r>
-      <w:bookmarkStart w:id="0" w:name="_GoBack"/>
-      <w:r>
-        <w:rPr>
-          <w:rFonts w:ascii="Calibri" w:hAnsi="Calibri"/>
-          <w:color w:val="1E293B"/>
-          <w:sz w:val="19"/>
-        </w:rPr>
-        <w:t>SUPER</w:t>
-      </w:r>
-      <w:r>
-        <w:rPr>
-          <w:rFonts w:ascii="Calibri" w:hAnsi="Calibri"/>
-          <w:color w:val="1E293B"/>
-          <w:sz w:val="19"/>
-        </w:rPr>
-        <w:t>ADO</w:t>
-      </w:r>
-      <w:bookmarkEnd w:id="0"/>
-      <w:r>
-        <w:rPr>
-          <w:rFonts w:ascii="Calibri" w:hAnsi="Calibri"/>
-          <w:color w:val="1E293B"/>
-          <w:sz w:val="19"/>
-        </w:rPr>
-        <w:t>]</w:t>
+          <w:lang w:val="es-BO"/>
+        </w:rPr>
+        <w:t>[ ]</w:t>
+      </w:r>
+      <w:proofErr w:type="gramEnd"/>
+      <w:r>
+        <w:rPr>
+          <w:rFonts w:ascii="Calibri" w:hAnsi="Calibri"/>
+          <w:b/>
+          <w:color w:val="1E293B"/>
+          <w:sz w:val="19"/>
+          <w:lang w:val="es-BO"/>
+        </w:rPr>
+        <w:t xml:space="preserve"> </w:t>
+      </w:r>
+      <w:r>
+        <w:rPr>
+          <w:rFonts w:ascii="Calibri" w:hAnsi="Calibri"/>
+          <w:color w:val="1E293B"/>
+          <w:sz w:val="19"/>
+          <w:lang w:val="es-BO"/>
+        </w:rPr>
+        <w:t>Paso 1: Clonar y Explorar el Proyecto Re</w:t>
+      </w:r>
+      <w:r>
+        <w:rPr>
+          <w:rFonts w:ascii="Calibri" w:hAnsi="Calibri"/>
+          <w:color w:val="1E293B"/>
+          <w:sz w:val="19"/>
+          <w:lang w:val="es-BO"/>
+        </w:rPr>
+        <w:t>moto</w:t>
       </w:r>
     </w:p>
     <w:p>
       <w:pPr>
         <w:pStyle w:val="Listaconvietas"/>
         <w:spacing w:before="20" w:after="40"/>
+        <w:rPr>
+          <w:lang w:val="es-BO"/>
+        </w:rPr>
       </w:pPr>
+      <w:proofErr w:type="spellStart"/>
       <w:r>
         <w:rPr>
           <w:rFonts w:ascii="Calibri" w:hAnsi="Calibri"/>
           <w:b/>
           <w:color w:val="1B4D3E"/>
           <w:sz w:val="19"/>
-        </w:rPr>
-        <w:t xml:space="preserve">Estado: </w:t>
-      </w:r>
-      <w:r>
-        <w:rPr>
-          <w:rFonts w:ascii="Calibri" w:hAnsi="Calibri"/>
-          <w:color w:val="1E293B"/>
-          <w:sz w:val="19"/>
-        </w:rPr>
-        <w:t>Has obtenido las credenciales analizando el codigo fuente y superado el portal de autenticacion.</w:t>
+          <w:lang w:val="es-BO"/>
+        </w:rPr>
+        <w:t>Clonacion</w:t>
+      </w:r>
+      <w:proofErr w:type="spellEnd"/>
+      <w:r>
+        <w:rPr>
+          <w:rFonts w:ascii="Calibri" w:hAnsi="Calibri"/>
+          <w:b/>
+          <w:color w:val="1B4D3E"/>
+          <w:sz w:val="19"/>
+          <w:lang w:val="es-BO"/>
+        </w:rPr>
+        <w:t xml:space="preserve">: </w:t>
+      </w:r>
+      <w:r>
+        <w:rPr>
+          <w:rFonts w:ascii="Calibri" w:hAnsi="Calibri"/>
+          <w:color w:val="1E293B"/>
+          <w:sz w:val="19"/>
+          <w:lang w:val="es-BO"/>
+        </w:rPr>
+        <w:t xml:space="preserve">Clonar el repositorio institucional en tu </w:t>
+      </w:r>
+      <w:proofErr w:type="spellStart"/>
+      <w:r>
+        <w:rPr>
+          <w:rFonts w:ascii="Calibri" w:hAnsi="Calibri"/>
+          <w:color w:val="1E293B"/>
+          <w:sz w:val="19"/>
+          <w:lang w:val="es-BO"/>
+        </w:rPr>
+        <w:t>estacion</w:t>
+      </w:r>
+      <w:proofErr w:type="spellEnd"/>
+      <w:r>
+        <w:rPr>
+          <w:rFonts w:ascii="Calibri" w:hAnsi="Calibri"/>
+          <w:color w:val="1E293B"/>
+          <w:sz w:val="19"/>
+          <w:lang w:val="es-BO"/>
+        </w:rPr>
+        <w:t xml:space="preserve"> de trabajo local.</w:t>
       </w:r>
     </w:p>
     <w:p>
       <w:pPr>
         <w:pStyle w:val="Listaconvietas"/>
         <w:spacing w:before="20" w:after="40"/>
+        <w:rPr>
+          <w:lang w:val="es-BO"/>
+        </w:rPr>
       </w:pPr>
       <w:r>
         <w:rPr>
@@ -259,61 +530,762 @@
           <w:b/>
           <w:color w:val="1B4D3E"/>
           <w:sz w:val="19"/>
-        </w:rPr>
-        <w:t xml:space="preserve">Cronometro: </w:t>
-      </w:r>
-      <w:r>
-        <w:rPr>
-          <w:rFonts w:ascii="Calibri" w:hAnsi="Calibri"/>
-          <w:color w:val="1E293B"/>
-          <w:sz w:val="19"/>
-        </w:rPr>
-        <w:t>El temporizador regresivo de 2 horas se encuentra activo en tu navegador.</w:t>
+          <w:lang w:val="es-BO"/>
+        </w:rPr>
+        <w:t xml:space="preserve">Descarga de Ramas: </w:t>
+      </w:r>
+      <w:r>
+        <w:rPr>
+          <w:rFonts w:ascii="Calibri" w:hAnsi="Calibri"/>
+          <w:color w:val="1E293B"/>
+          <w:sz w:val="19"/>
+          <w:lang w:val="es-BO"/>
+        </w:rPr>
+        <w:t xml:space="preserve">Abrir la carpeta del proyecto en VS </w:t>
+      </w:r>
+      <w:proofErr w:type="spellStart"/>
+      <w:r>
+        <w:rPr>
+          <w:rFonts w:ascii="Calibri" w:hAnsi="Calibri"/>
+          <w:color w:val="1E293B"/>
+          <w:sz w:val="19"/>
+          <w:lang w:val="es-BO"/>
+        </w:rPr>
+        <w:t>Code</w:t>
+      </w:r>
+      <w:proofErr w:type="spellEnd"/>
+      <w:r>
+        <w:rPr>
+          <w:rFonts w:ascii="Calibri" w:hAnsi="Calibri"/>
+          <w:color w:val="1E293B"/>
+          <w:sz w:val="19"/>
+          <w:lang w:val="es-BO"/>
+        </w:rPr>
+        <w:t xml:space="preserve"> y sincronizar todas las ramas remotas existentes mediante </w:t>
+      </w:r>
+    </w:p>
+    <w:p>
+      <w:pPr>
+        <w:pStyle w:val="Listaconvietas"/>
+        <w:numPr>
+          <w:ilvl w:val="0"/>
+          <w:numId w:val="0"/>
+        </w:numPr>
+        <w:spacing w:before="20" w:after="40"/>
+        <w:ind w:left="2880"/>
+        <w:rPr>
+          <w:b/>
+          <w:color w:val="FF0000"/>
+          <w:sz w:val="28"/>
+          <w:lang w:val="es-BO"/>
+        </w:rPr>
+      </w:pPr>
+      <w:proofErr w:type="spellStart"/>
+      <w:r>
+        <w:rPr>
+          <w:rFonts w:ascii="Calibri" w:hAnsi="Calibri"/>
+          <w:b/>
+          <w:color w:val="FF0000"/>
+          <w:lang w:val="es-BO"/>
+        </w:rPr>
+        <w:t>git</w:t>
+      </w:r>
+      <w:proofErr w:type="spellEnd"/>
+      <w:r>
+        <w:rPr>
+          <w:rFonts w:ascii="Calibri" w:hAnsi="Calibri"/>
+          <w:b/>
+          <w:color w:val="FF0000"/>
+          <w:lang w:val="es-BO"/>
+        </w:rPr>
+        <w:t xml:space="preserve"> </w:t>
+      </w:r>
+      <w:proofErr w:type="spellStart"/>
+      <w:r>
+        <w:rPr>
+          <w:rFonts w:ascii="Calibri" w:hAnsi="Calibri"/>
+          <w:b/>
+          <w:color w:val="FF0000"/>
+          <w:lang w:val="es-BO"/>
+        </w:rPr>
+        <w:t>fetch</w:t>
+      </w:r>
+      <w:proofErr w:type="spellEnd"/>
+      <w:r>
+        <w:rPr>
+          <w:rFonts w:ascii="Calibri" w:hAnsi="Calibri"/>
+          <w:b/>
+          <w:color w:val="FF0000"/>
+          <w:lang w:val="es-BO"/>
+        </w:rPr>
+        <w:t xml:space="preserve"> --</w:t>
+      </w:r>
+      <w:proofErr w:type="spellStart"/>
+      <w:r>
+        <w:rPr>
+          <w:rFonts w:ascii="Calibri" w:hAnsi="Calibri"/>
+          <w:b/>
+          <w:color w:val="FF0000"/>
+          <w:lang w:val="es-BO"/>
+        </w:rPr>
+        <w:t>all</w:t>
+      </w:r>
+      <w:proofErr w:type="spellEnd"/>
+      <w:r>
+        <w:rPr>
+          <w:rFonts w:ascii="Calibri" w:hAnsi="Calibri"/>
+          <w:b/>
+          <w:color w:val="FF0000"/>
+          <w:lang w:val="es-BO"/>
+        </w:rPr>
+        <w:t>.</w:t>
+      </w:r>
+    </w:p>
+    <w:p>
+      <w:pPr>
+        <w:pStyle w:val="Listaconvietas"/>
+        <w:spacing w:before="20" w:after="40"/>
+        <w:rPr>
+          <w:lang w:val="es-BO"/>
+        </w:rPr>
+      </w:pPr>
+      <w:r>
+        <w:rPr>
+          <w:rFonts w:ascii="Calibri" w:hAnsi="Calibri"/>
+          <w:b/>
+          <w:color w:val="1B4D3E"/>
+          <w:sz w:val="19"/>
+          <w:lang w:val="es-BO"/>
+        </w:rPr>
+        <w:t xml:space="preserve">Listado: </w:t>
+      </w:r>
+      <w:r>
+        <w:rPr>
+          <w:rFonts w:ascii="Calibri" w:hAnsi="Calibri"/>
+          <w:color w:val="1E293B"/>
+          <w:sz w:val="19"/>
+          <w:lang w:val="es-BO"/>
+        </w:rPr>
+        <w:t xml:space="preserve">Ejecutar </w:t>
+      </w:r>
+      <w:proofErr w:type="spellStart"/>
+      <w:r>
+        <w:rPr>
+          <w:rFonts w:ascii="Calibri" w:hAnsi="Calibri"/>
+          <w:color w:val="1E293B"/>
+          <w:sz w:val="19"/>
+          <w:lang w:val="es-BO"/>
+        </w:rPr>
+        <w:t>git</w:t>
+      </w:r>
+      <w:proofErr w:type="spellEnd"/>
+      <w:r>
+        <w:rPr>
+          <w:rFonts w:ascii="Calibri" w:hAnsi="Calibri"/>
+          <w:color w:val="1E293B"/>
+          <w:sz w:val="19"/>
+          <w:lang w:val="es-BO"/>
+        </w:rPr>
+        <w:t xml:space="preserve"> </w:t>
+      </w:r>
+      <w:proofErr w:type="spellStart"/>
+      <w:r>
+        <w:rPr>
+          <w:rFonts w:ascii="Calibri" w:hAnsi="Calibri"/>
+          <w:color w:val="1E293B"/>
+          <w:sz w:val="19"/>
+          <w:lang w:val="es-BO"/>
+        </w:rPr>
+        <w:t>branch</w:t>
+      </w:r>
+      <w:proofErr w:type="spellEnd"/>
+      <w:r>
+        <w:rPr>
+          <w:rFonts w:ascii="Calibri" w:hAnsi="Calibri"/>
+          <w:color w:val="1E293B"/>
+          <w:sz w:val="19"/>
+          <w:lang w:val="es-BO"/>
+        </w:rPr>
+        <w:t xml:space="preserve"> -a para</w:t>
+      </w:r>
+      <w:r>
+        <w:rPr>
+          <w:rFonts w:ascii="Calibri" w:hAnsi="Calibri"/>
+          <w:color w:val="1E293B"/>
+          <w:sz w:val="19"/>
+          <w:lang w:val="es-BO"/>
+        </w:rPr>
+        <w:t xml:space="preserve"> verificar la presencia de las ramas asignadas a los desarrolladores junior (</w:t>
+      </w:r>
+      <w:proofErr w:type="spellStart"/>
+      <w:r>
+        <w:rPr>
+          <w:rFonts w:ascii="Calibri" w:hAnsi="Calibri"/>
+          <w:color w:val="1E293B"/>
+          <w:sz w:val="19"/>
+          <w:lang w:val="es-BO"/>
+        </w:rPr>
+        <w:t>juniorJuan</w:t>
+      </w:r>
+      <w:proofErr w:type="spellEnd"/>
+      <w:r>
+        <w:rPr>
+          <w:rFonts w:ascii="Calibri" w:hAnsi="Calibri"/>
+          <w:color w:val="1E293B"/>
+          <w:sz w:val="19"/>
+          <w:lang w:val="es-BO"/>
+        </w:rPr>
+        <w:t xml:space="preserve">, </w:t>
+      </w:r>
+      <w:proofErr w:type="spellStart"/>
+      <w:r>
+        <w:rPr>
+          <w:rFonts w:ascii="Calibri" w:hAnsi="Calibri"/>
+          <w:color w:val="1E293B"/>
+          <w:sz w:val="19"/>
+          <w:lang w:val="es-BO"/>
+        </w:rPr>
+        <w:t>juniorPepe</w:t>
+      </w:r>
+      <w:proofErr w:type="spellEnd"/>
+      <w:r>
+        <w:rPr>
+          <w:rFonts w:ascii="Calibri" w:hAnsi="Calibri"/>
+          <w:color w:val="1E293B"/>
+          <w:sz w:val="19"/>
+          <w:lang w:val="es-BO"/>
+        </w:rPr>
+        <w:t>, etc.).</w:t>
       </w:r>
     </w:p>
     <w:p>
       <w:pPr>
         <w:spacing w:before="20" w:after="80"/>
         <w:jc w:val="both"/>
+        <w:rPr>
+          <w:lang w:val="es-BO"/>
+        </w:rPr>
       </w:pPr>
+      <w:proofErr w:type="gramStart"/>
       <w:r>
         <w:rPr>
           <w:rFonts w:ascii="Calibri" w:hAnsi="Calibri"/>
           <w:b/>
           <w:color w:val="1E293B"/>
           <w:sz w:val="19"/>
-        </w:rPr>
-        <w:t xml:space="preserve">[ ] </w:t>
-      </w:r>
-      <w:r>
-        <w:rPr>
-          <w:rFonts w:ascii="Calibri" w:hAnsi="Calibri"/>
-          <w:color w:val="1E293B"/>
-          <w:sz w:val="19"/>
-        </w:rPr>
-        <w:t>Paso 2: Creacion de Rama Personal de Trabajo</w:t>
+          <w:lang w:val="es-BO"/>
+        </w:rPr>
+        <w:t>[ ]</w:t>
+      </w:r>
+      <w:proofErr w:type="gramEnd"/>
+      <w:r>
+        <w:rPr>
+          <w:rFonts w:ascii="Calibri" w:hAnsi="Calibri"/>
+          <w:b/>
+          <w:color w:val="1E293B"/>
+          <w:sz w:val="19"/>
+          <w:lang w:val="es-BO"/>
+        </w:rPr>
+        <w:t xml:space="preserve"> </w:t>
+      </w:r>
+      <w:r>
+        <w:rPr>
+          <w:rFonts w:ascii="Calibri" w:hAnsi="Calibri"/>
+          <w:color w:val="1E293B"/>
+          <w:sz w:val="19"/>
+          <w:lang w:val="es-BO"/>
+        </w:rPr>
+        <w:t xml:space="preserve">Paso 2: </w:t>
+      </w:r>
+      <w:proofErr w:type="spellStart"/>
+      <w:r>
+        <w:rPr>
+          <w:rFonts w:ascii="Calibri" w:hAnsi="Calibri"/>
+          <w:color w:val="1E293B"/>
+          <w:sz w:val="19"/>
+          <w:lang w:val="es-BO"/>
+        </w:rPr>
+        <w:t>Inspeccion</w:t>
+      </w:r>
+      <w:proofErr w:type="spellEnd"/>
+      <w:r>
+        <w:rPr>
+          <w:rFonts w:ascii="Calibri" w:hAnsi="Calibri"/>
+          <w:color w:val="1E293B"/>
+          <w:sz w:val="19"/>
+          <w:lang w:val="es-BO"/>
+        </w:rPr>
+        <w:t xml:space="preserve"> y Acceso Inicial al Portal</w:t>
+      </w:r>
+    </w:p>
+    <w:p>
+      <w:pPr>
+        <w:pStyle w:val="Listaconvietas"/>
+        <w:spacing w:before="20" w:after="40"/>
+        <w:rPr>
+          <w:lang w:val="es-BO"/>
+        </w:rPr>
+      </w:pPr>
+      <w:r>
+        <w:rPr>
+          <w:rFonts w:ascii="Calibri" w:hAnsi="Calibri"/>
+          <w:b/>
+          <w:color w:val="1B4D3E"/>
+          <w:sz w:val="19"/>
+          <w:lang w:val="es-BO"/>
+        </w:rPr>
+        <w:t xml:space="preserve">Servidor Local: </w:t>
+      </w:r>
+      <w:r>
+        <w:rPr>
+          <w:rFonts w:ascii="Calibri" w:hAnsi="Calibri"/>
+          <w:color w:val="1E293B"/>
+          <w:sz w:val="19"/>
+          <w:lang w:val="es-BO"/>
+        </w:rPr>
+        <w:t xml:space="preserve">Levantar el proyecto exclusivamente con la </w:t>
+      </w:r>
+      <w:proofErr w:type="spellStart"/>
+      <w:r>
+        <w:rPr>
+          <w:rFonts w:ascii="Calibri" w:hAnsi="Calibri"/>
+          <w:color w:val="1E293B"/>
+          <w:sz w:val="19"/>
+          <w:lang w:val="es-BO"/>
+        </w:rPr>
+        <w:t>extension</w:t>
+      </w:r>
+      <w:proofErr w:type="spellEnd"/>
+      <w:r>
+        <w:rPr>
+          <w:rFonts w:ascii="Calibri" w:hAnsi="Calibri"/>
+          <w:color w:val="1E293B"/>
+          <w:sz w:val="19"/>
+          <w:lang w:val="es-BO"/>
+        </w:rPr>
+        <w:t xml:space="preserve"> Live Server (no abrir </w:t>
+      </w:r>
+      <w:r>
+        <w:rPr>
+          <w:rFonts w:ascii="Calibri" w:hAnsi="Calibri"/>
+          <w:color w:val="1E293B"/>
+          <w:sz w:val="19"/>
+          <w:lang w:val="es-BO"/>
+        </w:rPr>
+        <w:t xml:space="preserve">directamente como archivo </w:t>
+      </w:r>
+      <w:proofErr w:type="spellStart"/>
+      <w:r>
+        <w:rPr>
+          <w:rFonts w:ascii="Calibri" w:hAnsi="Calibri"/>
+          <w:color w:val="1E293B"/>
+          <w:sz w:val="19"/>
+          <w:lang w:val="es-BO"/>
+        </w:rPr>
+        <w:t>estatico</w:t>
+      </w:r>
+      <w:proofErr w:type="spellEnd"/>
+      <w:r>
+        <w:rPr>
+          <w:rFonts w:ascii="Calibri" w:hAnsi="Calibri"/>
+          <w:color w:val="1E293B"/>
+          <w:sz w:val="19"/>
+          <w:lang w:val="es-BO"/>
+        </w:rPr>
+        <w:t xml:space="preserve"> file://).</w:t>
+      </w:r>
+    </w:p>
+    <w:p>
+      <w:pPr>
+        <w:pStyle w:val="Listaconvietas"/>
+        <w:spacing w:before="20" w:after="40"/>
+        <w:rPr>
+          <w:lang w:val="es-BO"/>
+        </w:rPr>
+      </w:pPr>
+      <w:proofErr w:type="spellStart"/>
+      <w:r>
+        <w:rPr>
+          <w:rFonts w:ascii="Calibri" w:hAnsi="Calibri"/>
+          <w:b/>
+          <w:color w:val="1B4D3E"/>
+          <w:sz w:val="19"/>
+          <w:lang w:val="es-BO"/>
+        </w:rPr>
+        <w:t>Extraccion</w:t>
+      </w:r>
+      <w:proofErr w:type="spellEnd"/>
+      <w:r>
+        <w:rPr>
+          <w:rFonts w:ascii="Calibri" w:hAnsi="Calibri"/>
+          <w:b/>
+          <w:color w:val="1B4D3E"/>
+          <w:sz w:val="19"/>
+          <w:lang w:val="es-BO"/>
+        </w:rPr>
+        <w:t xml:space="preserve"> de Credenciales: </w:t>
+      </w:r>
+      <w:r>
+        <w:rPr>
+          <w:rFonts w:ascii="Calibri" w:hAnsi="Calibri"/>
+          <w:color w:val="1E293B"/>
+          <w:sz w:val="19"/>
+          <w:lang w:val="es-BO"/>
+        </w:rPr>
+        <w:t xml:space="preserve">Inspeccionar el </w:t>
+      </w:r>
+      <w:proofErr w:type="spellStart"/>
+      <w:r>
+        <w:rPr>
+          <w:rFonts w:ascii="Calibri" w:hAnsi="Calibri"/>
+          <w:color w:val="1E293B"/>
+          <w:sz w:val="19"/>
+          <w:lang w:val="es-BO"/>
+        </w:rPr>
+        <w:t>codigo</w:t>
+      </w:r>
+      <w:proofErr w:type="spellEnd"/>
+      <w:r>
+        <w:rPr>
+          <w:rFonts w:ascii="Calibri" w:hAnsi="Calibri"/>
+          <w:color w:val="1E293B"/>
+          <w:sz w:val="19"/>
+          <w:lang w:val="es-BO"/>
+        </w:rPr>
+        <w:t xml:space="preserve"> </w:t>
+      </w:r>
+      <w:r>
+        <w:rPr>
+          <w:rFonts w:ascii="Calibri" w:hAnsi="Calibri"/>
+          <w:color w:val="1E293B"/>
+          <w:sz w:val="19"/>
+          <w:lang w:val="es-BO"/>
+        </w:rPr>
+        <w:t>y busca las credenciales</w:t>
+      </w:r>
+    </w:p>
+    <w:p>
+      <w:pPr>
+        <w:pStyle w:val="Listaconvietas"/>
+        <w:spacing w:before="20" w:after="40"/>
+        <w:rPr>
+          <w:lang w:val="es-BO"/>
+        </w:rPr>
+      </w:pPr>
+      <w:proofErr w:type="spellStart"/>
+      <w:r>
+        <w:rPr>
+          <w:rFonts w:ascii="Calibri" w:hAnsi="Calibri"/>
+          <w:b/>
+          <w:color w:val="1B4D3E"/>
+          <w:sz w:val="19"/>
+          <w:lang w:val="es-BO"/>
+        </w:rPr>
+        <w:t>Autenticacion</w:t>
+      </w:r>
+      <w:proofErr w:type="spellEnd"/>
+      <w:r>
+        <w:rPr>
+          <w:rFonts w:ascii="Calibri" w:hAnsi="Calibri"/>
+          <w:b/>
+          <w:color w:val="1B4D3E"/>
+          <w:sz w:val="19"/>
+          <w:lang w:val="es-BO"/>
+        </w:rPr>
+        <w:t xml:space="preserve">: </w:t>
+      </w:r>
+      <w:r>
+        <w:rPr>
+          <w:rFonts w:ascii="Calibri" w:hAnsi="Calibri"/>
+          <w:color w:val="1E293B"/>
+          <w:sz w:val="19"/>
+          <w:lang w:val="es-BO"/>
+        </w:rPr>
+        <w:t xml:space="preserve">Iniciar </w:t>
+      </w:r>
+      <w:proofErr w:type="spellStart"/>
+      <w:r>
+        <w:rPr>
+          <w:rFonts w:ascii="Calibri" w:hAnsi="Calibri"/>
+          <w:color w:val="1E293B"/>
+          <w:sz w:val="19"/>
+          <w:lang w:val="es-BO"/>
+        </w:rPr>
+        <w:t>sesion</w:t>
+      </w:r>
+      <w:proofErr w:type="spellEnd"/>
+      <w:r>
+        <w:rPr>
+          <w:rFonts w:ascii="Calibri" w:hAnsi="Calibri"/>
+          <w:color w:val="1E293B"/>
+          <w:sz w:val="19"/>
+          <w:lang w:val="es-BO"/>
+        </w:rPr>
+        <w:t xml:space="preserve"> en index.html</w:t>
       </w:r>
     </w:p>
     <w:p>
       <w:pPr>
         <w:spacing w:before="20" w:after="80"/>
         <w:jc w:val="both"/>
+        <w:rPr>
+          <w:lang w:val="es-BO"/>
+        </w:rPr>
       </w:pPr>
       <w:r>
         <w:rPr>
           <w:rFonts w:ascii="Calibri" w:hAnsi="Calibri"/>
-          <w:color w:val="1E293B"/>
-          <w:sz w:val="19"/>
-        </w:rPr>
-        <w:t xml:space="preserve">Abra la </w:t>
-      </w:r>
-      <w:r>
-        <w:rPr>
-          <w:rFonts w:ascii="Calibri" w:hAnsi="Calibri"/>
-          <w:color w:val="1E293B"/>
-          <w:sz w:val="19"/>
-        </w:rPr>
-        <w:t>terminal integrada en VS Code, cree y acceda a su rama personal sustituyendo 'Uno' por su primer nombre:</w:t>
+          <w:i/>
+          <w:color w:val="1E293B"/>
+          <w:sz w:val="19"/>
+          <w:lang w:val="es-BO"/>
+        </w:rPr>
+        <w:t xml:space="preserve">-&gt; Tomar Captura 1: Inicio de </w:t>
+      </w:r>
+      <w:proofErr w:type="spellStart"/>
+      <w:r>
+        <w:rPr>
+          <w:rFonts w:ascii="Calibri" w:hAnsi="Calibri"/>
+          <w:i/>
+          <w:color w:val="1E293B"/>
+          <w:sz w:val="19"/>
+          <w:lang w:val="es-BO"/>
+        </w:rPr>
+        <w:t>sesion</w:t>
+      </w:r>
+      <w:proofErr w:type="spellEnd"/>
+      <w:r>
+        <w:rPr>
+          <w:rFonts w:ascii="Calibri" w:hAnsi="Calibri"/>
+          <w:i/>
+          <w:color w:val="1E293B"/>
+          <w:sz w:val="19"/>
+          <w:lang w:val="es-BO"/>
+        </w:rPr>
+        <w:t xml:space="preserve"> exitoso con el cronometro activo en pantalla.</w:t>
+      </w:r>
+    </w:p>
+    <w:p>
+      <w:pPr>
+        <w:spacing w:before="20" w:after="80"/>
+        <w:jc w:val="both"/>
+        <w:rPr>
+          <w:lang w:val="es-BO"/>
+        </w:rPr>
+      </w:pPr>
+      <w:proofErr w:type="gramStart"/>
+      <w:r>
+        <w:rPr>
+          <w:rFonts w:ascii="Calibri" w:hAnsi="Calibri"/>
+          <w:b/>
+          <w:color w:val="1E293B"/>
+          <w:sz w:val="19"/>
+          <w:lang w:val="es-BO"/>
+        </w:rPr>
+        <w:t>[ ]</w:t>
+      </w:r>
+      <w:proofErr w:type="gramEnd"/>
+      <w:r>
+        <w:rPr>
+          <w:rFonts w:ascii="Calibri" w:hAnsi="Calibri"/>
+          <w:b/>
+          <w:color w:val="1E293B"/>
+          <w:sz w:val="19"/>
+          <w:lang w:val="es-BO"/>
+        </w:rPr>
+        <w:t xml:space="preserve"> </w:t>
+      </w:r>
+      <w:r>
+        <w:rPr>
+          <w:rFonts w:ascii="Calibri" w:hAnsi="Calibri"/>
+          <w:color w:val="1E293B"/>
+          <w:sz w:val="19"/>
+          <w:lang w:val="es-BO"/>
+        </w:rPr>
+        <w:t>Paso 3: Diagnostico del Formulario en registro.html</w:t>
+      </w:r>
+    </w:p>
+    <w:p>
+      <w:pPr>
+        <w:pStyle w:val="Listaconvietas"/>
+        <w:spacing w:before="20" w:after="40"/>
+        <w:rPr>
+          <w:lang w:val="es-BO"/>
+        </w:rPr>
+      </w:pPr>
+      <w:r>
+        <w:rPr>
+          <w:rFonts w:ascii="Calibri" w:hAnsi="Calibri"/>
+          <w:b/>
+          <w:color w:val="1B4D3E"/>
+          <w:sz w:val="19"/>
+          <w:lang w:val="es-BO"/>
+        </w:rPr>
+        <w:t xml:space="preserve">Acceso: </w:t>
+      </w:r>
+      <w:r>
+        <w:rPr>
+          <w:rFonts w:ascii="Calibri" w:hAnsi="Calibri"/>
+          <w:color w:val="1E293B"/>
+          <w:sz w:val="19"/>
+          <w:lang w:val="es-BO"/>
+        </w:rPr>
+        <w:t xml:space="preserve">Hacer clic en el </w:t>
+      </w:r>
+      <w:r>
+        <w:rPr>
+          <w:rFonts w:ascii="Calibri" w:hAnsi="Calibri"/>
+          <w:color w:val="1E293B"/>
+          <w:sz w:val="19"/>
+          <w:lang w:val="es-BO"/>
+        </w:rPr>
+        <w:t xml:space="preserve">enlace de registro de usuarios desbloqueado tras el inicio de </w:t>
+      </w:r>
+      <w:proofErr w:type="spellStart"/>
+      <w:r>
+        <w:rPr>
+          <w:rFonts w:ascii="Calibri" w:hAnsi="Calibri"/>
+          <w:color w:val="1E293B"/>
+          <w:sz w:val="19"/>
+          <w:lang w:val="es-BO"/>
+        </w:rPr>
+        <w:t>sesion</w:t>
+      </w:r>
+      <w:proofErr w:type="spellEnd"/>
+      <w:r>
+        <w:rPr>
+          <w:rFonts w:ascii="Calibri" w:hAnsi="Calibri"/>
+          <w:color w:val="1E293B"/>
+          <w:sz w:val="19"/>
+          <w:lang w:val="es-BO"/>
+        </w:rPr>
+        <w:t>.</w:t>
+      </w:r>
+    </w:p>
+    <w:p>
+      <w:pPr>
+        <w:pStyle w:val="Listaconvietas"/>
+        <w:spacing w:before="20" w:after="40"/>
+        <w:rPr>
+          <w:lang w:val="es-BO"/>
+        </w:rPr>
+      </w:pPr>
+      <w:proofErr w:type="spellStart"/>
+      <w:r>
+        <w:rPr>
+          <w:rFonts w:ascii="Calibri" w:hAnsi="Calibri"/>
+          <w:b/>
+          <w:color w:val="1B4D3E"/>
+          <w:sz w:val="19"/>
+          <w:lang w:val="es-BO"/>
+        </w:rPr>
+        <w:t>Deteccion</w:t>
+      </w:r>
+      <w:proofErr w:type="spellEnd"/>
+      <w:r>
+        <w:rPr>
+          <w:rFonts w:ascii="Calibri" w:hAnsi="Calibri"/>
+          <w:b/>
+          <w:color w:val="1B4D3E"/>
+          <w:sz w:val="19"/>
+          <w:lang w:val="es-BO"/>
+        </w:rPr>
+        <w:t xml:space="preserve"> de Falla: </w:t>
+      </w:r>
+      <w:proofErr w:type="gramStart"/>
+      <w:r>
+        <w:rPr>
+          <w:rFonts w:ascii="Calibri" w:hAnsi="Calibri"/>
+          <w:color w:val="1E293B"/>
+          <w:sz w:val="19"/>
+          <w:lang w:val="es-BO"/>
+        </w:rPr>
+        <w:t xml:space="preserve">Intentar completar y enviar el formulario </w:t>
+      </w:r>
+      <w:r>
+        <w:rPr>
+          <w:rFonts w:ascii="Calibri" w:hAnsi="Calibri"/>
+          <w:color w:val="1E293B"/>
+          <w:sz w:val="19"/>
+          <w:lang w:val="es-BO"/>
+        </w:rPr>
+        <w:t>hay algún error?</w:t>
+      </w:r>
+      <w:proofErr w:type="gramEnd"/>
+    </w:p>
+    <w:p>
+      <w:pPr>
+        <w:keepNext/>
+        <w:spacing w:before="220" w:after="60"/>
+        <w:rPr>
+          <w:lang w:val="es-BO"/>
+        </w:rPr>
+      </w:pPr>
+      <w:r>
+        <w:rPr>
+          <w:rFonts w:ascii="Arial" w:hAnsi="Arial"/>
+          <w:b/>
+          <w:color w:val="1B4D3E"/>
+          <w:sz w:val="21"/>
+          <w:lang w:val="es-BO"/>
+        </w:rPr>
+        <w:t>PASO 4: AUDITORIA FORENSE DE RAMAS</w:t>
+      </w:r>
+    </w:p>
+    <w:p>
+      <w:pPr>
+        <w:spacing w:before="20" w:after="80"/>
+        <w:jc w:val="both"/>
+        <w:rPr>
+          <w:lang w:val="es-BO"/>
+        </w:rPr>
+      </w:pPr>
+      <w:r>
+        <w:rPr>
+          <w:rFonts w:ascii="Calibri" w:hAnsi="Calibri"/>
+          <w:color w:val="1E293B"/>
+          <w:sz w:val="19"/>
+          <w:lang w:val="es-BO"/>
+        </w:rPr>
+        <w:t xml:space="preserve">Auditar de forma aislada las ramas de trabajo de los </w:t>
+      </w:r>
+      <w:r>
+        <w:rPr>
+          <w:rFonts w:ascii="Calibri" w:hAnsi="Calibri"/>
+          <w:color w:val="1E293B"/>
+          <w:sz w:val="19"/>
+          <w:lang w:val="es-BO"/>
+        </w:rPr>
+        <w:t>compañeros</w:t>
+      </w:r>
+      <w:r>
+        <w:rPr>
+          <w:rFonts w:ascii="Calibri" w:hAnsi="Calibri"/>
+          <w:color w:val="1E293B"/>
+          <w:sz w:val="19"/>
+          <w:lang w:val="es-BO"/>
+        </w:rPr>
+        <w:t xml:space="preserve"> de equipo para deslindar responsabilidades </w:t>
+      </w:r>
+      <w:proofErr w:type="spellStart"/>
+      <w:r>
+        <w:rPr>
+          <w:rFonts w:ascii="Calibri" w:hAnsi="Calibri"/>
+          <w:color w:val="1E293B"/>
+          <w:sz w:val="19"/>
+          <w:lang w:val="es-BO"/>
+        </w:rPr>
+        <w:t>tecnicas</w:t>
+      </w:r>
+      <w:proofErr w:type="spellEnd"/>
+      <w:r>
+        <w:rPr>
+          <w:rFonts w:ascii="Calibri" w:hAnsi="Calibri"/>
+          <w:color w:val="1E293B"/>
+          <w:sz w:val="19"/>
+          <w:lang w:val="es-BO"/>
+        </w:rPr>
+        <w:t>:</w:t>
       </w:r>
     </w:p>
     <w:tbl>
@@ -346,33 +1318,61 @@
           <w:p>
             <w:pPr>
               <w:spacing w:before="20" w:after="20" w:line="252" w:lineRule="auto"/>
+              <w:rPr>
+                <w:lang w:val="es-BO"/>
+              </w:rPr>
             </w:pPr>
-            <w:r>
-              <w:rPr>
-                <w:rFonts w:ascii="Consolas" w:hAnsi="Consolas"/>
-                <w:b/>
-                <w:color w:val="94A3B8"/>
-                <w:sz w:val="16"/>
-              </w:rPr>
-              <w:t>// [Bash]</w:t>
-            </w:r>
-            <w:r>
-              <w:rPr>
-                <w:rFonts w:ascii="Consolas" w:hAnsi="Consolas"/>
-                <w:b/>
-                <w:color w:val="94A3B8"/>
-                <w:sz w:val="16"/>
-              </w:rPr>
-              <w:br/>
-            </w:r>
+            <w:proofErr w:type="spellStart"/>
             <w:r>
               <w:rPr>
                 <w:rFonts w:ascii="Consolas" w:hAnsi="Consolas"/>
                 <w:color w:val="F1F5F9"/>
                 <w:sz w:val="17"/>
+                <w:lang w:val="es-BO"/>
               </w:rPr>
-              <w:t>git switch -c juniorTuNombre</w:t>
+              <w:t>git</w:t>
             </w:r>
+            <w:proofErr w:type="spellEnd"/>
+            <w:r>
+              <w:rPr>
+                <w:rFonts w:ascii="Consolas" w:hAnsi="Consolas"/>
+                <w:color w:val="F1F5F9"/>
+                <w:sz w:val="17"/>
+                <w:lang w:val="es-BO"/>
+              </w:rPr>
+              <w:t xml:space="preserve"> </w:t>
+            </w:r>
+            <w:proofErr w:type="spellStart"/>
+            <w:r>
+              <w:rPr>
+                <w:rFonts w:ascii="Consolas" w:hAnsi="Consolas"/>
+                <w:color w:val="F1F5F9"/>
+                <w:sz w:val="17"/>
+                <w:lang w:val="es-BO"/>
+              </w:rPr>
+              <w:t>switch</w:t>
+            </w:r>
+            <w:proofErr w:type="spellEnd"/>
+            <w:r>
+              <w:rPr>
+                <w:rFonts w:ascii="Consolas" w:hAnsi="Consolas"/>
+                <w:color w:val="F1F5F9"/>
+                <w:sz w:val="17"/>
+                <w:lang w:val="es-BO"/>
+              </w:rPr>
+              <w:t xml:space="preserve"> </w:t>
+            </w:r>
+            <w:proofErr w:type="spellStart"/>
+            <w:r>
+              <w:rPr>
+                <w:rFonts w:ascii="Consolas" w:hAnsi="Consolas"/>
+                <w:color w:val="F1F5F9"/>
+                <w:sz w:val="17"/>
+                <w:lang w:val="es-BO"/>
+              </w:rPr>
+              <w:t>juniorJuan</w:t>
+            </w:r>
+            <w:proofErr w:type="spellEnd"/>
           </w:p>
         </w:tc>
       </w:tr>
@@ -381,6 +1381,9 @@
       <w:pPr>
         <w:spacing w:before="20" w:after="80"/>
         <w:jc w:val="both"/>
+        <w:rPr>
+          <w:lang w:val="es-BO"/>
+        </w:rPr>
       </w:pPr>
       <w:r>
         <w:rPr>
@@ -388,8 +1391,9 @@
           <w:i/>
           <w:color w:val="1E293B"/>
           <w:sz w:val="19"/>
-        </w:rPr>
-        <w:t xml:space="preserve">Regla operativa: Todo tu trabajo, correcciones y confirmaciones deben realizarse exclusivamente dentro de esta </w:t>
+          <w:lang w:val="es-BO"/>
+        </w:rPr>
+        <w:t>Inspeccionar registro.html en la rama de Juan para identificar el error</w:t>
       </w:r>
       <w:r>
         <w:rPr>
@@ -397,59 +1401,29 @@
           <w:i/>
           <w:color w:val="1E293B"/>
           <w:sz w:val="19"/>
-        </w:rPr>
-        <w:t>rama.</w:t>
-      </w:r>
-    </w:p>
-    <w:p>
-      <w:pPr>
-        <w:keepNext/>
-        <w:spacing w:before="220" w:after="60"/>
-      </w:pPr>
-      <w:r>
-        <w:rPr>
-          <w:rFonts w:ascii="Arial" w:hAnsi="Arial"/>
-          <w:b/>
-          <w:color w:val="1B4D3E"/>
-          <w:sz w:val="21"/>
-        </w:rPr>
-        <w:t>PASO 3: INSPECCION DE RAMAS Y DETECCION DE RESPONSABILIDADES</w:t>
-      </w:r>
-    </w:p>
-    <w:p>
-      <w:pPr>
-        <w:spacing w:before="20" w:after="80"/>
-        <w:jc w:val="both"/>
-      </w:pPr>
-      <w:r>
-        <w:rPr>
-          <w:rFonts w:ascii="Calibri" w:hAnsi="Calibri"/>
-          <w:color w:val="1E293B"/>
-          <w:sz w:val="19"/>
-        </w:rPr>
-        <w:t>En la aplicacion web, ingrese al enlace 'Registrar nuevo usuario' (registro.html) y observe la anomalia estructural en el formulario.</w:t>
-      </w:r>
-    </w:p>
-    <w:p>
-      <w:pPr>
-        <w:spacing w:before="20" w:after="80"/>
-        <w:jc w:val="both"/>
-      </w:pPr>
-      <w:r>
-        <w:rPr>
-          <w:rFonts w:ascii="Calibri" w:hAnsi="Calibri"/>
-          <w:color w:val="1E293B"/>
-          <w:sz w:val="19"/>
-        </w:rPr>
-        <w:t>Liste todas las ramas existentes (locales y remotas) en</w:t>
-      </w:r>
-      <w:r>
-        <w:rPr>
-          <w:rFonts w:ascii="Calibri" w:hAnsi="Calibri"/>
-          <w:color w:val="1E293B"/>
-          <w:sz w:val="19"/>
-        </w:rPr>
-        <w:t xml:space="preserve"> la consola:</w:t>
+          <w:lang w:val="es-BO"/>
+        </w:rPr>
+        <w:t xml:space="preserve"> cometido (</w:t>
+      </w:r>
+      <w:r>
+        <w:rPr>
+          <w:rFonts w:ascii="Calibri" w:hAnsi="Calibri"/>
+          <w:i/>
+          <w:color w:val="1E293B"/>
+          <w:sz w:val="19"/>
+          <w:lang w:val="es-BO"/>
+        </w:rPr>
+        <w:t>¿qué errores encontraste?</w:t>
+      </w:r>
+      <w:r>
+        <w:rPr>
+          <w:rFonts w:ascii="Calibri" w:hAnsi="Calibri"/>
+          <w:i/>
+          <w:color w:val="1E293B"/>
+          <w:sz w:val="19"/>
+          <w:lang w:val="es-BO"/>
+        </w:rPr>
+        <w:t>).</w:t>
       </w:r>
     </w:p>
     <w:tbl>
@@ -482,6 +1456,9 @@
           <w:p>
             <w:pPr>
               <w:spacing w:before="20" w:after="20" w:line="252" w:lineRule="auto"/>
+              <w:rPr>
+                <w:lang w:val="es-BO"/>
+              </w:rPr>
             </w:pPr>
             <w:r>
               <w:rPr>
@@ -489,26 +1466,61 @@
                 <w:b/>
                 <w:color w:val="94A3B8"/>
                 <w:sz w:val="16"/>
-              </w:rPr>
-              <w:t>// [Bash]</w:t>
-            </w:r>
-            <w:r>
-              <w:rPr>
-                <w:rFonts w:ascii="Consolas" w:hAnsi="Consolas"/>
-                <w:b/>
-                <w:color w:val="94A3B8"/>
-                <w:sz w:val="16"/>
+                <w:lang w:val="es-BO"/>
               </w:rPr>
               <w:br/>
             </w:r>
+            <w:proofErr w:type="spellStart"/>
             <w:r>
               <w:rPr>
                 <w:rFonts w:ascii="Consolas" w:hAnsi="Consolas"/>
                 <w:color w:val="F1F5F9"/>
                 <w:sz w:val="17"/>
+                <w:lang w:val="es-BO"/>
               </w:rPr>
-              <w:t>git branch -a</w:t>
+              <w:t>git</w:t>
             </w:r>
+            <w:proofErr w:type="spellEnd"/>
+            <w:r>
+              <w:rPr>
+                <w:rFonts w:ascii="Consolas" w:hAnsi="Consolas"/>
+                <w:color w:val="F1F5F9"/>
+                <w:sz w:val="17"/>
+                <w:lang w:val="es-BO"/>
+              </w:rPr>
+              <w:t xml:space="preserve"> </w:t>
+            </w:r>
+            <w:proofErr w:type="spellStart"/>
+            <w:r>
+              <w:rPr>
+                <w:rFonts w:ascii="Consolas" w:hAnsi="Consolas"/>
+                <w:color w:val="F1F5F9"/>
+                <w:sz w:val="17"/>
+                <w:lang w:val="es-BO"/>
+              </w:rPr>
+              <w:t>switch</w:t>
+            </w:r>
+            <w:proofErr w:type="spellEnd"/>
+            <w:r>
+              <w:rPr>
+                <w:rFonts w:ascii="Consolas" w:hAnsi="Consolas"/>
+                <w:color w:val="F1F5F9"/>
+                <w:sz w:val="17"/>
+                <w:lang w:val="es-BO"/>
+              </w:rPr>
+              <w:t xml:space="preserve"> </w:t>
+            </w:r>
+            <w:proofErr w:type="spellStart"/>
+            <w:r>
+              <w:rPr>
+                <w:rFonts w:ascii="Consolas" w:hAnsi="Consolas"/>
+                <w:color w:val="F1F5F9"/>
+                <w:sz w:val="17"/>
+                <w:lang w:val="es-BO"/>
+              </w:rPr>
+              <w:t>juniorPepe</w:t>
+            </w:r>
+            <w:proofErr w:type="spellEnd"/>
           </w:p>
         </w:tc>
       </w:tr>
@@ -517,14 +1529,211 @@
       <w:pPr>
         <w:spacing w:before="20" w:after="80"/>
         <w:jc w:val="both"/>
+        <w:rPr>
+          <w:lang w:val="es-BO"/>
+        </w:rPr>
       </w:pPr>
       <w:r>
         <w:rPr>
           <w:rFonts w:ascii="Calibri" w:hAnsi="Calibri"/>
-          <w:color w:val="1E293B"/>
-          <w:sz w:val="19"/>
-        </w:rPr>
-        <w:t>Cambie temporalmente a la rama de Juan para auditar su historial y codigo:</w:t>
+          <w:i/>
+          <w:color w:val="1E293B"/>
+          <w:sz w:val="19"/>
+          <w:lang w:val="es-BO"/>
+        </w:rPr>
+        <w:t>Inspeccionar registro.html en la rama de Pepe para identificar el error cometido (</w:t>
+      </w:r>
+      <w:r>
+        <w:rPr>
+          <w:rFonts w:ascii="Calibri" w:hAnsi="Calibri"/>
+          <w:i/>
+          <w:color w:val="1E293B"/>
+          <w:sz w:val="19"/>
+          <w:lang w:val="es-BO"/>
+        </w:rPr>
+        <w:t>¿Que errores encontraste?)</w:t>
+      </w:r>
+      <w:r>
+        <w:rPr>
+          <w:rFonts w:ascii="Calibri" w:hAnsi="Calibri"/>
+          <w:i/>
+          <w:color w:val="1E293B"/>
+          <w:sz w:val="19"/>
+          <w:lang w:val="es-BO"/>
+        </w:rPr>
+        <w:t>.</w:t>
+      </w:r>
+    </w:p>
+    <w:p>
+      <w:pPr>
+        <w:spacing w:before="20" w:after="80"/>
+        <w:jc w:val="both"/>
+        <w:rPr>
+          <w:lang w:val="es-BO"/>
+        </w:rPr>
+      </w:pPr>
+      <w:r>
+        <w:rPr>
+          <w:rFonts w:ascii="Calibri" w:hAnsi="Calibri"/>
+          <w:b/>
+          <w:color w:val="1E293B"/>
+          <w:sz w:val="19"/>
+          <w:lang w:val="es-BO"/>
+        </w:rPr>
+        <w:t xml:space="preserve">Nota: </w:t>
+      </w:r>
+      <w:r>
+        <w:rPr>
+          <w:rFonts w:ascii="Calibri" w:hAnsi="Calibri"/>
+          <w:color w:val="1E293B"/>
+          <w:sz w:val="19"/>
+          <w:lang w:val="es-BO"/>
+        </w:rPr>
+        <w:t>Completar formalmente las p</w:t>
+      </w:r>
+      <w:r>
+        <w:rPr>
+          <w:rFonts w:ascii="Calibri" w:hAnsi="Calibri"/>
+          <w:color w:val="1E293B"/>
+          <w:sz w:val="19"/>
+          <w:lang w:val="es-BO"/>
+        </w:rPr>
+        <w:t xml:space="preserve">reguntas de la </w:t>
+      </w:r>
+      <w:proofErr w:type="spellStart"/>
+      <w:r>
+        <w:rPr>
+          <w:rFonts w:ascii="Calibri" w:hAnsi="Calibri"/>
+          <w:color w:val="1E293B"/>
+          <w:sz w:val="19"/>
+          <w:lang w:val="es-BO"/>
+        </w:rPr>
+        <w:t>seccion</w:t>
+      </w:r>
+      <w:proofErr w:type="spellEnd"/>
+      <w:r>
+        <w:rPr>
+          <w:rFonts w:ascii="Calibri" w:hAnsi="Calibri"/>
+          <w:color w:val="1E293B"/>
+          <w:sz w:val="19"/>
+          <w:lang w:val="es-BO"/>
+        </w:rPr>
+        <w:t xml:space="preserve"> 'Informe </w:t>
+      </w:r>
+      <w:proofErr w:type="spellStart"/>
+      <w:r>
+        <w:rPr>
+          <w:rFonts w:ascii="Calibri" w:hAnsi="Calibri"/>
+          <w:color w:val="1E293B"/>
+          <w:sz w:val="19"/>
+          <w:lang w:val="es-BO"/>
+        </w:rPr>
+        <w:t>Tecnico</w:t>
+      </w:r>
+      <w:proofErr w:type="spellEnd"/>
+      <w:r>
+        <w:rPr>
+          <w:rFonts w:ascii="Calibri" w:hAnsi="Calibri"/>
+          <w:color w:val="1E293B"/>
+          <w:sz w:val="19"/>
+          <w:lang w:val="es-BO"/>
+        </w:rPr>
+        <w:t xml:space="preserve"> de Auditoria' de este documento antes de proceder a la </w:t>
+      </w:r>
+      <w:proofErr w:type="spellStart"/>
+      <w:r>
+        <w:rPr>
+          <w:rFonts w:ascii="Calibri" w:hAnsi="Calibri"/>
+          <w:color w:val="1E293B"/>
+          <w:sz w:val="19"/>
+          <w:lang w:val="es-BO"/>
+        </w:rPr>
+        <w:t>correccion</w:t>
+      </w:r>
+      <w:proofErr w:type="spellEnd"/>
+      <w:r>
+        <w:rPr>
+          <w:rFonts w:ascii="Calibri" w:hAnsi="Calibri"/>
+          <w:color w:val="1E293B"/>
+          <w:sz w:val="19"/>
+          <w:lang w:val="es-BO"/>
+        </w:rPr>
+        <w:t>.</w:t>
+      </w:r>
+    </w:p>
+    <w:p>
+      <w:pPr>
+        <w:keepNext/>
+        <w:spacing w:before="220" w:after="60"/>
+        <w:rPr>
+          <w:lang w:val="es-BO"/>
+        </w:rPr>
+      </w:pPr>
+      <w:r>
+        <w:rPr>
+          <w:rFonts w:ascii="Arial" w:hAnsi="Arial"/>
+          <w:b/>
+          <w:color w:val="1B4D3E"/>
+          <w:sz w:val="21"/>
+          <w:lang w:val="es-BO"/>
+        </w:rPr>
+        <w:t>PASO 5: CREACION DE RAMA PERSONAL DE TRABAJO</w:t>
+      </w:r>
+    </w:p>
+    <w:p>
+      <w:pPr>
+        <w:spacing w:before="20" w:after="80"/>
+        <w:jc w:val="both"/>
+        <w:rPr>
+          <w:lang w:val="es-BO"/>
+        </w:rPr>
+      </w:pPr>
+      <w:r>
+        <w:rPr>
+          <w:rFonts w:ascii="Calibri" w:hAnsi="Calibri"/>
+          <w:color w:val="1E293B"/>
+          <w:sz w:val="19"/>
+          <w:lang w:val="es-BO"/>
+        </w:rPr>
+        <w:t>Crear la rama de de</w:t>
+      </w:r>
+      <w:r>
+        <w:rPr>
+          <w:rFonts w:ascii="Calibri" w:hAnsi="Calibri"/>
+          <w:color w:val="1E293B"/>
+          <w:sz w:val="19"/>
+          <w:lang w:val="es-BO"/>
+        </w:rPr>
+        <w:t xml:space="preserve">sarrollo personal </w:t>
+      </w:r>
+      <w:proofErr w:type="gramStart"/>
+      <w:r>
+        <w:rPr>
+          <w:rFonts w:ascii="Calibri" w:hAnsi="Calibri"/>
+          <w:color w:val="1E293B"/>
+          <w:sz w:val="19"/>
+          <w:lang w:val="es-BO"/>
+        </w:rPr>
+        <w:t xml:space="preserve">sustituyendo </w:t>
+      </w:r>
+      <w:r>
+        <w:rPr>
+          <w:rFonts w:ascii="Calibri" w:hAnsi="Calibri"/>
+          <w:color w:val="1E293B"/>
+          <w:sz w:val="19"/>
+          <w:lang w:val="es-BO"/>
+        </w:rPr>
+        <w:t xml:space="preserve"> por</w:t>
+      </w:r>
+      <w:proofErr w:type="gramEnd"/>
+      <w:r>
+        <w:rPr>
+          <w:rFonts w:ascii="Calibri" w:hAnsi="Calibri"/>
+          <w:color w:val="1E293B"/>
+          <w:sz w:val="19"/>
+          <w:lang w:val="es-BO"/>
+        </w:rPr>
+        <w:t xml:space="preserve"> su primer nombre:</w:t>
       </w:r>
     </w:p>
     <w:tbl>
@@ -557,6 +1766,9 @@
           <w:p>
             <w:pPr>
               <w:spacing w:before="20" w:after="20" w:line="252" w:lineRule="auto"/>
+              <w:rPr>
+                <w:lang w:val="es-BO"/>
+              </w:rPr>
             </w:pPr>
             <w:r>
               <w:rPr>
@@ -564,26 +1776,61 @@
                 <w:b/>
                 <w:color w:val="94A3B8"/>
                 <w:sz w:val="16"/>
-              </w:rPr>
-              <w:t>// [Bash]</w:t>
-            </w:r>
-            <w:r>
-              <w:rPr>
-                <w:rFonts w:ascii="Consolas" w:hAnsi="Consolas"/>
-                <w:b/>
-                <w:color w:val="94A3B8"/>
-                <w:sz w:val="16"/>
+                <w:lang w:val="es-BO"/>
               </w:rPr>
               <w:br/>
             </w:r>
+            <w:proofErr w:type="spellStart"/>
             <w:r>
               <w:rPr>
                 <w:rFonts w:ascii="Consolas" w:hAnsi="Consolas"/>
                 <w:color w:val="F1F5F9"/>
                 <w:sz w:val="17"/>
+                <w:lang w:val="es-BO"/>
               </w:rPr>
-              <w:t>git switch juniorJuan</w:t>
+              <w:t>git</w:t>
             </w:r>
+            <w:proofErr w:type="spellEnd"/>
+            <w:r>
+              <w:rPr>
+                <w:rFonts w:ascii="Consolas" w:hAnsi="Consolas"/>
+                <w:color w:val="F1F5F9"/>
+                <w:sz w:val="17"/>
+                <w:lang w:val="es-BO"/>
+              </w:rPr>
+              <w:t xml:space="preserve"> </w:t>
+            </w:r>
+            <w:proofErr w:type="spellStart"/>
+            <w:r>
+              <w:rPr>
+                <w:rFonts w:ascii="Consolas" w:hAnsi="Consolas"/>
+                <w:color w:val="F1F5F9"/>
+                <w:sz w:val="17"/>
+                <w:lang w:val="es-BO"/>
+              </w:rPr>
+              <w:t>switch</w:t>
+            </w:r>
+            <w:proofErr w:type="spellEnd"/>
+            <w:r>
+              <w:rPr>
+                <w:rFonts w:ascii="Consolas" w:hAnsi="Consolas"/>
+                <w:color w:val="F1F5F9"/>
+                <w:sz w:val="17"/>
+                <w:lang w:val="es-BO"/>
+              </w:rPr>
+              <w:t xml:space="preserve"> -c </w:t>
+            </w:r>
+            <w:proofErr w:type="spellStart"/>
+            <w:r>
+              <w:rPr>
+                <w:rFonts w:ascii="Consolas" w:hAnsi="Consolas"/>
+                <w:color w:val="F1F5F9"/>
+                <w:sz w:val="17"/>
+                <w:lang w:val="es-BO"/>
+              </w:rPr>
+              <w:t>juniorTuNombre</w:t>
+            </w:r>
+            <w:proofErr w:type="spellEnd"/>
           </w:p>
         </w:tc>
       </w:tr>
@@ -592,6 +1839,9 @@
       <w:pPr>
         <w:spacing w:before="20" w:after="80"/>
         <w:jc w:val="both"/>
+        <w:rPr>
+          <w:lang w:val="es-BO"/>
+        </w:rPr>
       </w:pPr>
       <w:r>
         <w:rPr>
@@ -599,30 +1849,504 @@
           <w:i/>
           <w:color w:val="1E293B"/>
           <w:sz w:val="19"/>
-        </w:rPr>
-        <w:t>(Abra registro.html e inspeccione que modificacion causo la anomalia en los inputs).</w:t>
+          <w:lang w:val="es-BO"/>
+        </w:rPr>
+        <w:t xml:space="preserve">Regla estricta: Toda </w:t>
+      </w:r>
+      <w:proofErr w:type="spellStart"/>
+      <w:r>
+        <w:rPr>
+          <w:rFonts w:ascii="Calibri" w:hAnsi="Calibri"/>
+          <w:i/>
+          <w:color w:val="1E293B"/>
+          <w:sz w:val="19"/>
+          <w:lang w:val="es-BO"/>
+        </w:rPr>
+        <w:t>reparacion</w:t>
+      </w:r>
+      <w:proofErr w:type="spellEnd"/>
+      <w:r>
+        <w:rPr>
+          <w:rFonts w:ascii="Calibri" w:hAnsi="Calibri"/>
+          <w:i/>
+          <w:color w:val="1E293B"/>
+          <w:sz w:val="19"/>
+          <w:lang w:val="es-BO"/>
+        </w:rPr>
+        <w:t xml:space="preserve">, prueba local y </w:t>
+      </w:r>
+      <w:proofErr w:type="spellStart"/>
+      <w:r>
+        <w:rPr>
+          <w:rFonts w:ascii="Calibri" w:hAnsi="Calibri"/>
+          <w:i/>
+          <w:color w:val="1E293B"/>
+          <w:sz w:val="19"/>
+          <w:lang w:val="es-BO"/>
+        </w:rPr>
+        <w:t>confirmacion</w:t>
+      </w:r>
+      <w:proofErr w:type="spellEnd"/>
+      <w:r>
+        <w:rPr>
+          <w:rFonts w:ascii="Calibri" w:hAnsi="Calibri"/>
+          <w:i/>
+          <w:color w:val="1E293B"/>
+          <w:sz w:val="19"/>
+          <w:lang w:val="es-BO"/>
+        </w:rPr>
+        <w:t xml:space="preserve"> de cambios debe efectuarse exclusivamente dentro de esta rama.</w:t>
+      </w:r>
+    </w:p>
+    <w:p>
+      <w:pPr>
+        <w:keepNext/>
+        <w:spacing w:before="220" w:after="60"/>
+        <w:rPr>
+          <w:rFonts w:ascii="Arial" w:hAnsi="Arial"/>
+          <w:b/>
+          <w:color w:val="1B4D3E"/>
+          <w:sz w:val="21"/>
+          <w:lang w:val="es-BO"/>
+        </w:rPr>
+      </w:pPr>
+    </w:p>
+    <w:p>
+      <w:pPr>
+        <w:keepNext/>
+        <w:spacing w:before="220" w:after="60"/>
+        <w:rPr>
+          <w:lang w:val="es-BO"/>
+        </w:rPr>
+      </w:pPr>
+      <w:r>
+        <w:rPr>
+          <w:rFonts w:ascii="Arial" w:hAnsi="Arial"/>
+          <w:b/>
+          <w:color w:val="1B4D3E"/>
+          <w:sz w:val="21"/>
+          <w:lang w:val="es-BO"/>
+        </w:rPr>
+        <w:t>PASO 6: REPARACION DEL FORMULARIO (CONVENTIONAL COMMIT: FIX)</w:t>
+      </w:r>
+    </w:p>
+    <w:p>
+      <w:pPr>
+        <w:pStyle w:val="Listaconvietas"/>
+        <w:spacing w:before="20" w:after="40"/>
+        <w:rPr>
+          <w:lang w:val="es-BO"/>
+        </w:rPr>
+      </w:pPr>
+      <w:r>
+        <w:rPr>
+          <w:rFonts w:ascii="Calibri" w:hAnsi="Calibri"/>
+          <w:b/>
+          <w:color w:val="1B4D3E"/>
+          <w:sz w:val="19"/>
+          <w:lang w:val="es-BO"/>
+        </w:rPr>
+        <w:t xml:space="preserve">Referencia Inicial: </w:t>
+      </w:r>
+      <w:r>
+        <w:rPr>
+          <w:rFonts w:ascii="Calibri" w:hAnsi="Calibri"/>
+          <w:color w:val="1E293B"/>
+          <w:sz w:val="19"/>
+          <w:lang w:val="es-BO"/>
+        </w:rPr>
+        <w:t xml:space="preserve">Revisar el historial con </w:t>
+      </w:r>
+      <w:proofErr w:type="spellStart"/>
+      <w:r>
+        <w:rPr>
+          <w:rFonts w:ascii="Calibri" w:hAnsi="Calibri"/>
+          <w:color w:val="1E293B"/>
+          <w:sz w:val="19"/>
+          <w:lang w:val="es-BO"/>
+        </w:rPr>
+        <w:t>git</w:t>
+      </w:r>
+      <w:proofErr w:type="spellEnd"/>
+      <w:r>
+        <w:rPr>
+          <w:rFonts w:ascii="Calibri" w:hAnsi="Calibri"/>
+          <w:color w:val="1E293B"/>
+          <w:sz w:val="19"/>
+          <w:lang w:val="es-BO"/>
+        </w:rPr>
+        <w:t xml:space="preserve"> log --</w:t>
+      </w:r>
+      <w:proofErr w:type="spellStart"/>
+      <w:r>
+        <w:rPr>
+          <w:rFonts w:ascii="Calibri" w:hAnsi="Calibri"/>
+          <w:color w:val="1E293B"/>
+          <w:sz w:val="19"/>
+          <w:lang w:val="es-BO"/>
+        </w:rPr>
+        <w:t>oneline</w:t>
+      </w:r>
+      <w:proofErr w:type="spellEnd"/>
+      <w:r>
+        <w:rPr>
+          <w:rFonts w:ascii="Calibri" w:hAnsi="Calibri"/>
+          <w:color w:val="1E293B"/>
+          <w:sz w:val="19"/>
+          <w:lang w:val="es-BO"/>
+        </w:rPr>
+        <w:t xml:space="preserve"> para examinar la estructura base funcional del </w:t>
+      </w:r>
+      <w:proofErr w:type="spellStart"/>
+      <w:r>
+        <w:rPr>
+          <w:rFonts w:ascii="Calibri" w:hAnsi="Calibri"/>
+          <w:color w:val="1E293B"/>
+          <w:sz w:val="19"/>
+          <w:lang w:val="es-BO"/>
+        </w:rPr>
+        <w:t>commit</w:t>
+      </w:r>
+      <w:proofErr w:type="spellEnd"/>
+      <w:r>
+        <w:rPr>
+          <w:rFonts w:ascii="Calibri" w:hAnsi="Calibri"/>
+          <w:color w:val="1E293B"/>
+          <w:sz w:val="19"/>
+          <w:lang w:val="es-BO"/>
+        </w:rPr>
+        <w:t xml:space="preserve"> de inicio.</w:t>
+      </w:r>
+    </w:p>
+    <w:p>
+      <w:pPr>
+        <w:pStyle w:val="Listaconvietas"/>
+        <w:spacing w:before="20" w:after="40"/>
+        <w:rPr>
+          <w:lang w:val="es-BO"/>
+        </w:rPr>
+      </w:pPr>
+      <w:r>
+        <w:rPr>
+          <w:rFonts w:ascii="Calibri" w:hAnsi="Calibri"/>
+          <w:b/>
+          <w:color w:val="1B4D3E"/>
+          <w:sz w:val="19"/>
+          <w:lang w:val="es-BO"/>
+        </w:rPr>
+        <w:t xml:space="preserve">Registro.html tiene un </w:t>
+      </w:r>
+      <w:proofErr w:type="gramStart"/>
+      <w:r>
+        <w:rPr>
+          <w:rFonts w:ascii="Calibri" w:hAnsi="Calibri"/>
+          <w:b/>
+          <w:color w:val="1B4D3E"/>
+          <w:sz w:val="19"/>
+          <w:lang w:val="es-BO"/>
+        </w:rPr>
+        <w:t xml:space="preserve">error </w:t>
+      </w:r>
+      <w:r>
+        <w:rPr>
+          <w:rFonts w:ascii="Calibri" w:hAnsi="Calibri"/>
+          <w:b/>
+          <w:color w:val="1B4D3E"/>
+          <w:sz w:val="19"/>
+          <w:lang w:val="es-BO"/>
+        </w:rPr>
+        <w:t xml:space="preserve"> DOM</w:t>
+      </w:r>
+      <w:proofErr w:type="gramEnd"/>
+      <w:r>
+        <w:rPr>
+          <w:rFonts w:ascii="Calibri" w:hAnsi="Calibri"/>
+          <w:b/>
+          <w:color w:val="1B4D3E"/>
+          <w:sz w:val="19"/>
+          <w:lang w:val="es-BO"/>
+        </w:rPr>
+        <w:t xml:space="preserve">: </w:t>
+      </w:r>
+      <w:r>
+        <w:rPr>
+          <w:rFonts w:ascii="Calibri" w:hAnsi="Calibri"/>
+          <w:color w:val="1E293B"/>
+          <w:sz w:val="19"/>
+          <w:lang w:val="es-BO"/>
+        </w:rPr>
+        <w:t xml:space="preserve">encuentra la forma </w:t>
+      </w:r>
+      <w:proofErr w:type="spellStart"/>
+      <w:r>
+        <w:rPr>
+          <w:rFonts w:ascii="Calibri" w:hAnsi="Calibri"/>
+          <w:color w:val="1E293B"/>
+          <w:sz w:val="19"/>
+          <w:lang w:val="es-BO"/>
+        </w:rPr>
+        <w:t>mas</w:t>
+      </w:r>
+      <w:proofErr w:type="spellEnd"/>
+      <w:r>
+        <w:rPr>
+          <w:rFonts w:ascii="Calibri" w:hAnsi="Calibri"/>
+          <w:color w:val="1E293B"/>
+          <w:sz w:val="19"/>
+          <w:lang w:val="es-BO"/>
+        </w:rPr>
+        <w:t xml:space="preserve"> optima de solucionar este error y saca las capturas necesarias</w:t>
+      </w:r>
+    </w:p>
+    <w:p>
+      <w:pPr>
+        <w:pStyle w:val="Listaconvietas"/>
+        <w:spacing w:before="20" w:after="40"/>
+        <w:rPr>
+          <w:lang w:val="es-BO"/>
+        </w:rPr>
+      </w:pPr>
+      <w:r>
+        <w:rPr>
+          <w:rFonts w:ascii="Calibri" w:hAnsi="Calibri"/>
+          <w:b/>
+          <w:color w:val="1B4D3E"/>
+          <w:sz w:val="19"/>
+          <w:lang w:val="es-BO"/>
+        </w:rPr>
+        <w:t xml:space="preserve">Prueba </w:t>
+      </w:r>
+      <w:r>
+        <w:rPr>
+          <w:rFonts w:ascii="Calibri" w:hAnsi="Calibri"/>
+          <w:b/>
+          <w:color w:val="1B4D3E"/>
+          <w:sz w:val="19"/>
+          <w:lang w:val="es-BO"/>
+        </w:rPr>
+        <w:t xml:space="preserve">de </w:t>
+      </w:r>
+      <w:proofErr w:type="spellStart"/>
+      <w:r>
+        <w:rPr>
+          <w:rFonts w:ascii="Calibri" w:hAnsi="Calibri"/>
+          <w:b/>
+          <w:color w:val="1B4D3E"/>
+          <w:sz w:val="19"/>
+          <w:lang w:val="es-BO"/>
+        </w:rPr>
+        <w:t>Validacion</w:t>
+      </w:r>
+      <w:proofErr w:type="spellEnd"/>
+      <w:r>
+        <w:rPr>
+          <w:rFonts w:ascii="Calibri" w:hAnsi="Calibri"/>
+          <w:b/>
+          <w:color w:val="1B4D3E"/>
+          <w:sz w:val="19"/>
+          <w:lang w:val="es-BO"/>
+        </w:rPr>
+        <w:t xml:space="preserve">: </w:t>
+      </w:r>
+      <w:r>
+        <w:rPr>
+          <w:rFonts w:ascii="Calibri" w:hAnsi="Calibri"/>
+          <w:color w:val="1E293B"/>
+          <w:sz w:val="19"/>
+          <w:lang w:val="es-BO"/>
+        </w:rPr>
+        <w:t xml:space="preserve">Recargar en el navegador y comprobar la </w:t>
+      </w:r>
+      <w:proofErr w:type="spellStart"/>
+      <w:r>
+        <w:rPr>
+          <w:rFonts w:ascii="Calibri" w:hAnsi="Calibri"/>
+          <w:color w:val="1E293B"/>
+          <w:sz w:val="19"/>
+          <w:lang w:val="es-BO"/>
+        </w:rPr>
+        <w:t>confirmacion</w:t>
+      </w:r>
+      <w:proofErr w:type="spellEnd"/>
+      <w:r>
+        <w:rPr>
+          <w:rFonts w:ascii="Calibri" w:hAnsi="Calibri"/>
+          <w:color w:val="1E293B"/>
+          <w:sz w:val="19"/>
+          <w:lang w:val="es-BO"/>
+        </w:rPr>
+        <w:t>: '</w:t>
+      </w:r>
+      <w:proofErr w:type="spellStart"/>
+      <w:r>
+        <w:rPr>
+          <w:rFonts w:ascii="Calibri" w:hAnsi="Calibri"/>
+          <w:b/>
+          <w:color w:val="00B050"/>
+          <w:sz w:val="19"/>
+          <w:lang w:val="es-BO"/>
+        </w:rPr>
+        <w:t>Validacion</w:t>
+      </w:r>
+      <w:proofErr w:type="spellEnd"/>
+      <w:r>
+        <w:rPr>
+          <w:rFonts w:ascii="Calibri" w:hAnsi="Calibri"/>
+          <w:b/>
+          <w:color w:val="00B050"/>
+          <w:sz w:val="19"/>
+          <w:lang w:val="es-BO"/>
+        </w:rPr>
+        <w:t xml:space="preserve"> estructural completada exitosamente</w:t>
+      </w:r>
+      <w:r>
+        <w:rPr>
+          <w:rFonts w:ascii="Calibri" w:hAnsi="Calibri"/>
+          <w:b/>
+          <w:color w:val="00B050"/>
+          <w:sz w:val="19"/>
+          <w:lang w:val="es-BO"/>
+        </w:rPr>
+        <w:t xml:space="preserve"> </w:t>
+      </w:r>
+      <w:proofErr w:type="spellStart"/>
+      <w:r>
+        <w:rPr>
+          <w:rFonts w:ascii="Calibri" w:hAnsi="Calibri"/>
+          <w:b/>
+          <w:color w:val="00B050"/>
+          <w:sz w:val="19"/>
+          <w:lang w:val="es-BO"/>
+        </w:rPr>
+        <w:t>Termisnate</w:t>
+      </w:r>
+      <w:proofErr w:type="spellEnd"/>
+      <w:r>
+        <w:rPr>
+          <w:rFonts w:ascii="Calibri" w:hAnsi="Calibri"/>
+          <w:b/>
+          <w:color w:val="00B050"/>
+          <w:sz w:val="19"/>
+          <w:lang w:val="es-BO"/>
+        </w:rPr>
+        <w:t xml:space="preserve"> el examen</w:t>
+      </w:r>
+      <w:r>
+        <w:rPr>
+          <w:rFonts w:ascii="Calibri" w:hAnsi="Calibri"/>
+          <w:b/>
+          <w:color w:val="00B050"/>
+          <w:sz w:val="19"/>
+          <w:lang w:val="es-BO"/>
+        </w:rPr>
+        <w:t>'</w:t>
+      </w:r>
+      <w:r>
+        <w:rPr>
+          <w:rFonts w:ascii="Calibri" w:hAnsi="Calibri"/>
+          <w:color w:val="1E293B"/>
+          <w:sz w:val="19"/>
+          <w:lang w:val="es-BO"/>
+        </w:rPr>
+        <w:t>.</w:t>
       </w:r>
     </w:p>
     <w:p>
       <w:pPr>
         <w:spacing w:before="20" w:after="80"/>
         <w:jc w:val="both"/>
+        <w:rPr>
+          <w:lang w:val="es-BO"/>
+        </w:rPr>
       </w:pPr>
       <w:r>
         <w:rPr>
           <w:rFonts w:ascii="Calibri" w:hAnsi="Calibri"/>
           <w:color w:val="1E293B"/>
           <w:sz w:val="19"/>
-        </w:rPr>
-        <w:t>Cambie temporalmente a la</w:t>
-      </w:r>
-      <w:r>
-        <w:rPr>
-          <w:rFonts w:ascii="Calibri" w:hAnsi="Calibri"/>
-          <w:color w:val="1E293B"/>
-          <w:sz w:val="19"/>
-        </w:rPr>
-        <w:t xml:space="preserve"> rama de Pepe para auditar su intervencion:</w:t>
+          <w:lang w:val="es-BO"/>
+        </w:rPr>
+        <w:t xml:space="preserve">Confirmar la </w:t>
+      </w:r>
+      <w:proofErr w:type="spellStart"/>
+      <w:r>
+        <w:rPr>
+          <w:rFonts w:ascii="Calibri" w:hAnsi="Calibri"/>
+          <w:color w:val="1E293B"/>
+          <w:sz w:val="19"/>
+          <w:lang w:val="es-BO"/>
+        </w:rPr>
+        <w:t>correccion</w:t>
+      </w:r>
+      <w:proofErr w:type="spellEnd"/>
+      <w:r>
+        <w:rPr>
+          <w:rFonts w:ascii="Calibri" w:hAnsi="Calibri"/>
+          <w:color w:val="1E293B"/>
+          <w:sz w:val="19"/>
+          <w:lang w:val="es-BO"/>
+        </w:rPr>
+        <w:t xml:space="preserve"> mediante el </w:t>
+      </w:r>
+      <w:proofErr w:type="spellStart"/>
+      <w:r>
+        <w:rPr>
+          <w:rFonts w:ascii="Calibri" w:hAnsi="Calibri"/>
+          <w:color w:val="1E293B"/>
+          <w:sz w:val="19"/>
+          <w:lang w:val="es-BO"/>
+        </w:rPr>
+        <w:t>estandar</w:t>
+      </w:r>
+      <w:proofErr w:type="spellEnd"/>
+      <w:r>
+        <w:rPr>
+          <w:rFonts w:ascii="Calibri" w:hAnsi="Calibri"/>
+          <w:color w:val="1E293B"/>
+          <w:sz w:val="19"/>
+          <w:lang w:val="es-BO"/>
+        </w:rPr>
+        <w:t xml:space="preserve"> </w:t>
+      </w:r>
+      <w:proofErr w:type="spellStart"/>
+      <w:r>
+        <w:rPr>
+          <w:rFonts w:ascii="Calibri" w:hAnsi="Calibri"/>
+          <w:color w:val="1E293B"/>
+          <w:sz w:val="19"/>
+          <w:lang w:val="es-BO"/>
+        </w:rPr>
+        <w:t>Conventional</w:t>
+      </w:r>
+      <w:proofErr w:type="spellEnd"/>
+      <w:r>
+        <w:rPr>
+          <w:rFonts w:ascii="Calibri" w:hAnsi="Calibri"/>
+          <w:color w:val="1E293B"/>
+          <w:sz w:val="19"/>
+          <w:lang w:val="es-BO"/>
+        </w:rPr>
+        <w:t xml:space="preserve"> </w:t>
+      </w:r>
+      <w:proofErr w:type="spellStart"/>
+      <w:r>
+        <w:rPr>
+          <w:rFonts w:ascii="Calibri" w:hAnsi="Calibri"/>
+          <w:color w:val="1E293B"/>
+          <w:sz w:val="19"/>
+          <w:lang w:val="es-BO"/>
+        </w:rPr>
+        <w:t>Commits</w:t>
+      </w:r>
+      <w:proofErr w:type="spellEnd"/>
+      <w:r>
+        <w:rPr>
+          <w:rFonts w:ascii="Calibri" w:hAnsi="Calibri"/>
+          <w:color w:val="1E293B"/>
+          <w:sz w:val="19"/>
+          <w:lang w:val="es-BO"/>
+        </w:rPr>
+        <w:t>:</w:t>
       </w:r>
     </w:p>
     <w:tbl>
@@ -655,32 +2379,165 @@
           <w:p>
             <w:pPr>
               <w:spacing w:before="20" w:after="20" w:line="252" w:lineRule="auto"/>
+              <w:rPr>
+                <w:lang w:val="es-BO"/>
+              </w:rPr>
             </w:pPr>
+            <w:proofErr w:type="spellStart"/>
             <w:r>
               <w:rPr>
                 <w:rFonts w:ascii="Consolas" w:hAnsi="Consolas"/>
-                <w:b/>
-                <w:color w:val="94A3B8"/>
-                <w:sz w:val="16"/>
+                <w:color w:val="F1F5F9"/>
+                <w:sz w:val="17"/>
+                <w:lang w:val="es-BO"/>
               </w:rPr>
-              <w:t>// [Bash]</w:t>
+              <w:t>git</w:t>
             </w:r>
+            <w:proofErr w:type="spellEnd"/>
             <w:r>
               <w:rPr>
                 <w:rFonts w:ascii="Consolas" w:hAnsi="Consolas"/>
-                <w:b/>
-                <w:color w:val="94A3B8"/>
-                <w:sz w:val="16"/>
+                <w:color w:val="F1F5F9"/>
+                <w:sz w:val="17"/>
+                <w:lang w:val="es-BO"/>
               </w:rPr>
-              <w:br/>
+              <w:t xml:space="preserve"> </w:t>
+            </w:r>
+            <w:proofErr w:type="spellStart"/>
+            <w:r>
+              <w:rPr>
+                <w:rFonts w:ascii="Consolas" w:hAnsi="Consolas"/>
+                <w:color w:val="F1F5F9"/>
+                <w:sz w:val="17"/>
+                <w:lang w:val="es-BO"/>
+              </w:rPr>
+              <w:t>add</w:t>
+            </w:r>
+            <w:proofErr w:type="spellEnd"/>
+            <w:r>
+              <w:rPr>
+                <w:rFonts w:ascii="Consolas" w:hAnsi="Consolas"/>
+                <w:color w:val="F1F5F9"/>
+                <w:sz w:val="17"/>
+                <w:lang w:val="es-BO"/>
+              </w:rPr>
+              <w:t xml:space="preserve"> registro.html</w:t>
             </w:r>
             <w:r>
               <w:rPr>
                 <w:rFonts w:ascii="Consolas" w:hAnsi="Consolas"/>
                 <w:color w:val="F1F5F9"/>
                 <w:sz w:val="17"/>
+                <w:lang w:val="es-BO"/>
               </w:rPr>
-              <w:t>git switch juniorPepe</w:t>
+              <w:br/>
+            </w:r>
+            <w:proofErr w:type="spellStart"/>
+            <w:r>
+              <w:rPr>
+                <w:rFonts w:ascii="Consolas" w:hAnsi="Consolas"/>
+                <w:color w:val="F1F5F9"/>
+                <w:sz w:val="17"/>
+                <w:lang w:val="es-BO"/>
+              </w:rPr>
+              <w:t>git</w:t>
+            </w:r>
+            <w:proofErr w:type="spellEnd"/>
+            <w:r>
+              <w:rPr>
+                <w:rFonts w:ascii="Consolas" w:hAnsi="Consolas"/>
+                <w:color w:val="F1F5F9"/>
+                <w:sz w:val="17"/>
+                <w:lang w:val="es-BO"/>
+              </w:rPr>
+              <w:t xml:space="preserve"> </w:t>
+            </w:r>
+            <w:proofErr w:type="spellStart"/>
+            <w:r>
+              <w:rPr>
+                <w:rFonts w:ascii="Consolas" w:hAnsi="Consolas"/>
+                <w:color w:val="F1F5F9"/>
+                <w:sz w:val="17"/>
+                <w:lang w:val="es-BO"/>
+              </w:rPr>
+              <w:t>commit</w:t>
+            </w:r>
+            <w:proofErr w:type="spellEnd"/>
+            <w:r>
+              <w:rPr>
+                <w:rFonts w:ascii="Consolas" w:hAnsi="Consolas"/>
+                <w:color w:val="F1F5F9"/>
+                <w:sz w:val="17"/>
+                <w:lang w:val="es-BO"/>
+              </w:rPr>
+              <w:t xml:space="preserve"> -m "</w:t>
+            </w:r>
+            <w:proofErr w:type="spellStart"/>
+            <w:r>
+              <w:rPr>
+                <w:rFonts w:ascii="Consolas" w:hAnsi="Consolas"/>
+                <w:color w:val="F1F5F9"/>
+                <w:sz w:val="17"/>
+                <w:lang w:val="es-BO"/>
+              </w:rPr>
+              <w:t>fix</w:t>
+            </w:r>
+            <w:proofErr w:type="spellEnd"/>
+            <w:r>
+              <w:rPr>
+                <w:rFonts w:ascii="Consolas" w:hAnsi="Consolas"/>
+                <w:color w:val="F1F5F9"/>
+                <w:sz w:val="17"/>
+                <w:lang w:val="es-BO"/>
+              </w:rPr>
+              <w:t xml:space="preserve">: </w:t>
+            </w:r>
+            <w:proofErr w:type="spellStart"/>
+            <w:r>
+              <w:rPr>
+                <w:rFonts w:ascii="Consolas" w:hAnsi="Consolas"/>
+                <w:color w:val="F1F5F9"/>
+                <w:sz w:val="17"/>
+                <w:lang w:val="es-BO"/>
+              </w:rPr>
+              <w:t>correccion</w:t>
+            </w:r>
+            <w:proofErr w:type="spellEnd"/>
+            <w:r>
+              <w:rPr>
+                <w:rFonts w:ascii="Consolas" w:hAnsi="Consolas"/>
+                <w:color w:val="F1F5F9"/>
+                <w:sz w:val="17"/>
+                <w:lang w:val="es-BO"/>
+              </w:rPr>
+              <w:t xml:space="preserve"> de camp</w:t>
+            </w:r>
+            <w:r>
+              <w:rPr>
+                <w:rFonts w:ascii="Consolas" w:hAnsi="Consolas"/>
+                <w:color w:val="F1F5F9"/>
+                <w:sz w:val="17"/>
+                <w:lang w:val="es-BO"/>
+              </w:rPr>
+              <w:t xml:space="preserve">os </w:t>
+            </w:r>
+            <w:r>
+              <w:rPr>
+                <w:rFonts w:ascii="Consolas" w:hAnsi="Consolas"/>
+                <w:color w:val="F1F5F9"/>
+                <w:sz w:val="17"/>
+                <w:lang w:val="es-BO"/>
+              </w:rPr>
+              <w:t>__explica que arreglaste____</w:t>
+            </w:r>
+            <w:r>
+              <w:rPr>
+                <w:rFonts w:ascii="Consolas" w:hAnsi="Consolas"/>
+                <w:color w:val="F1F5F9"/>
+                <w:sz w:val="17"/>
+                <w:lang w:val="es-BO"/>
+              </w:rPr>
+              <w:t>"</w:t>
             </w:r>
           </w:p>
         </w:tc>
@@ -690,6 +2547,9 @@
       <w:pPr>
         <w:spacing w:before="20" w:after="80"/>
         <w:jc w:val="both"/>
+        <w:rPr>
+          <w:lang w:val="es-BO"/>
+        </w:rPr>
       </w:pPr>
       <w:r>
         <w:rPr>
@@ -697,22 +2557,211 @@
           <w:i/>
           <w:color w:val="1E293B"/>
           <w:sz w:val="19"/>
-        </w:rPr>
-        <w:t>(Abra registro.html e inspeccione que ocurrio con las etiquetas &lt;label&gt; y atributos for).</w:t>
+          <w:lang w:val="es-BO"/>
+        </w:rPr>
+        <w:t xml:space="preserve">-&gt; Tomar Captura 2: Formulario reparado con la </w:t>
+      </w:r>
+      <w:r>
+        <w:rPr>
+          <w:rFonts w:ascii="Calibri" w:hAnsi="Calibri"/>
+          <w:i/>
+          <w:color w:val="1E293B"/>
+          <w:sz w:val="19"/>
+          <w:lang w:val="es-BO"/>
+        </w:rPr>
+        <w:t>validación</w:t>
+      </w:r>
+      <w:r>
+        <w:rPr>
+          <w:rFonts w:ascii="Calibri" w:hAnsi="Calibri"/>
+          <w:i/>
+          <w:color w:val="1E293B"/>
+          <w:sz w:val="19"/>
+          <w:lang w:val="es-BO"/>
+        </w:rPr>
+        <w:t xml:space="preserve"> estructural en verde.</w:t>
+      </w:r>
+    </w:p>
+    <w:p>
+      <w:pPr>
+        <w:keepNext/>
+        <w:spacing w:before="220" w:after="60"/>
+        <w:rPr>
+          <w:lang w:val="es-BO"/>
+        </w:rPr>
+      </w:pPr>
+      <w:r>
+        <w:rPr>
+          <w:rFonts w:ascii="Arial" w:hAnsi="Arial"/>
+          <w:b/>
+          <w:color w:val="1B4D3E"/>
+          <w:sz w:val="21"/>
+          <w:lang w:val="es-BO"/>
+        </w:rPr>
+        <w:t>PASO 7: AJUSTE DE INTERFAZ VISUAL (CONVENTIONAL COMMIT: STYLE)</w:t>
       </w:r>
     </w:p>
     <w:p>
       <w:pPr>
         <w:spacing w:before="20" w:after="80"/>
         <w:jc w:val="both"/>
+        <w:rPr>
+          <w:lang w:val="es-BO"/>
+        </w:rPr>
       </w:pPr>
       <w:r>
         <w:rPr>
           <w:rFonts w:ascii="Calibri" w:hAnsi="Calibri"/>
           <w:color w:val="1E293B"/>
           <w:sz w:val="19"/>
-        </w:rPr>
-        <w:t>Regrese de forma definitiva a su rama de trabajo para iniciar la solucion:</w:t>
+          <w:lang w:val="es-BO"/>
+        </w:rPr>
+        <w:t xml:space="preserve">En registro.html, actualizar el texto visible del </w:t>
+      </w:r>
+      <w:proofErr w:type="spellStart"/>
+      <w:r>
+        <w:rPr>
+          <w:rFonts w:ascii="Calibri" w:hAnsi="Calibri"/>
+          <w:color w:val="1E293B"/>
+          <w:sz w:val="19"/>
+          <w:lang w:val="es-BO"/>
+        </w:rPr>
+        <w:t>boton</w:t>
+      </w:r>
+      <w:proofErr w:type="spellEnd"/>
+      <w:r>
+        <w:rPr>
+          <w:rFonts w:ascii="Calibri" w:hAnsi="Calibri"/>
+          <w:color w:val="1E293B"/>
+          <w:sz w:val="19"/>
+          <w:lang w:val="es-BO"/>
+        </w:rPr>
+        <w:t xml:space="preserve"> de </w:t>
+      </w:r>
+      <w:proofErr w:type="spellStart"/>
+      <w:r>
+        <w:rPr>
+          <w:rFonts w:ascii="Calibri" w:hAnsi="Calibri"/>
+          <w:color w:val="1E293B"/>
+          <w:sz w:val="19"/>
+          <w:lang w:val="es-BO"/>
+        </w:rPr>
+        <w:t>envio</w:t>
+      </w:r>
+      <w:proofErr w:type="spellEnd"/>
+      <w:r>
+        <w:rPr>
+          <w:rFonts w:ascii="Calibri" w:hAnsi="Calibri"/>
+          <w:color w:val="1E293B"/>
+          <w:sz w:val="19"/>
+          <w:lang w:val="es-BO"/>
+        </w:rPr>
+        <w:t xml:space="preserve"> para q</w:t>
+      </w:r>
+      <w:r>
+        <w:rPr>
+          <w:rFonts w:ascii="Calibri" w:hAnsi="Calibri"/>
+          <w:color w:val="1E293B"/>
+          <w:sz w:val="19"/>
+          <w:lang w:val="es-BO"/>
+        </w:rPr>
+        <w:t xml:space="preserve">ue muestre exactamente: </w:t>
+      </w:r>
+      <w:r>
+        <w:rPr>
+          <w:rFonts w:ascii="Calibri" w:hAnsi="Calibri"/>
+          <w:color w:val="00B050"/>
+          <w:sz w:val="19"/>
+          <w:lang w:val="es-BO"/>
+        </w:rPr>
+        <w:t>'Completar Registro Oficial'</w:t>
+      </w:r>
+      <w:r>
+        <w:rPr>
+          <w:rFonts w:ascii="Calibri" w:hAnsi="Calibri"/>
+          <w:color w:val="1E293B"/>
+          <w:sz w:val="19"/>
+          <w:lang w:val="es-BO"/>
+        </w:rPr>
+        <w:t>.</w:t>
+      </w:r>
+    </w:p>
+    <w:p>
+      <w:pPr>
+        <w:spacing w:before="20" w:after="80"/>
+        <w:jc w:val="both"/>
+        <w:rPr>
+          <w:lang w:val="es-BO"/>
+        </w:rPr>
+      </w:pPr>
+      <w:r>
+        <w:rPr>
+          <w:rFonts w:ascii="Calibri" w:hAnsi="Calibri"/>
+          <w:color w:val="1E293B"/>
+          <w:sz w:val="19"/>
+          <w:lang w:val="es-BO"/>
+        </w:rPr>
+        <w:t xml:space="preserve">Registrar la </w:t>
+      </w:r>
+      <w:proofErr w:type="spellStart"/>
+      <w:r>
+        <w:rPr>
+          <w:rFonts w:ascii="Calibri" w:hAnsi="Calibri"/>
+          <w:color w:val="1E293B"/>
+          <w:sz w:val="19"/>
+          <w:lang w:val="es-BO"/>
+        </w:rPr>
+        <w:t>modificacion</w:t>
+      </w:r>
+      <w:proofErr w:type="spellEnd"/>
+      <w:r>
+        <w:rPr>
+          <w:rFonts w:ascii="Calibri" w:hAnsi="Calibri"/>
+          <w:color w:val="1E293B"/>
+          <w:sz w:val="19"/>
+          <w:lang w:val="es-BO"/>
+        </w:rPr>
+        <w:t xml:space="preserve"> </w:t>
+      </w:r>
+      <w:proofErr w:type="spellStart"/>
+      <w:r>
+        <w:rPr>
+          <w:rFonts w:ascii="Calibri" w:hAnsi="Calibri"/>
+          <w:color w:val="1E293B"/>
+          <w:sz w:val="19"/>
+          <w:lang w:val="es-BO"/>
+        </w:rPr>
+        <w:t>estetica</w:t>
+      </w:r>
+      <w:proofErr w:type="spellEnd"/>
+      <w:r>
+        <w:rPr>
+          <w:rFonts w:ascii="Calibri" w:hAnsi="Calibri"/>
+          <w:color w:val="1E293B"/>
+          <w:sz w:val="19"/>
+          <w:lang w:val="es-BO"/>
+        </w:rPr>
+        <w:t xml:space="preserve"> en </w:t>
+      </w:r>
+      <w:proofErr w:type="spellStart"/>
+      <w:r>
+        <w:rPr>
+          <w:rFonts w:ascii="Calibri" w:hAnsi="Calibri"/>
+          <w:color w:val="1E293B"/>
+          <w:sz w:val="19"/>
+          <w:lang w:val="es-BO"/>
+        </w:rPr>
+        <w:t>Git</w:t>
+      </w:r>
+      <w:proofErr w:type="spellEnd"/>
+      <w:r>
+        <w:rPr>
+          <w:rFonts w:ascii="Calibri" w:hAnsi="Calibri"/>
+          <w:color w:val="1E293B"/>
+          <w:sz w:val="19"/>
+          <w:lang w:val="es-BO"/>
+        </w:rPr>
+        <w:t>:</w:t>
       </w:r>
     </w:p>
     <w:tbl>
@@ -745,6 +2794,9 @@
           <w:p>
             <w:pPr>
               <w:spacing w:before="20" w:after="20" w:line="252" w:lineRule="auto"/>
+              <w:rPr>
+                <w:lang w:val="es-BO"/>
+              </w:rPr>
             </w:pPr>
             <w:r>
               <w:rPr>
@@ -752,33 +2804,158 @@
                 <w:b/>
                 <w:color w:val="94A3B8"/>
                 <w:sz w:val="16"/>
+                <w:lang w:val="es-BO"/>
               </w:rPr>
-              <w:t>// [Bash]</w:t>
+              <w:br/>
             </w:r>
+            <w:proofErr w:type="spellStart"/>
             <w:r>
               <w:rPr>
                 <w:rFonts w:ascii="Consolas" w:hAnsi="Consolas"/>
-                <w:b/>
-                <w:color w:val="94A3B8"/>
-                <w:sz w:val="16"/>
+                <w:color w:val="F1F5F9"/>
+                <w:sz w:val="17"/>
+                <w:lang w:val="es-BO"/>
               </w:rPr>
-              <w:br/>
+              <w:t>git</w:t>
+            </w:r>
+            <w:proofErr w:type="spellEnd"/>
+            <w:r>
+              <w:rPr>
+                <w:rFonts w:ascii="Consolas" w:hAnsi="Consolas"/>
+                <w:color w:val="F1F5F9"/>
+                <w:sz w:val="17"/>
+                <w:lang w:val="es-BO"/>
+              </w:rPr>
+              <w:t xml:space="preserve"> </w:t>
+            </w:r>
+            <w:proofErr w:type="spellStart"/>
+            <w:r>
+              <w:rPr>
+                <w:rFonts w:ascii="Consolas" w:hAnsi="Consolas"/>
+                <w:color w:val="F1F5F9"/>
+                <w:sz w:val="17"/>
+                <w:lang w:val="es-BO"/>
+              </w:rPr>
+              <w:t>add</w:t>
+            </w:r>
+            <w:proofErr w:type="spellEnd"/>
+            <w:r>
+              <w:rPr>
+                <w:rFonts w:ascii="Consolas" w:hAnsi="Consolas"/>
+                <w:color w:val="F1F5F9"/>
+                <w:sz w:val="17"/>
+                <w:lang w:val="es-BO"/>
+              </w:rPr>
+              <w:t xml:space="preserve"> registro.html</w:t>
             </w:r>
             <w:r>
               <w:rPr>
                 <w:rFonts w:ascii="Consolas" w:hAnsi="Consolas"/>
                 <w:color w:val="F1F5F9"/>
                 <w:sz w:val="17"/>
+                <w:lang w:val="es-BO"/>
               </w:rPr>
-              <w:t xml:space="preserve">git </w:t>
+              <w:br/>
             </w:r>
+            <w:proofErr w:type="spellStart"/>
             <w:r>
               <w:rPr>
                 <w:rFonts w:ascii="Consolas" w:hAnsi="Consolas"/>
                 <w:color w:val="F1F5F9"/>
                 <w:sz w:val="17"/>
+                <w:lang w:val="es-BO"/>
               </w:rPr>
-              <w:t>switch juniorTuNombre</w:t>
+              <w:t>git</w:t>
+            </w:r>
+            <w:proofErr w:type="spellEnd"/>
+            <w:r>
+              <w:rPr>
+                <w:rFonts w:ascii="Consolas" w:hAnsi="Consolas"/>
+                <w:color w:val="F1F5F9"/>
+                <w:sz w:val="17"/>
+                <w:lang w:val="es-BO"/>
+              </w:rPr>
+              <w:t xml:space="preserve"> </w:t>
+            </w:r>
+            <w:proofErr w:type="spellStart"/>
+            <w:r>
+              <w:rPr>
+                <w:rFonts w:ascii="Consolas" w:hAnsi="Consolas"/>
+                <w:color w:val="F1F5F9"/>
+                <w:sz w:val="17"/>
+                <w:lang w:val="es-BO"/>
+              </w:rPr>
+              <w:t>commit</w:t>
+            </w:r>
+            <w:proofErr w:type="spellEnd"/>
+            <w:r>
+              <w:rPr>
+                <w:rFonts w:ascii="Consolas" w:hAnsi="Consolas"/>
+                <w:color w:val="F1F5F9"/>
+                <w:sz w:val="17"/>
+                <w:lang w:val="es-BO"/>
+              </w:rPr>
+              <w:t xml:space="preserve"> -m "</w:t>
+            </w:r>
+            <w:proofErr w:type="spellStart"/>
+            <w:r>
+              <w:rPr>
+                <w:rFonts w:ascii="Consolas" w:hAnsi="Consolas"/>
+                <w:color w:val="F1F5F9"/>
+                <w:sz w:val="17"/>
+                <w:lang w:val="es-BO"/>
+              </w:rPr>
+              <w:t>style</w:t>
+            </w:r>
+            <w:proofErr w:type="spellEnd"/>
+            <w:r>
+              <w:rPr>
+                <w:rFonts w:ascii="Consolas" w:hAnsi="Consolas"/>
+                <w:color w:val="F1F5F9"/>
+                <w:sz w:val="17"/>
+                <w:lang w:val="es-BO"/>
+              </w:rPr>
+              <w:t xml:space="preserve">: </w:t>
+            </w:r>
+            <w:proofErr w:type="spellStart"/>
+            <w:r>
+              <w:rPr>
+                <w:rFonts w:ascii="Consolas" w:hAnsi="Consolas"/>
+                <w:color w:val="F1F5F9"/>
+                <w:sz w:val="17"/>
+                <w:lang w:val="es-BO"/>
+              </w:rPr>
+              <w:t>actualizacion</w:t>
+            </w:r>
+            <w:proofErr w:type="spellEnd"/>
+            <w:r>
+              <w:rPr>
+                <w:rFonts w:ascii="Consolas" w:hAnsi="Consolas"/>
+                <w:color w:val="F1F5F9"/>
+                <w:sz w:val="17"/>
+                <w:lang w:val="es-BO"/>
+              </w:rPr>
+              <w:t xml:space="preserve"> visual de </w:t>
+            </w:r>
+            <w:proofErr w:type="spellStart"/>
+            <w:r>
+              <w:rPr>
+                <w:rFonts w:ascii="Consolas" w:hAnsi="Consolas"/>
+                <w:color w:val="F1F5F9"/>
+                <w:sz w:val="17"/>
+                <w:lang w:val="es-BO"/>
+              </w:rPr>
+              <w:t>boton</w:t>
+            </w:r>
+            <w:proofErr w:type="spellEnd"/>
+            <w:r>
+              <w:rPr>
+                <w:rFonts w:ascii="Consolas" w:hAnsi="Consolas"/>
+                <w:color w:val="F1F5F9"/>
+                <w:sz w:val="17"/>
+                <w:lang w:val="es-BO"/>
+              </w:rPr>
+              <w:t xml:space="preserve"> de registro"</w:t>
             </w:r>
           </w:p>
         </w:tc>
@@ -788,6 +2965,9 @@
       <w:pPr>
         <w:keepNext/>
         <w:spacing w:before="220" w:after="60"/>
+        <w:rPr>
+          <w:lang w:val="es-BO"/>
+        </w:rPr>
       </w:pPr>
       <w:r>
         <w:rPr>
@@ -795,58 +2975,127 @@
           <w:b/>
           <w:color w:val="1B4D3E"/>
           <w:sz w:val="21"/>
-        </w:rPr>
-        <w:t>PASO 4: CORRECCION DE REGISTRO.HTML CON CONVENTIONAL COMMITS</w:t>
+          <w:lang w:val="es-BO"/>
+        </w:rPr>
+        <w:t>PASO 8: DOCUMENTACION DE EVIDENCIAS (CONVENTIONAL COMMIT: DOC</w:t>
+      </w:r>
+      <w:r>
+        <w:rPr>
+          <w:rFonts w:ascii="Arial" w:hAnsi="Arial"/>
+          <w:b/>
+          <w:color w:val="1B4D3E"/>
+          <w:sz w:val="21"/>
+          <w:lang w:val="es-BO"/>
+        </w:rPr>
+        <w:t>S)</w:t>
       </w:r>
     </w:p>
     <w:p>
       <w:pPr>
-        <w:spacing w:before="20" w:after="80"/>
-        <w:jc w:val="both"/>
+        <w:pStyle w:val="Listaconvietas"/>
+        <w:spacing w:before="20" w:after="40"/>
+        <w:rPr>
+          <w:lang w:val="es-BO"/>
+        </w:rPr>
       </w:pPr>
-      <w:r>
-        <w:rPr>
-          <w:rFonts w:ascii="Calibri" w:hAnsi="Calibri"/>
-          <w:color w:val="1E293B"/>
-          <w:sz w:val="19"/>
-        </w:rPr>
-        <w:t>Revise el commit inicial del proyecto mediante git log --oneline para tomar como referencia la estructura original funcional.</w:t>
+      <w:proofErr w:type="spellStart"/>
+      <w:r>
+        <w:rPr>
+          <w:rFonts w:ascii="Calibri" w:hAnsi="Calibri"/>
+          <w:b/>
+          <w:color w:val="1B4D3E"/>
+          <w:sz w:val="19"/>
+          <w:lang w:val="es-BO"/>
+        </w:rPr>
+        <w:t>Documentacion</w:t>
+      </w:r>
+      <w:proofErr w:type="spellEnd"/>
+      <w:r>
+        <w:rPr>
+          <w:rFonts w:ascii="Calibri" w:hAnsi="Calibri"/>
+          <w:b/>
+          <w:color w:val="1B4D3E"/>
+          <w:sz w:val="19"/>
+          <w:lang w:val="es-BO"/>
+        </w:rPr>
+        <w:t xml:space="preserve">: </w:t>
+      </w:r>
+      <w:r>
+        <w:rPr>
+          <w:rFonts w:ascii="Calibri" w:hAnsi="Calibri"/>
+          <w:color w:val="1E293B"/>
+          <w:sz w:val="19"/>
+          <w:lang w:val="es-BO"/>
+        </w:rPr>
+        <w:t xml:space="preserve">Completar las respuestas </w:t>
+      </w:r>
+      <w:proofErr w:type="spellStart"/>
+      <w:r>
+        <w:rPr>
+          <w:rFonts w:ascii="Calibri" w:hAnsi="Calibri"/>
+          <w:color w:val="1E293B"/>
+          <w:sz w:val="19"/>
+          <w:lang w:val="es-BO"/>
+        </w:rPr>
+        <w:t>tecnicas</w:t>
+      </w:r>
+      <w:proofErr w:type="spellEnd"/>
+      <w:r>
+        <w:rPr>
+          <w:rFonts w:ascii="Calibri" w:hAnsi="Calibri"/>
+          <w:color w:val="1E293B"/>
+          <w:sz w:val="19"/>
+          <w:lang w:val="es-BO"/>
+        </w:rPr>
+        <w:t xml:space="preserve"> de auditoria e insertar las capturas solicitadas en las tablas de este archivo Word.</w:t>
       </w:r>
     </w:p>
     <w:p>
       <w:pPr>
-        <w:spacing w:before="20" w:after="80"/>
-        <w:jc w:val="both"/>
+        <w:pStyle w:val="Listaconvietas"/>
+        <w:spacing w:before="20" w:after="40"/>
+        <w:rPr>
+          <w:lang w:val="es-BO"/>
+        </w:rPr>
       </w:pPr>
       <w:r>
         <w:rPr>
           <w:rFonts w:ascii="Calibri" w:hAnsi="Calibri"/>
-          <w:color w:val="1E293B"/>
-          <w:sz w:val="19"/>
-        </w:rPr>
-        <w:t>En su rama juniorTuNombre, edite registro.html</w:t>
-      </w:r>
-      <w:r>
-        <w:rPr>
-          <w:rFonts w:ascii="Calibri" w:hAnsi="Calibri"/>
-          <w:color w:val="1E293B"/>
-          <w:sz w:val="19"/>
-        </w:rPr>
-        <w:t xml:space="preserve"> y repare los atributos type, id y las etiquetas &lt;label&gt; para que el nombre de usuario sea texto plano y la contrasena permanezca oculta bajo caracteres protegidos.</w:t>
-      </w:r>
-    </w:p>
-    <w:p>
-      <w:pPr>
-        <w:spacing w:before="20" w:after="80"/>
-        <w:jc w:val="both"/>
-      </w:pPr>
-      <w:r>
-        <w:rPr>
-          <w:rFonts w:ascii="Calibri" w:hAnsi="Calibri"/>
-          <w:color w:val="1E293B"/>
-          <w:sz w:val="19"/>
-        </w:rPr>
-        <w:t>Confirme la solucion aplicando la convencion tecnica de Conventional Commits:</w:t>
+          <w:b/>
+          <w:color w:val="1B4D3E"/>
+          <w:sz w:val="19"/>
+          <w:lang w:val="es-BO"/>
+        </w:rPr>
+        <w:t xml:space="preserve">Guardado: </w:t>
+      </w:r>
+      <w:r>
+        <w:rPr>
+          <w:rFonts w:ascii="Calibri" w:hAnsi="Calibri"/>
+          <w:color w:val="1E293B"/>
+          <w:sz w:val="19"/>
+          <w:lang w:val="es-BO"/>
+        </w:rPr>
+        <w:t xml:space="preserve">Guardar el archivo instrucciones_examen.docx en la </w:t>
+      </w:r>
+      <w:proofErr w:type="spellStart"/>
+      <w:r>
+        <w:rPr>
+          <w:rFonts w:ascii="Calibri" w:hAnsi="Calibri"/>
+          <w:color w:val="1E293B"/>
+          <w:sz w:val="19"/>
+          <w:lang w:val="es-BO"/>
+        </w:rPr>
+        <w:t>raiz</w:t>
+      </w:r>
+      <w:proofErr w:type="spellEnd"/>
+      <w:r>
+        <w:rPr>
+          <w:rFonts w:ascii="Calibri" w:hAnsi="Calibri"/>
+          <w:color w:val="1E293B"/>
+          <w:sz w:val="19"/>
+          <w:lang w:val="es-BO"/>
+        </w:rPr>
+        <w:t xml:space="preserve"> del repositorio y confirmar en la terminal:</w:t>
       </w:r>
     </w:p>
     <w:tbl>
@@ -879,6 +3128,9 @@
           <w:p>
             <w:pPr>
               <w:spacing w:before="20" w:after="20" w:line="252" w:lineRule="auto"/>
+              <w:rPr>
+                <w:lang w:val="es-BO"/>
+              </w:rPr>
             </w:pPr>
             <w:r>
               <w:rPr>
@@ -886,42 +3138,138 @@
                 <w:b/>
                 <w:color w:val="94A3B8"/>
                 <w:sz w:val="16"/>
+                <w:lang w:val="es-BO"/>
               </w:rPr>
-              <w:t>// [Bash]</w:t>
+              <w:br/>
             </w:r>
+            <w:proofErr w:type="spellStart"/>
             <w:r>
               <w:rPr>
                 <w:rFonts w:ascii="Consolas" w:hAnsi="Consolas"/>
-                <w:b/>
-                <w:color w:val="94A3B8"/>
-                <w:sz w:val="16"/>
+                <w:color w:val="F1F5F9"/>
+                <w:sz w:val="17"/>
+                <w:lang w:val="es-BO"/>
               </w:rPr>
-              <w:br/>
+              <w:t>git</w:t>
+            </w:r>
+            <w:proofErr w:type="spellEnd"/>
+            <w:r>
+              <w:rPr>
+                <w:rFonts w:ascii="Consolas" w:hAnsi="Consolas"/>
+                <w:color w:val="F1F5F9"/>
+                <w:sz w:val="17"/>
+                <w:lang w:val="es-BO"/>
+              </w:rPr>
+              <w:t xml:space="preserve"> </w:t>
+            </w:r>
+            <w:proofErr w:type="spellStart"/>
+            <w:r>
+              <w:rPr>
+                <w:rFonts w:ascii="Consolas" w:hAnsi="Consolas"/>
+                <w:color w:val="F1F5F9"/>
+                <w:sz w:val="17"/>
+                <w:lang w:val="es-BO"/>
+              </w:rPr>
+              <w:t>add</w:t>
+            </w:r>
+            <w:proofErr w:type="spellEnd"/>
+            <w:r>
+              <w:rPr>
+                <w:rFonts w:ascii="Consolas" w:hAnsi="Consolas"/>
+                <w:color w:val="F1F5F9"/>
+                <w:sz w:val="17"/>
+                <w:lang w:val="es-BO"/>
+              </w:rPr>
+              <w:t xml:space="preserve"> instrucciones_examen.docx</w:t>
             </w:r>
             <w:r>
               <w:rPr>
                 <w:rFonts w:ascii="Consolas" w:hAnsi="Consolas"/>
                 <w:color w:val="F1F5F9"/>
                 <w:sz w:val="17"/>
+                <w:lang w:val="es-BO"/>
               </w:rPr>
-              <w:t>git</w:t>
+              <w:br/>
             </w:r>
+            <w:proofErr w:type="spellStart"/>
             <w:r>
               <w:rPr>
                 <w:rFonts w:ascii="Consolas" w:hAnsi="Consolas"/>
                 <w:color w:val="F1F5F9"/>
                 <w:sz w:val="17"/>
+                <w:lang w:val="es-BO"/>
               </w:rPr>
-              <w:t xml:space="preserve"> add registro.html</w:t>
+              <w:t>git</w:t>
             </w:r>
+            <w:proofErr w:type="spellEnd"/>
             <w:r>
               <w:rPr>
                 <w:rFonts w:ascii="Consolas" w:hAnsi="Consolas"/>
                 <w:color w:val="F1F5F9"/>
                 <w:sz w:val="17"/>
+                <w:lang w:val="es-BO"/>
               </w:rPr>
-              <w:br/>
-              <w:t>git commit -m "fix: correccion de campos invertidos en formulario de registro"</w:t>
+              <w:t xml:space="preserve"> </w:t>
+            </w:r>
+            <w:proofErr w:type="spellStart"/>
+            <w:r>
+              <w:rPr>
+                <w:rFonts w:ascii="Consolas" w:hAnsi="Consolas"/>
+                <w:color w:val="F1F5F9"/>
+                <w:sz w:val="17"/>
+                <w:lang w:val="es-BO"/>
+              </w:rPr>
+              <w:t>commit</w:t>
+            </w:r>
+            <w:proofErr w:type="spellEnd"/>
+            <w:r>
+              <w:rPr>
+                <w:rFonts w:ascii="Consolas" w:hAnsi="Consolas"/>
+                <w:color w:val="F1F5F9"/>
+                <w:sz w:val="17"/>
+                <w:lang w:val="es-BO"/>
+              </w:rPr>
+              <w:t xml:space="preserve"> -m "</w:t>
+            </w:r>
+            <w:proofErr w:type="spellStart"/>
+            <w:r>
+              <w:rPr>
+                <w:rFonts w:ascii="Consolas" w:hAnsi="Consolas"/>
+                <w:color w:val="F1F5F9"/>
+                <w:sz w:val="17"/>
+                <w:lang w:val="es-BO"/>
+              </w:rPr>
+              <w:t>docs</w:t>
+            </w:r>
+            <w:proofErr w:type="spellEnd"/>
+            <w:r>
+              <w:rPr>
+                <w:rFonts w:ascii="Consolas" w:hAnsi="Consolas"/>
+                <w:color w:val="F1F5F9"/>
+                <w:sz w:val="17"/>
+                <w:lang w:val="es-BO"/>
+              </w:rPr>
+              <w:t xml:space="preserve">: entrega de informe y evidencias </w:t>
+            </w:r>
+            <w:proofErr w:type="spellStart"/>
+            <w:r>
+              <w:rPr>
+                <w:rFonts w:ascii="Consolas" w:hAnsi="Consolas"/>
+                <w:color w:val="F1F5F9"/>
+                <w:sz w:val="17"/>
+                <w:lang w:val="es-BO"/>
+              </w:rPr>
+              <w:t>tecnicas</w:t>
+            </w:r>
+            <w:proofErr w:type="spellEnd"/>
+            <w:r>
+              <w:rPr>
+                <w:rFonts w:ascii="Consolas" w:hAnsi="Consolas"/>
+                <w:color w:val="F1F5F9"/>
+                <w:sz w:val="17"/>
+                <w:lang w:val="es-BO"/>
+              </w:rPr>
+              <w:t>"</w:t>
             </w:r>
           </w:p>
         </w:tc>
@@ -931,6 +3279,9 @@
       <w:pPr>
         <w:keepNext/>
         <w:spacing w:before="220" w:after="60"/>
+        <w:rPr>
+          <w:lang w:val="es-BO"/>
+        </w:rPr>
       </w:pPr>
       <w:r>
         <w:rPr>
@@ -938,45 +3289,225 @@
           <w:b/>
           <w:color w:val="1B4D3E"/>
           <w:sz w:val="21"/>
-        </w:rPr>
-        <w:lastRenderedPageBreak/>
-        <w:t>PASO 5: ACTUALIZACION VISUAL DEL BOTON</w:t>
+          <w:lang w:val="es-BO"/>
+        </w:rPr>
+        <w:t>PASO 9: DESPLIEGUE EN REPOSITORIO PERSONAL DE GITHUB</w:t>
       </w:r>
     </w:p>
     <w:p>
       <w:pPr>
-        <w:spacing w:before="20" w:after="80"/>
-        <w:jc w:val="both"/>
+        <w:pStyle w:val="Listaconvietas"/>
+        <w:spacing w:before="20" w:after="40"/>
+        <w:rPr>
+          <w:lang w:val="es-BO"/>
+        </w:rPr>
       </w:pPr>
       <w:r>
         <w:rPr>
           <w:rFonts w:ascii="Calibri" w:hAnsi="Calibri"/>
-          <w:color w:val="1E293B"/>
-          <w:sz w:val="19"/>
-        </w:rPr>
-        <w:t>En registro.html, modifique el texto del boton de envio por: 'Completar Registro Oficial'.</w:t>
+          <w:b/>
+          <w:color w:val="1B4D3E"/>
+          <w:sz w:val="19"/>
+          <w:lang w:val="es-BO"/>
+        </w:rPr>
+        <w:t xml:space="preserve">Repositorio Remoto: </w:t>
+      </w:r>
+      <w:r>
+        <w:rPr>
+          <w:rFonts w:ascii="Calibri" w:hAnsi="Calibri"/>
+          <w:color w:val="1E293B"/>
+          <w:sz w:val="19"/>
+          <w:lang w:val="es-BO"/>
+        </w:rPr>
+        <w:t xml:space="preserve">Crear un repositorio publico y </w:t>
+      </w:r>
+      <w:proofErr w:type="spellStart"/>
+      <w:r>
+        <w:rPr>
+          <w:rFonts w:ascii="Calibri" w:hAnsi="Calibri"/>
+          <w:color w:val="1E293B"/>
+          <w:sz w:val="19"/>
+          <w:lang w:val="es-BO"/>
+        </w:rPr>
+        <w:t>vacio</w:t>
+      </w:r>
+      <w:proofErr w:type="spellEnd"/>
+      <w:r>
+        <w:rPr>
+          <w:rFonts w:ascii="Calibri" w:hAnsi="Calibri"/>
+          <w:color w:val="1E293B"/>
+          <w:sz w:val="19"/>
+          <w:lang w:val="es-BO"/>
+        </w:rPr>
+        <w:t xml:space="preserve"> (sin README </w:t>
+      </w:r>
+      <w:proofErr w:type="gramStart"/>
+      <w:r>
+        <w:rPr>
+          <w:rFonts w:ascii="Calibri" w:hAnsi="Calibri"/>
+          <w:color w:val="1E293B"/>
+          <w:sz w:val="19"/>
+          <w:lang w:val="es-BO"/>
+        </w:rPr>
+        <w:t>ni .</w:t>
+      </w:r>
+      <w:proofErr w:type="spellStart"/>
+      <w:r>
+        <w:rPr>
+          <w:rFonts w:ascii="Calibri" w:hAnsi="Calibri"/>
+          <w:color w:val="1E293B"/>
+          <w:sz w:val="19"/>
+          <w:lang w:val="es-BO"/>
+        </w:rPr>
+        <w:t>gitignore</w:t>
+      </w:r>
+      <w:proofErr w:type="spellEnd"/>
+      <w:proofErr w:type="gramEnd"/>
+      <w:r>
+        <w:rPr>
+          <w:rFonts w:ascii="Calibri" w:hAnsi="Calibri"/>
+          <w:color w:val="1E293B"/>
+          <w:sz w:val="19"/>
+          <w:lang w:val="es-BO"/>
+        </w:rPr>
+        <w:t>) en tu cuenta persona</w:t>
+      </w:r>
+      <w:r>
+        <w:rPr>
+          <w:rFonts w:ascii="Calibri" w:hAnsi="Calibri"/>
+          <w:color w:val="1E293B"/>
+          <w:sz w:val="19"/>
+          <w:lang w:val="es-BO"/>
+        </w:rPr>
+        <w:t xml:space="preserve">l de GitHub denominado </w:t>
+      </w:r>
+      <w:proofErr w:type="spellStart"/>
+      <w:r>
+        <w:rPr>
+          <w:rFonts w:ascii="Calibri" w:hAnsi="Calibri"/>
+          <w:color w:val="1E293B"/>
+          <w:sz w:val="19"/>
+          <w:lang w:val="es-BO"/>
+        </w:rPr>
+        <w:t>solucion</w:t>
+      </w:r>
+      <w:proofErr w:type="spellEnd"/>
+      <w:r>
+        <w:rPr>
+          <w:rFonts w:ascii="Calibri" w:hAnsi="Calibri"/>
+          <w:color w:val="1E293B"/>
+          <w:sz w:val="19"/>
+          <w:lang w:val="es-BO"/>
+        </w:rPr>
+        <w:t>-examen-</w:t>
+      </w:r>
+      <w:proofErr w:type="spellStart"/>
+      <w:r>
+        <w:rPr>
+          <w:rFonts w:ascii="Calibri" w:hAnsi="Calibri"/>
+          <w:color w:val="1E293B"/>
+          <w:sz w:val="19"/>
+          <w:lang w:val="es-BO"/>
+        </w:rPr>
+        <w:t>git</w:t>
+      </w:r>
+      <w:proofErr w:type="spellEnd"/>
+      <w:r>
+        <w:rPr>
+          <w:rFonts w:ascii="Calibri" w:hAnsi="Calibri"/>
+          <w:color w:val="1E293B"/>
+          <w:sz w:val="19"/>
+          <w:lang w:val="es-BO"/>
+        </w:rPr>
+        <w:t>.</w:t>
       </w:r>
     </w:p>
     <w:p>
       <w:pPr>
-        <w:spacing w:before="20" w:after="80"/>
-        <w:jc w:val="both"/>
+        <w:pStyle w:val="Listaconvietas"/>
+        <w:spacing w:before="20" w:after="40"/>
+        <w:rPr>
+          <w:lang w:val="es-BO"/>
+        </w:rPr>
       </w:pPr>
-      <w:r>
-        <w:rPr>
-          <w:rFonts w:ascii="Calibri" w:hAnsi="Calibri"/>
-          <w:color w:val="1E293B"/>
-          <w:sz w:val="19"/>
-        </w:rPr>
-        <w:t>Registre el cambio de inter</w:t>
-      </w:r>
-      <w:r>
-        <w:rPr>
-          <w:rFonts w:ascii="Calibri" w:hAnsi="Calibri"/>
-          <w:color w:val="1E293B"/>
-          <w:sz w:val="19"/>
-        </w:rPr>
-        <w:t>faz mediante el prefijo estandar correspondiente:</w:t>
+      <w:proofErr w:type="spellStart"/>
+      <w:r>
+        <w:rPr>
+          <w:rFonts w:ascii="Calibri" w:hAnsi="Calibri"/>
+          <w:b/>
+          <w:color w:val="1B4D3E"/>
+          <w:sz w:val="19"/>
+          <w:lang w:val="es-BO"/>
+        </w:rPr>
+        <w:t>Redireccion</w:t>
+      </w:r>
+      <w:proofErr w:type="spellEnd"/>
+      <w:r>
+        <w:rPr>
+          <w:rFonts w:ascii="Calibri" w:hAnsi="Calibri"/>
+          <w:b/>
+          <w:color w:val="1B4D3E"/>
+          <w:sz w:val="19"/>
+          <w:lang w:val="es-BO"/>
+        </w:rPr>
+        <w:t xml:space="preserve"> de Origen: </w:t>
+      </w:r>
+      <w:r>
+        <w:rPr>
+          <w:rFonts w:ascii="Calibri" w:hAnsi="Calibri"/>
+          <w:color w:val="1E293B"/>
+          <w:sz w:val="19"/>
+          <w:lang w:val="es-BO"/>
+        </w:rPr>
+        <w:t>Vincular el origen remoto hacia tu cuenta personal:</w:t>
+      </w:r>
+      <w:r>
+        <w:rPr>
+          <w:rFonts w:ascii="Calibri" w:hAnsi="Calibri"/>
+          <w:color w:val="1E293B"/>
+          <w:sz w:val="19"/>
+          <w:lang w:val="es-BO"/>
+        </w:rPr>
+        <w:br/>
+        <w:t xml:space="preserve">(esta </w:t>
+      </w:r>
+      <w:r>
+        <w:rPr>
+          <w:rFonts w:ascii="Calibri" w:hAnsi="Calibri"/>
+          <w:color w:val="1E293B"/>
+          <w:sz w:val="19"/>
+          <w:lang w:val="es-BO"/>
+        </w:rPr>
+        <w:t>parte</w:t>
+      </w:r>
+      <w:r>
+        <w:rPr>
+          <w:rFonts w:ascii="Calibri" w:hAnsi="Calibri"/>
+          <w:color w:val="1E293B"/>
+          <w:sz w:val="19"/>
+          <w:lang w:val="es-BO"/>
+        </w:rPr>
+        <w:t xml:space="preserve"> es vital para poder subirlo a tu repositorio no uses los comandos de </w:t>
+      </w:r>
+      <w:proofErr w:type="spellStart"/>
+      <w:r>
+        <w:rPr>
+          <w:rFonts w:ascii="Calibri" w:hAnsi="Calibri"/>
+          <w:color w:val="1E293B"/>
+          <w:sz w:val="19"/>
+          <w:lang w:val="es-BO"/>
+        </w:rPr>
+        <w:t>gitHub</w:t>
+      </w:r>
+      <w:proofErr w:type="spellEnd"/>
+      <w:r>
+        <w:rPr>
+          <w:rFonts w:ascii="Calibri" w:hAnsi="Calibri"/>
+          <w:color w:val="1E293B"/>
+          <w:sz w:val="19"/>
+          <w:lang w:val="es-BO"/>
+        </w:rPr>
+        <w:t>)</w:t>
       </w:r>
     </w:p>
     <w:tbl>
@@ -1009,6 +3540,12 @@
           <w:p>
             <w:pPr>
               <w:spacing w:before="20" w:after="20" w:line="252" w:lineRule="auto"/>
+              <w:rPr>
+                <w:rFonts w:ascii="Consolas" w:hAnsi="Consolas"/>
+                <w:color w:val="F1F5F9"/>
+                <w:sz w:val="17"/>
+                <w:lang w:val="es-BO"/>
+              </w:rPr>
             </w:pPr>
             <w:r>
               <w:rPr>
@@ -1016,156 +3553,302 @@
                 <w:b/>
                 <w:color w:val="94A3B8"/>
                 <w:sz w:val="16"/>
-              </w:rPr>
-              <w:t>// [Bash]</w:t>
-            </w:r>
-            <w:r>
-              <w:rPr>
-                <w:rFonts w:ascii="Consolas" w:hAnsi="Consolas"/>
-                <w:b/>
-                <w:color w:val="94A3B8"/>
-                <w:sz w:val="16"/>
+                <w:lang w:val="es-BO"/>
               </w:rPr>
               <w:br/>
             </w:r>
+            <w:proofErr w:type="spellStart"/>
             <w:r>
               <w:rPr>
                 <w:rFonts w:ascii="Consolas" w:hAnsi="Consolas"/>
                 <w:color w:val="F1F5F9"/>
                 <w:sz w:val="17"/>
+                <w:lang w:val="es-BO"/>
               </w:rPr>
-              <w:t>git add registro.html</w:t>
+              <w:t>git</w:t>
             </w:r>
+            <w:proofErr w:type="spellEnd"/>
             <w:r>
               <w:rPr>
                 <w:rFonts w:ascii="Consolas" w:hAnsi="Consolas"/>
                 <w:color w:val="F1F5F9"/>
                 <w:sz w:val="17"/>
+                <w:lang w:val="es-BO"/>
               </w:rPr>
-              <w:br/>
-              <w:t>git commit -m "style: actualizacion visual de boton de registro"</w:t>
+              <w:t xml:space="preserve"> </w:t>
             </w:r>
-          </w:p>
-        </w:tc>
-      </w:tr>
-    </w:tbl>
-    <w:p>
-      <w:pPr>
-        <w:keepNext/>
-        <w:spacing w:before="220" w:after="60"/>
-      </w:pPr>
-      <w:r>
-        <w:rPr>
-          <w:rFonts w:ascii="Arial" w:hAnsi="Arial"/>
-          <w:b/>
-          <w:color w:val="1B4D3E"/>
-          <w:sz w:val="21"/>
-        </w:rPr>
-        <w:t>PASO 6: DOCUMENTACION Y PUBLICACION EN GITHUB</w:t>
-      </w:r>
-    </w:p>
-    <w:p>
-      <w:pPr>
-        <w:spacing w:before="20" w:after="80"/>
-        <w:jc w:val="both"/>
-      </w:pPr>
-      <w:r>
-        <w:rPr>
-          <w:rFonts w:ascii="Calibri" w:hAnsi="Calibri"/>
-          <w:color w:val="1E293B"/>
-          <w:sz w:val="19"/>
-        </w:rPr>
-        <w:t>Complete el cuadro de respuestas tecnicas inferior y adjunte l</w:t>
-      </w:r>
-      <w:r>
-        <w:rPr>
-          <w:rFonts w:ascii="Calibri" w:hAnsi="Calibri"/>
-          <w:color w:val="1E293B"/>
-          <w:sz w:val="19"/>
-        </w:rPr>
-        <w:t>as tres capturas de pantalla solicitadas.</w:t>
-      </w:r>
-    </w:p>
-    <w:p>
-      <w:pPr>
-        <w:spacing w:before="20" w:after="80"/>
-        <w:jc w:val="both"/>
-      </w:pPr>
-      <w:r>
-        <w:rPr>
-          <w:rFonts w:ascii="Calibri" w:hAnsi="Calibri"/>
-          <w:color w:val="1E293B"/>
-          <w:sz w:val="19"/>
-        </w:rPr>
-        <w:t>Guarde este documento (instrucciones_examen.docx) en la raiz del proyecto y confirme su entrega en Git:</w:t>
-      </w:r>
-    </w:p>
-    <w:tbl>
-      <w:tblPr>
-        <w:tblW w:w="0" w:type="auto"/>
-        <w:jc w:val="center"/>
-        <w:tblLook w:val="04A0" w:firstRow="1" w:lastRow="0" w:firstColumn="1" w:lastColumn="0" w:noHBand="0" w:noVBand="1"/>
-      </w:tblPr>
-      <w:tblGrid>
-        <w:gridCol w:w="9911"/>
-      </w:tblGrid>
-      <w:tr>
-        <w:trPr>
-          <w:jc w:val="center"/>
-        </w:trPr>
-        <w:tc>
-          <w:tcPr>
-            <w:tcW w:w="9936" w:type="dxa"/>
-            <w:tcBorders>
-              <w:left w:val="single" w:sz="20" w:space="0" w:color="059669"/>
-            </w:tcBorders>
-            <w:shd w:val="clear" w:color="auto" w:fill="0F172A"/>
-            <w:tcMar>
-              <w:top w:w="60" w:type="dxa"/>
-              <w:left w:w="100" w:type="dxa"/>
-              <w:bottom w:w="60" w:type="dxa"/>
-              <w:right w:w="100" w:type="dxa"/>
-            </w:tcMar>
-          </w:tcPr>
-          <w:p>
-            <w:pPr>
-              <w:spacing w:before="20" w:after="20" w:line="252" w:lineRule="auto"/>
-            </w:pPr>
-            <w:r>
-              <w:rPr>
-                <w:rFonts w:ascii="Consolas" w:hAnsi="Consolas"/>
-                <w:b/>
-                <w:color w:val="94A3B8"/>
-                <w:sz w:val="16"/>
-              </w:rPr>
-              <w:t>// [Bash]</w:t>
-            </w:r>
-            <w:r>
-              <w:rPr>
-                <w:rFonts w:ascii="Consolas" w:hAnsi="Consolas"/>
-                <w:b/>
-                <w:color w:val="94A3B8"/>
-                <w:sz w:val="16"/>
-              </w:rPr>
-              <w:br/>
-            </w:r>
+            <w:proofErr w:type="spellStart"/>
             <w:r>
               <w:rPr>
                 <w:rFonts w:ascii="Consolas" w:hAnsi="Consolas"/>
                 <w:color w:val="F1F5F9"/>
                 <w:sz w:val="17"/>
+                <w:lang w:val="es-BO"/>
               </w:rPr>
-              <w:t>git add instrucciones_examen.docx</w:t>
+              <w:t>remote</w:t>
             </w:r>
+            <w:proofErr w:type="spellEnd"/>
             <w:r>
               <w:rPr>
                 <w:rFonts w:ascii="Consolas" w:hAnsi="Consolas"/>
                 <w:color w:val="F1F5F9"/>
                 <w:sz w:val="17"/>
+                <w:lang w:val="es-BO"/>
               </w:rPr>
-              <w:br/>
-              <w:t>git commit -m "docs: entrega de informe y evidencias tecnicas"</w:t>
+              <w:t xml:space="preserve"> set-</w:t>
             </w:r>
+            <w:proofErr w:type="spellStart"/>
+            <w:r>
+              <w:rPr>
+                <w:rFonts w:ascii="Consolas" w:hAnsi="Consolas"/>
+                <w:color w:val="F1F5F9"/>
+                <w:sz w:val="17"/>
+                <w:lang w:val="es-BO"/>
+              </w:rPr>
+              <w:t>url</w:t>
+            </w:r>
+            <w:proofErr w:type="spellEnd"/>
+            <w:r>
+              <w:rPr>
+                <w:rFonts w:ascii="Consolas" w:hAnsi="Consolas"/>
+                <w:color w:val="F1F5F9"/>
+                <w:sz w:val="17"/>
+                <w:lang w:val="es-BO"/>
+              </w:rPr>
+              <w:t xml:space="preserve"> </w:t>
+            </w:r>
+            <w:proofErr w:type="spellStart"/>
+            <w:r>
+              <w:rPr>
+                <w:rFonts w:ascii="Consolas" w:hAnsi="Consolas"/>
+                <w:color w:val="F1F5F9"/>
+                <w:sz w:val="17"/>
+                <w:lang w:val="es-BO"/>
+              </w:rPr>
+              <w:t>origin</w:t>
+            </w:r>
+            <w:proofErr w:type="spellEnd"/>
+            <w:r>
+              <w:rPr>
+                <w:rFonts w:ascii="Consolas" w:hAnsi="Consolas"/>
+                <w:color w:val="F1F5F9"/>
+                <w:sz w:val="17"/>
+                <w:lang w:val="es-BO"/>
+              </w:rPr>
+              <w:t xml:space="preserve"> https://github.com/TU_USUARIO/solucion-examen-git.git</w:t>
+            </w:r>
+          </w:p>
+          <w:p>
+            <w:pPr>
+              <w:spacing w:before="20" w:after="20" w:line="252" w:lineRule="auto"/>
+              <w:rPr>
+                <w:rFonts w:ascii="Consolas" w:hAnsi="Consolas"/>
+                <w:color w:val="F1F5F9"/>
+                <w:sz w:val="17"/>
+                <w:lang w:val="es-BO"/>
+              </w:rPr>
+            </w:pPr>
+            <w:proofErr w:type="spellStart"/>
+            <w:r>
+              <w:rPr>
+                <w:rFonts w:ascii="Consolas" w:hAnsi="Consolas"/>
+                <w:color w:val="F1F5F9"/>
+                <w:sz w:val="17"/>
+                <w:lang w:val="es-BO"/>
+              </w:rPr>
+              <w:t>git</w:t>
+            </w:r>
+            <w:proofErr w:type="spellEnd"/>
+            <w:r>
+              <w:rPr>
+                <w:rFonts w:ascii="Consolas" w:hAnsi="Consolas"/>
+                <w:color w:val="F1F5F9"/>
+                <w:sz w:val="17"/>
+                <w:lang w:val="es-BO"/>
+              </w:rPr>
+              <w:t xml:space="preserve"> </w:t>
+            </w:r>
+            <w:proofErr w:type="spellStart"/>
+            <w:r>
+              <w:rPr>
+                <w:rFonts w:ascii="Consolas" w:hAnsi="Consolas"/>
+                <w:color w:val="F1F5F9"/>
+                <w:sz w:val="17"/>
+                <w:lang w:val="es-BO"/>
+              </w:rPr>
+              <w:t>remote</w:t>
+            </w:r>
+            <w:proofErr w:type="spellEnd"/>
+            <w:r>
+              <w:rPr>
+                <w:rFonts w:ascii="Consolas" w:hAnsi="Consolas"/>
+                <w:color w:val="F1F5F9"/>
+                <w:sz w:val="17"/>
+                <w:lang w:val="es-BO"/>
+              </w:rPr>
+              <w:t xml:space="preserve"> -v</w:t>
+            </w:r>
+          </w:p>
+          <w:p>
+            <w:pPr>
+              <w:spacing w:before="20" w:after="20" w:line="252" w:lineRule="auto"/>
+              <w:rPr>
+                <w:rFonts w:ascii="Consolas" w:hAnsi="Consolas"/>
+                <w:color w:val="F1F5F9"/>
+                <w:sz w:val="17"/>
+                <w:lang w:val="es-BO"/>
+              </w:rPr>
+            </w:pPr>
+            <w:proofErr w:type="spellStart"/>
+            <w:r>
+              <w:rPr>
+                <w:rFonts w:ascii="Consolas" w:hAnsi="Consolas"/>
+                <w:color w:val="F1F5F9"/>
+                <w:sz w:val="17"/>
+                <w:lang w:val="es-BO"/>
+              </w:rPr>
+              <w:t>git</w:t>
+            </w:r>
+            <w:proofErr w:type="spellEnd"/>
+            <w:r>
+              <w:rPr>
+                <w:rFonts w:ascii="Consolas" w:hAnsi="Consolas"/>
+                <w:color w:val="F1F5F9"/>
+                <w:sz w:val="17"/>
+                <w:lang w:val="es-BO"/>
+              </w:rPr>
+              <w:t xml:space="preserve"> </w:t>
+            </w:r>
+            <w:proofErr w:type="spellStart"/>
+            <w:r>
+              <w:rPr>
+                <w:rFonts w:ascii="Consolas" w:hAnsi="Consolas"/>
+                <w:color w:val="F1F5F9"/>
+                <w:sz w:val="17"/>
+                <w:lang w:val="es-BO"/>
+              </w:rPr>
+              <w:t>push</w:t>
+            </w:r>
+            <w:proofErr w:type="spellEnd"/>
+            <w:r>
+              <w:rPr>
+                <w:rFonts w:ascii="Consolas" w:hAnsi="Consolas"/>
+                <w:color w:val="F1F5F9"/>
+                <w:sz w:val="17"/>
+                <w:lang w:val="es-BO"/>
+              </w:rPr>
+              <w:t xml:space="preserve"> -u </w:t>
+            </w:r>
+            <w:proofErr w:type="spellStart"/>
+            <w:r>
+              <w:rPr>
+                <w:rFonts w:ascii="Consolas" w:hAnsi="Consolas"/>
+                <w:color w:val="F1F5F9"/>
+                <w:sz w:val="17"/>
+                <w:lang w:val="es-BO"/>
+              </w:rPr>
+              <w:t>origin</w:t>
+            </w:r>
+            <w:proofErr w:type="spellEnd"/>
+            <w:r>
+              <w:rPr>
+                <w:rFonts w:ascii="Consolas" w:hAnsi="Consolas"/>
+                <w:color w:val="F1F5F9"/>
+                <w:sz w:val="17"/>
+                <w:lang w:val="es-BO"/>
+              </w:rPr>
+              <w:t xml:space="preserve"> --</w:t>
+            </w:r>
+            <w:proofErr w:type="spellStart"/>
+            <w:r>
+              <w:rPr>
+                <w:rFonts w:ascii="Consolas" w:hAnsi="Consolas"/>
+                <w:color w:val="F1F5F9"/>
+                <w:sz w:val="17"/>
+                <w:lang w:val="es-BO"/>
+              </w:rPr>
+              <w:t>all</w:t>
+            </w:r>
+            <w:proofErr w:type="spellEnd"/>
+          </w:p>
+          <w:p>
+            <w:pPr>
+              <w:spacing w:before="20" w:after="20" w:line="252" w:lineRule="auto"/>
+              <w:rPr>
+                <w:lang w:val="es-BO"/>
+              </w:rPr>
+            </w:pPr>
+            <w:proofErr w:type="spellStart"/>
+            <w:r>
+              <w:rPr>
+                <w:rFonts w:ascii="Consolas" w:hAnsi="Consolas"/>
+                <w:color w:val="F1F5F9"/>
+                <w:sz w:val="17"/>
+                <w:lang w:val="es-BO"/>
+              </w:rPr>
+              <w:t>git</w:t>
+            </w:r>
+            <w:proofErr w:type="spellEnd"/>
+            <w:r>
+              <w:rPr>
+                <w:rFonts w:ascii="Consolas" w:hAnsi="Consolas"/>
+                <w:color w:val="F1F5F9"/>
+                <w:sz w:val="17"/>
+                <w:lang w:val="es-BO"/>
+              </w:rPr>
+              <w:t xml:space="preserve"> </w:t>
+            </w:r>
+            <w:proofErr w:type="spellStart"/>
+            <w:r>
+              <w:rPr>
+                <w:rFonts w:ascii="Consolas" w:hAnsi="Consolas"/>
+                <w:color w:val="F1F5F9"/>
+                <w:sz w:val="17"/>
+                <w:lang w:val="es-BO"/>
+              </w:rPr>
+              <w:t>push</w:t>
+            </w:r>
+            <w:proofErr w:type="spellEnd"/>
+            <w:r>
+              <w:rPr>
+                <w:rFonts w:ascii="Consolas" w:hAnsi="Consolas"/>
+                <w:color w:val="F1F5F9"/>
+                <w:sz w:val="17"/>
+                <w:lang w:val="es-BO"/>
+              </w:rPr>
+              <w:t xml:space="preserve"> </w:t>
+            </w:r>
+            <w:proofErr w:type="spellStart"/>
+            <w:r>
+              <w:rPr>
+                <w:rFonts w:ascii="Consolas" w:hAnsi="Consolas"/>
+                <w:color w:val="F1F5F9"/>
+                <w:sz w:val="17"/>
+                <w:lang w:val="es-BO"/>
+              </w:rPr>
+              <w:t>origin</w:t>
+            </w:r>
+            <w:proofErr w:type="spellEnd"/>
+            <w:r>
+              <w:rPr>
+                <w:rFonts w:ascii="Consolas" w:hAnsi="Consolas"/>
+                <w:color w:val="F1F5F9"/>
+                <w:sz w:val="17"/>
+                <w:lang w:val="es-BO"/>
+              </w:rPr>
+              <w:t xml:space="preserve"> --</w:t>
+            </w:r>
+            <w:proofErr w:type="spellStart"/>
+            <w:r>
+              <w:rPr>
+                <w:rFonts w:ascii="Consolas" w:hAnsi="Consolas"/>
+                <w:color w:val="F1F5F9"/>
+                <w:sz w:val="17"/>
+                <w:lang w:val="es-BO"/>
+              </w:rPr>
+              <w:t>tags</w:t>
+            </w:r>
+            <w:proofErr w:type="spellEnd"/>
           </w:p>
         </w:tc>
       </w:tr>
@@ -1174,658 +3857,1900 @@
       <w:pPr>
         <w:spacing w:before="20" w:after="80"/>
         <w:jc w:val="both"/>
+        <w:rPr>
+          <w:rFonts w:ascii="Calibri" w:hAnsi="Calibri"/>
+          <w:i/>
+          <w:color w:val="1E293B"/>
+          <w:sz w:val="19"/>
+          <w:lang w:val="es-BO"/>
+        </w:rPr>
       </w:pPr>
       <w:r>
         <w:rPr>
           <w:rFonts w:ascii="Calibri" w:hAnsi="Calibri"/>
-          <w:color w:val="1E293B"/>
-          <w:sz w:val="19"/>
-        </w:rPr>
-        <w:t>Cr</w:t>
-      </w:r>
-      <w:r>
-        <w:rPr>
-          <w:rFonts w:ascii="Calibri" w:hAnsi="Calibri"/>
-          <w:color w:val="1E293B"/>
-          <w:sz w:val="19"/>
-        </w:rPr>
-        <w:t>ee un repositorio publico vacio en su cuenta personal de GitHub bajo el nombre solucion-examen-git.</w:t>
+          <w:i/>
+          <w:color w:val="1E293B"/>
+          <w:sz w:val="19"/>
+          <w:lang w:val="es-BO"/>
+        </w:rPr>
+        <w:t xml:space="preserve">-&gt; Tomar Captura 3: Historial </w:t>
+      </w:r>
+      <w:proofErr w:type="spellStart"/>
+      <w:r>
+        <w:rPr>
+          <w:rFonts w:ascii="Calibri" w:hAnsi="Calibri"/>
+          <w:i/>
+          <w:color w:val="1E293B"/>
+          <w:sz w:val="19"/>
+          <w:lang w:val="es-BO"/>
+        </w:rPr>
+        <w:t>git</w:t>
+      </w:r>
+      <w:proofErr w:type="spellEnd"/>
+      <w:r>
+        <w:rPr>
+          <w:rFonts w:ascii="Calibri" w:hAnsi="Calibri"/>
+          <w:i/>
+          <w:color w:val="1E293B"/>
+          <w:sz w:val="19"/>
+          <w:lang w:val="es-BO"/>
+        </w:rPr>
+        <w:t xml:space="preserve"> log --</w:t>
+      </w:r>
+      <w:proofErr w:type="spellStart"/>
+      <w:r>
+        <w:rPr>
+          <w:rFonts w:ascii="Calibri" w:hAnsi="Calibri"/>
+          <w:i/>
+          <w:color w:val="1E293B"/>
+          <w:sz w:val="19"/>
+          <w:lang w:val="es-BO"/>
+        </w:rPr>
+        <w:t>oneline</w:t>
+      </w:r>
+      <w:proofErr w:type="spellEnd"/>
+      <w:r>
+        <w:rPr>
+          <w:rFonts w:ascii="Calibri" w:hAnsi="Calibri"/>
+          <w:i/>
+          <w:color w:val="1E293B"/>
+          <w:sz w:val="19"/>
+          <w:lang w:val="es-BO"/>
+        </w:rPr>
+        <w:t xml:space="preserve"> en la terminal mostrando los tres </w:t>
+      </w:r>
+      <w:proofErr w:type="spellStart"/>
+      <w:r>
+        <w:rPr>
+          <w:rFonts w:ascii="Calibri" w:hAnsi="Calibri"/>
+          <w:i/>
+          <w:color w:val="1E293B"/>
+          <w:sz w:val="19"/>
+          <w:lang w:val="es-BO"/>
+        </w:rPr>
+        <w:t>commits</w:t>
+      </w:r>
+      <w:proofErr w:type="spellEnd"/>
+      <w:r>
+        <w:rPr>
+          <w:rFonts w:ascii="Calibri" w:hAnsi="Calibri"/>
+          <w:i/>
+          <w:color w:val="1E293B"/>
+          <w:sz w:val="19"/>
+          <w:lang w:val="es-BO"/>
+        </w:rPr>
+        <w:t xml:space="preserve"> estructurados (</w:t>
+      </w:r>
+      <w:proofErr w:type="spellStart"/>
+      <w:r>
+        <w:rPr>
+          <w:rFonts w:ascii="Calibri" w:hAnsi="Calibri"/>
+          <w:i/>
+          <w:color w:val="1E293B"/>
+          <w:sz w:val="19"/>
+          <w:lang w:val="es-BO"/>
+        </w:rPr>
+        <w:t>fix</w:t>
+      </w:r>
+      <w:proofErr w:type="spellEnd"/>
+      <w:r>
+        <w:rPr>
+          <w:rFonts w:ascii="Calibri" w:hAnsi="Calibri"/>
+          <w:i/>
+          <w:color w:val="1E293B"/>
+          <w:sz w:val="19"/>
+          <w:lang w:val="es-BO"/>
+        </w:rPr>
+        <w:t xml:space="preserve">, </w:t>
+      </w:r>
+      <w:proofErr w:type="spellStart"/>
+      <w:r>
+        <w:rPr>
+          <w:rFonts w:ascii="Calibri" w:hAnsi="Calibri"/>
+          <w:i/>
+          <w:color w:val="1E293B"/>
+          <w:sz w:val="19"/>
+          <w:lang w:val="es-BO"/>
+        </w:rPr>
+        <w:t>style</w:t>
+      </w:r>
+      <w:proofErr w:type="spellEnd"/>
+      <w:r>
+        <w:rPr>
+          <w:rFonts w:ascii="Calibri" w:hAnsi="Calibri"/>
+          <w:i/>
+          <w:color w:val="1E293B"/>
+          <w:sz w:val="19"/>
+          <w:lang w:val="es-BO"/>
+        </w:rPr>
+        <w:t xml:space="preserve">, </w:t>
+      </w:r>
+      <w:proofErr w:type="spellStart"/>
+      <w:r>
+        <w:rPr>
+          <w:rFonts w:ascii="Calibri" w:hAnsi="Calibri"/>
+          <w:i/>
+          <w:color w:val="1E293B"/>
+          <w:sz w:val="19"/>
+          <w:lang w:val="es-BO"/>
+        </w:rPr>
+        <w:t>docs</w:t>
+      </w:r>
+      <w:proofErr w:type="spellEnd"/>
+      <w:r>
+        <w:rPr>
+          <w:rFonts w:ascii="Calibri" w:hAnsi="Calibri"/>
+          <w:i/>
+          <w:color w:val="1E293B"/>
+          <w:sz w:val="19"/>
+          <w:lang w:val="es-BO"/>
+        </w:rPr>
+        <w:t>).</w:t>
+      </w:r>
+    </w:p>
+    <w:p>
+      <w:pPr>
+        <w:pStyle w:val="NormalWeb"/>
+        <w:jc w:val="both"/>
+        <w:rPr>
+          <w:rFonts w:asciiTheme="majorHAnsi" w:hAnsiTheme="majorHAnsi" w:cstheme="majorHAnsi"/>
+          <w:sz w:val="19"/>
+          <w:szCs w:val="19"/>
+        </w:rPr>
+      </w:pPr>
+      <w:proofErr w:type="spellStart"/>
+      <w:r>
+        <w:rPr>
+          <w:rStyle w:val="CdigoHTML"/>
+          <w:rFonts w:asciiTheme="majorHAnsi" w:hAnsiTheme="majorHAnsi" w:cstheme="majorHAnsi"/>
+          <w:b/>
+          <w:bCs/>
+          <w:sz w:val="19"/>
+          <w:szCs w:val="19"/>
+        </w:rPr>
+        <w:t>git</w:t>
+      </w:r>
+      <w:proofErr w:type="spellEnd"/>
+      <w:r>
+        <w:rPr>
+          <w:rStyle w:val="CdigoHTML"/>
+          <w:rFonts w:asciiTheme="majorHAnsi" w:hAnsiTheme="majorHAnsi" w:cstheme="majorHAnsi"/>
+          <w:b/>
+          <w:bCs/>
+          <w:sz w:val="19"/>
+          <w:szCs w:val="19"/>
+        </w:rPr>
+        <w:t xml:space="preserve"> remote set-</w:t>
+      </w:r>
+      <w:proofErr w:type="spellStart"/>
+      <w:r>
+        <w:rPr>
+          <w:rStyle w:val="CdigoHTML"/>
+          <w:rFonts w:asciiTheme="majorHAnsi" w:hAnsiTheme="majorHAnsi" w:cstheme="majorHAnsi"/>
+          <w:b/>
+          <w:bCs/>
+          <w:sz w:val="19"/>
+          <w:szCs w:val="19"/>
+        </w:rPr>
+        <w:t>url</w:t>
+      </w:r>
+      <w:proofErr w:type="spellEnd"/>
+      <w:r>
+        <w:rPr>
+          <w:rStyle w:val="CdigoHTML"/>
+          <w:rFonts w:asciiTheme="majorHAnsi" w:hAnsiTheme="majorHAnsi" w:cstheme="majorHAnsi"/>
+          <w:b/>
+          <w:bCs/>
+          <w:sz w:val="19"/>
+          <w:szCs w:val="19"/>
+        </w:rPr>
+        <w:t xml:space="preserve"> origin [</w:t>
+      </w:r>
+      <w:proofErr w:type="gramStart"/>
+      <w:r>
+        <w:rPr>
+          <w:rStyle w:val="CdigoHTML"/>
+          <w:rFonts w:asciiTheme="majorHAnsi" w:hAnsiTheme="majorHAnsi" w:cstheme="majorHAnsi"/>
+          <w:b/>
+          <w:bCs/>
+          <w:sz w:val="19"/>
+          <w:szCs w:val="19"/>
+        </w:rPr>
+        <w:t>https://github.com/TU_USUARIO/solucion-examen-git.git](</w:t>
+      </w:r>
+      <w:proofErr w:type="gramEnd"/>
+      <w:r>
+        <w:rPr>
+          <w:rStyle w:val="CdigoHTML"/>
+          <w:rFonts w:asciiTheme="majorHAnsi" w:hAnsiTheme="majorHAnsi" w:cstheme="majorHAnsi"/>
+          <w:b/>
+          <w:bCs/>
+          <w:sz w:val="19"/>
+          <w:szCs w:val="19"/>
+        </w:rPr>
+        <w:t>https://github.com/TU_USUARIO/solucion-examen-git.git)</w:t>
+      </w:r>
+      <w:r>
+        <w:rPr>
+          <w:rFonts w:asciiTheme="majorHAnsi" w:hAnsiTheme="majorHAnsi" w:cstheme="majorHAnsi"/>
+          <w:sz w:val="19"/>
+          <w:szCs w:val="19"/>
+        </w:rPr>
+        <w:t>:</w:t>
+      </w:r>
+      <w:r>
+        <w:rPr>
+          <w:rFonts w:asciiTheme="majorHAnsi" w:hAnsiTheme="majorHAnsi" w:cstheme="majorHAnsi"/>
+          <w:sz w:val="19"/>
+          <w:szCs w:val="19"/>
+        </w:rPr>
+        <w:t xml:space="preserve"> </w:t>
+      </w:r>
+      <w:proofErr w:type="spellStart"/>
+      <w:r>
+        <w:rPr>
+          <w:rFonts w:asciiTheme="majorHAnsi" w:hAnsiTheme="majorHAnsi" w:cstheme="majorHAnsi"/>
+          <w:sz w:val="19"/>
+          <w:szCs w:val="19"/>
+        </w:rPr>
+        <w:t>Redirige</w:t>
+      </w:r>
+      <w:proofErr w:type="spellEnd"/>
+      <w:r>
+        <w:rPr>
+          <w:rFonts w:asciiTheme="majorHAnsi" w:hAnsiTheme="majorHAnsi" w:cstheme="majorHAnsi"/>
+          <w:sz w:val="19"/>
+          <w:szCs w:val="19"/>
+        </w:rPr>
+        <w:t xml:space="preserve"> el </w:t>
+      </w:r>
+      <w:proofErr w:type="spellStart"/>
+      <w:r>
+        <w:rPr>
+          <w:rFonts w:asciiTheme="majorHAnsi" w:hAnsiTheme="majorHAnsi" w:cstheme="majorHAnsi"/>
+          <w:sz w:val="19"/>
+          <w:szCs w:val="19"/>
+        </w:rPr>
+        <w:t>destino</w:t>
+      </w:r>
+      <w:proofErr w:type="spellEnd"/>
+      <w:r>
+        <w:rPr>
+          <w:rFonts w:asciiTheme="majorHAnsi" w:hAnsiTheme="majorHAnsi" w:cstheme="majorHAnsi"/>
+          <w:sz w:val="19"/>
+          <w:szCs w:val="19"/>
+        </w:rPr>
+        <w:t xml:space="preserve"> </w:t>
+      </w:r>
+      <w:proofErr w:type="spellStart"/>
+      <w:r>
+        <w:rPr>
+          <w:rFonts w:asciiTheme="majorHAnsi" w:hAnsiTheme="majorHAnsi" w:cstheme="majorHAnsi"/>
+          <w:sz w:val="19"/>
+          <w:szCs w:val="19"/>
+        </w:rPr>
+        <w:t>remoto</w:t>
+      </w:r>
+      <w:proofErr w:type="spellEnd"/>
+      <w:r>
+        <w:rPr>
+          <w:rFonts w:asciiTheme="majorHAnsi" w:hAnsiTheme="majorHAnsi" w:cstheme="majorHAnsi"/>
+          <w:sz w:val="19"/>
+          <w:szCs w:val="19"/>
+        </w:rPr>
+        <w:t xml:space="preserve"> de </w:t>
+      </w:r>
+      <w:proofErr w:type="spellStart"/>
+      <w:r>
+        <w:rPr>
+          <w:rFonts w:asciiTheme="majorHAnsi" w:hAnsiTheme="majorHAnsi" w:cstheme="majorHAnsi"/>
+          <w:sz w:val="19"/>
+          <w:szCs w:val="19"/>
+        </w:rPr>
+        <w:t>Git</w:t>
+      </w:r>
+      <w:proofErr w:type="spellEnd"/>
+      <w:r>
+        <w:rPr>
+          <w:rFonts w:asciiTheme="majorHAnsi" w:hAnsiTheme="majorHAnsi" w:cstheme="majorHAnsi"/>
+          <w:sz w:val="19"/>
+          <w:szCs w:val="19"/>
+        </w:rPr>
+        <w:t xml:space="preserve"> (</w:t>
+      </w:r>
+      <w:r>
+        <w:rPr>
+          <w:rStyle w:val="CdigoHTML"/>
+          <w:rFonts w:asciiTheme="majorHAnsi" w:hAnsiTheme="majorHAnsi" w:cstheme="majorHAnsi"/>
+          <w:sz w:val="19"/>
+          <w:szCs w:val="19"/>
+        </w:rPr>
+        <w:t>origin</w:t>
+      </w:r>
+      <w:r>
+        <w:rPr>
+          <w:rFonts w:asciiTheme="majorHAnsi" w:hAnsiTheme="majorHAnsi" w:cstheme="majorHAnsi"/>
+          <w:sz w:val="19"/>
+          <w:szCs w:val="19"/>
+        </w:rPr>
+        <w:t xml:space="preserve">) </w:t>
+      </w:r>
+      <w:proofErr w:type="spellStart"/>
+      <w:r>
+        <w:rPr>
+          <w:rFonts w:asciiTheme="majorHAnsi" w:hAnsiTheme="majorHAnsi" w:cstheme="majorHAnsi"/>
+          <w:sz w:val="19"/>
+          <w:szCs w:val="19"/>
+        </w:rPr>
+        <w:t>hacia</w:t>
+      </w:r>
+      <w:proofErr w:type="spellEnd"/>
+      <w:r>
+        <w:rPr>
+          <w:rFonts w:asciiTheme="majorHAnsi" w:hAnsiTheme="majorHAnsi" w:cstheme="majorHAnsi"/>
+          <w:sz w:val="19"/>
+          <w:szCs w:val="19"/>
+        </w:rPr>
+        <w:t xml:space="preserve"> la </w:t>
+      </w:r>
+      <w:proofErr w:type="spellStart"/>
+      <w:r>
+        <w:rPr>
+          <w:rFonts w:asciiTheme="majorHAnsi" w:hAnsiTheme="majorHAnsi" w:cstheme="majorHAnsi"/>
+          <w:sz w:val="19"/>
+          <w:szCs w:val="19"/>
+        </w:rPr>
+        <w:t>cuenta</w:t>
+      </w:r>
+      <w:proofErr w:type="spellEnd"/>
+      <w:r>
+        <w:rPr>
+          <w:rFonts w:asciiTheme="majorHAnsi" w:hAnsiTheme="majorHAnsi" w:cstheme="majorHAnsi"/>
+          <w:sz w:val="19"/>
+          <w:szCs w:val="19"/>
+        </w:rPr>
+        <w:t xml:space="preserve"> personal del </w:t>
+      </w:r>
+      <w:proofErr w:type="spellStart"/>
+      <w:r>
+        <w:rPr>
+          <w:rFonts w:asciiTheme="majorHAnsi" w:hAnsiTheme="majorHAnsi" w:cstheme="majorHAnsi"/>
+          <w:sz w:val="19"/>
+          <w:szCs w:val="19"/>
+        </w:rPr>
+        <w:t>estudiante</w:t>
+      </w:r>
+      <w:proofErr w:type="spellEnd"/>
+      <w:r>
+        <w:rPr>
+          <w:rFonts w:asciiTheme="majorHAnsi" w:hAnsiTheme="majorHAnsi" w:cstheme="majorHAnsi"/>
+          <w:sz w:val="19"/>
+          <w:szCs w:val="19"/>
+        </w:rPr>
+        <w:t xml:space="preserve"> </w:t>
+      </w:r>
+      <w:proofErr w:type="spellStart"/>
+      <w:r>
+        <w:rPr>
+          <w:rFonts w:asciiTheme="majorHAnsi" w:hAnsiTheme="majorHAnsi" w:cstheme="majorHAnsi"/>
+          <w:sz w:val="19"/>
+          <w:szCs w:val="19"/>
+        </w:rPr>
+        <w:t>en</w:t>
+      </w:r>
+      <w:proofErr w:type="spellEnd"/>
+      <w:r>
+        <w:rPr>
+          <w:rFonts w:asciiTheme="majorHAnsi" w:hAnsiTheme="majorHAnsi" w:cstheme="majorHAnsi"/>
+          <w:sz w:val="19"/>
+          <w:szCs w:val="19"/>
+        </w:rPr>
+        <w:t xml:space="preserve"> </w:t>
+      </w:r>
+      <w:proofErr w:type="spellStart"/>
+      <w:r>
+        <w:rPr>
+          <w:rFonts w:asciiTheme="majorHAnsi" w:hAnsiTheme="majorHAnsi" w:cstheme="majorHAnsi"/>
+          <w:sz w:val="19"/>
+          <w:szCs w:val="19"/>
+        </w:rPr>
+        <w:t>lugar</w:t>
+      </w:r>
+      <w:proofErr w:type="spellEnd"/>
+      <w:r>
+        <w:rPr>
+          <w:rFonts w:asciiTheme="majorHAnsi" w:hAnsiTheme="majorHAnsi" w:cstheme="majorHAnsi"/>
+          <w:sz w:val="19"/>
+          <w:szCs w:val="19"/>
+        </w:rPr>
+        <w:t xml:space="preserve"> del </w:t>
+      </w:r>
+      <w:proofErr w:type="spellStart"/>
+      <w:r>
+        <w:rPr>
+          <w:rFonts w:asciiTheme="majorHAnsi" w:hAnsiTheme="majorHAnsi" w:cstheme="majorHAnsi"/>
+          <w:sz w:val="19"/>
+          <w:szCs w:val="19"/>
+        </w:rPr>
+        <w:t>repositorio</w:t>
+      </w:r>
+      <w:proofErr w:type="spellEnd"/>
+      <w:r>
+        <w:rPr>
+          <w:rFonts w:asciiTheme="majorHAnsi" w:hAnsiTheme="majorHAnsi" w:cstheme="majorHAnsi"/>
+          <w:sz w:val="19"/>
+          <w:szCs w:val="19"/>
+        </w:rPr>
+        <w:t xml:space="preserve"> del </w:t>
+      </w:r>
+      <w:proofErr w:type="spellStart"/>
+      <w:r>
+        <w:rPr>
+          <w:rFonts w:asciiTheme="majorHAnsi" w:hAnsiTheme="majorHAnsi" w:cstheme="majorHAnsi"/>
+          <w:sz w:val="19"/>
+          <w:szCs w:val="19"/>
+        </w:rPr>
+        <w:t>docente</w:t>
+      </w:r>
+      <w:proofErr w:type="spellEnd"/>
+      <w:r>
+        <w:rPr>
+          <w:rFonts w:asciiTheme="majorHAnsi" w:hAnsiTheme="majorHAnsi" w:cstheme="majorHAnsi"/>
+          <w:sz w:val="19"/>
+          <w:szCs w:val="19"/>
+        </w:rPr>
+        <w:t xml:space="preserve">. </w:t>
+      </w:r>
+    </w:p>
+    <w:p>
+      <w:pPr>
+        <w:pStyle w:val="NormalWeb"/>
+        <w:jc w:val="both"/>
+        <w:rPr>
+          <w:rFonts w:asciiTheme="majorHAnsi" w:hAnsiTheme="majorHAnsi" w:cstheme="majorHAnsi"/>
+          <w:sz w:val="19"/>
+          <w:szCs w:val="19"/>
+        </w:rPr>
+      </w:pPr>
+      <w:proofErr w:type="spellStart"/>
+      <w:r>
+        <w:rPr>
+          <w:rStyle w:val="CdigoHTML"/>
+          <w:rFonts w:asciiTheme="majorHAnsi" w:hAnsiTheme="majorHAnsi" w:cstheme="majorHAnsi"/>
+          <w:b/>
+          <w:bCs/>
+          <w:sz w:val="19"/>
+          <w:szCs w:val="19"/>
+        </w:rPr>
+        <w:t>git</w:t>
+      </w:r>
+      <w:proofErr w:type="spellEnd"/>
+      <w:r>
+        <w:rPr>
+          <w:rStyle w:val="CdigoHTML"/>
+          <w:rFonts w:asciiTheme="majorHAnsi" w:hAnsiTheme="majorHAnsi" w:cstheme="majorHAnsi"/>
+          <w:b/>
+          <w:bCs/>
+          <w:sz w:val="19"/>
+          <w:szCs w:val="19"/>
+        </w:rPr>
+        <w:t xml:space="preserve"> remote -v</w:t>
+      </w:r>
+      <w:r>
+        <w:rPr>
+          <w:rFonts w:asciiTheme="majorHAnsi" w:hAnsiTheme="majorHAnsi" w:cstheme="majorHAnsi"/>
+          <w:sz w:val="19"/>
+          <w:szCs w:val="19"/>
+        </w:rPr>
+        <w:t>:</w:t>
+      </w:r>
+      <w:r>
+        <w:rPr>
+          <w:rFonts w:asciiTheme="majorHAnsi" w:hAnsiTheme="majorHAnsi" w:cstheme="majorHAnsi"/>
+          <w:sz w:val="19"/>
+          <w:szCs w:val="19"/>
+        </w:rPr>
+        <w:t xml:space="preserve"> </w:t>
+      </w:r>
+      <w:proofErr w:type="spellStart"/>
+      <w:r>
+        <w:rPr>
+          <w:rFonts w:asciiTheme="majorHAnsi" w:hAnsiTheme="majorHAnsi" w:cstheme="majorHAnsi"/>
+          <w:sz w:val="19"/>
+          <w:szCs w:val="19"/>
+        </w:rPr>
+        <w:t>Muestra</w:t>
+      </w:r>
+      <w:proofErr w:type="spellEnd"/>
+      <w:r>
+        <w:rPr>
+          <w:rFonts w:asciiTheme="majorHAnsi" w:hAnsiTheme="majorHAnsi" w:cstheme="majorHAnsi"/>
+          <w:sz w:val="19"/>
+          <w:szCs w:val="19"/>
+        </w:rPr>
+        <w:t xml:space="preserve"> las URLs </w:t>
+      </w:r>
+      <w:proofErr w:type="spellStart"/>
+      <w:r>
+        <w:rPr>
+          <w:rFonts w:asciiTheme="majorHAnsi" w:hAnsiTheme="majorHAnsi" w:cstheme="majorHAnsi"/>
+          <w:sz w:val="19"/>
+          <w:szCs w:val="19"/>
+        </w:rPr>
+        <w:t>configuradas</w:t>
+      </w:r>
+      <w:proofErr w:type="spellEnd"/>
+      <w:r>
+        <w:rPr>
+          <w:rFonts w:asciiTheme="majorHAnsi" w:hAnsiTheme="majorHAnsi" w:cstheme="majorHAnsi"/>
+          <w:sz w:val="19"/>
+          <w:szCs w:val="19"/>
+        </w:rPr>
+        <w:t xml:space="preserve"> de </w:t>
+      </w:r>
+      <w:r>
+        <w:rPr>
+          <w:rStyle w:val="CdigoHTML"/>
+          <w:rFonts w:asciiTheme="majorHAnsi" w:hAnsiTheme="majorHAnsi" w:cstheme="majorHAnsi"/>
+          <w:sz w:val="19"/>
+          <w:szCs w:val="19"/>
+        </w:rPr>
+        <w:t>fetch</w:t>
+      </w:r>
+      <w:r>
+        <w:rPr>
+          <w:rFonts w:asciiTheme="majorHAnsi" w:hAnsiTheme="majorHAnsi" w:cstheme="majorHAnsi"/>
+          <w:sz w:val="19"/>
+          <w:szCs w:val="19"/>
+        </w:rPr>
+        <w:t xml:space="preserve"> y </w:t>
+      </w:r>
+      <w:r>
+        <w:rPr>
+          <w:rStyle w:val="CdigoHTML"/>
+          <w:rFonts w:asciiTheme="majorHAnsi" w:hAnsiTheme="majorHAnsi" w:cstheme="majorHAnsi"/>
+          <w:sz w:val="19"/>
+          <w:szCs w:val="19"/>
+        </w:rPr>
+        <w:t>push</w:t>
+      </w:r>
+      <w:r>
+        <w:rPr>
+          <w:rFonts w:asciiTheme="majorHAnsi" w:hAnsiTheme="majorHAnsi" w:cstheme="majorHAnsi"/>
+          <w:sz w:val="19"/>
+          <w:szCs w:val="19"/>
+        </w:rPr>
+        <w:t xml:space="preserve"> para </w:t>
+      </w:r>
+      <w:proofErr w:type="spellStart"/>
+      <w:r>
+        <w:rPr>
+          <w:rFonts w:asciiTheme="majorHAnsi" w:hAnsiTheme="majorHAnsi" w:cstheme="majorHAnsi"/>
+          <w:sz w:val="19"/>
+          <w:szCs w:val="19"/>
+        </w:rPr>
+        <w:t>verificar</w:t>
+      </w:r>
+      <w:proofErr w:type="spellEnd"/>
+      <w:r>
+        <w:rPr>
+          <w:rFonts w:asciiTheme="majorHAnsi" w:hAnsiTheme="majorHAnsi" w:cstheme="majorHAnsi"/>
+          <w:sz w:val="19"/>
+          <w:szCs w:val="19"/>
+        </w:rPr>
+        <w:t xml:space="preserve"> </w:t>
+      </w:r>
+      <w:proofErr w:type="spellStart"/>
+      <w:r>
+        <w:rPr>
+          <w:rFonts w:asciiTheme="majorHAnsi" w:hAnsiTheme="majorHAnsi" w:cstheme="majorHAnsi"/>
+          <w:sz w:val="19"/>
+          <w:szCs w:val="19"/>
+        </w:rPr>
+        <w:t>en</w:t>
+      </w:r>
+      <w:proofErr w:type="spellEnd"/>
+      <w:r>
+        <w:rPr>
+          <w:rFonts w:asciiTheme="majorHAnsi" w:hAnsiTheme="majorHAnsi" w:cstheme="majorHAnsi"/>
+          <w:sz w:val="19"/>
+          <w:szCs w:val="19"/>
+        </w:rPr>
+        <w:t xml:space="preserve"> </w:t>
+      </w:r>
+      <w:proofErr w:type="spellStart"/>
+      <w:r>
+        <w:rPr>
+          <w:rFonts w:asciiTheme="majorHAnsi" w:hAnsiTheme="majorHAnsi" w:cstheme="majorHAnsi"/>
+          <w:sz w:val="19"/>
+          <w:szCs w:val="19"/>
+        </w:rPr>
+        <w:t>pantalla</w:t>
+      </w:r>
+      <w:proofErr w:type="spellEnd"/>
+      <w:r>
+        <w:rPr>
+          <w:rFonts w:asciiTheme="majorHAnsi" w:hAnsiTheme="majorHAnsi" w:cstheme="majorHAnsi"/>
+          <w:sz w:val="19"/>
+          <w:szCs w:val="19"/>
+        </w:rPr>
+        <w:t xml:space="preserve"> que el </w:t>
+      </w:r>
+      <w:proofErr w:type="spellStart"/>
+      <w:r>
+        <w:rPr>
+          <w:rFonts w:asciiTheme="majorHAnsi" w:hAnsiTheme="majorHAnsi" w:cstheme="majorHAnsi"/>
+          <w:sz w:val="19"/>
+          <w:szCs w:val="19"/>
+        </w:rPr>
+        <w:t>cambio</w:t>
+      </w:r>
+      <w:proofErr w:type="spellEnd"/>
+      <w:r>
+        <w:rPr>
+          <w:rFonts w:asciiTheme="majorHAnsi" w:hAnsiTheme="majorHAnsi" w:cstheme="majorHAnsi"/>
+          <w:sz w:val="19"/>
+          <w:szCs w:val="19"/>
+        </w:rPr>
+        <w:t xml:space="preserve"> de </w:t>
+      </w:r>
+      <w:proofErr w:type="spellStart"/>
+      <w:r>
+        <w:rPr>
+          <w:rFonts w:asciiTheme="majorHAnsi" w:hAnsiTheme="majorHAnsi" w:cstheme="majorHAnsi"/>
+          <w:sz w:val="19"/>
+          <w:szCs w:val="19"/>
+        </w:rPr>
+        <w:t>dirección</w:t>
+      </w:r>
+      <w:proofErr w:type="spellEnd"/>
+      <w:r>
+        <w:rPr>
+          <w:rFonts w:asciiTheme="majorHAnsi" w:hAnsiTheme="majorHAnsi" w:cstheme="majorHAnsi"/>
+          <w:sz w:val="19"/>
+          <w:szCs w:val="19"/>
+        </w:rPr>
+        <w:t xml:space="preserve"> </w:t>
+      </w:r>
+      <w:proofErr w:type="spellStart"/>
+      <w:r>
+        <w:rPr>
+          <w:rFonts w:asciiTheme="majorHAnsi" w:hAnsiTheme="majorHAnsi" w:cstheme="majorHAnsi"/>
+          <w:sz w:val="19"/>
+          <w:szCs w:val="19"/>
+        </w:rPr>
+        <w:t>remota</w:t>
+      </w:r>
+      <w:proofErr w:type="spellEnd"/>
+      <w:r>
+        <w:rPr>
+          <w:rFonts w:asciiTheme="majorHAnsi" w:hAnsiTheme="majorHAnsi" w:cstheme="majorHAnsi"/>
+          <w:sz w:val="19"/>
+          <w:szCs w:val="19"/>
+        </w:rPr>
+        <w:t xml:space="preserve"> se </w:t>
+      </w:r>
+      <w:proofErr w:type="spellStart"/>
+      <w:r>
+        <w:rPr>
+          <w:rFonts w:asciiTheme="majorHAnsi" w:hAnsiTheme="majorHAnsi" w:cstheme="majorHAnsi"/>
+          <w:sz w:val="19"/>
+          <w:szCs w:val="19"/>
+        </w:rPr>
+        <w:t>aplicó</w:t>
+      </w:r>
+      <w:proofErr w:type="spellEnd"/>
+      <w:r>
+        <w:rPr>
+          <w:rFonts w:asciiTheme="majorHAnsi" w:hAnsiTheme="majorHAnsi" w:cstheme="majorHAnsi"/>
+          <w:sz w:val="19"/>
+          <w:szCs w:val="19"/>
+        </w:rPr>
+        <w:t xml:space="preserve"> </w:t>
+      </w:r>
+      <w:proofErr w:type="spellStart"/>
+      <w:r>
+        <w:rPr>
+          <w:rFonts w:asciiTheme="majorHAnsi" w:hAnsiTheme="majorHAnsi" w:cstheme="majorHAnsi"/>
+          <w:sz w:val="19"/>
+          <w:szCs w:val="19"/>
+        </w:rPr>
+        <w:t>correctamente</w:t>
+      </w:r>
+      <w:proofErr w:type="spellEnd"/>
+      <w:r>
+        <w:rPr>
+          <w:rFonts w:asciiTheme="majorHAnsi" w:hAnsiTheme="majorHAnsi" w:cstheme="majorHAnsi"/>
+          <w:sz w:val="19"/>
+          <w:szCs w:val="19"/>
+        </w:rPr>
+        <w:t>.</w:t>
+      </w:r>
+    </w:p>
+    <w:p>
+      <w:pPr>
+        <w:pStyle w:val="NormalWeb"/>
+        <w:jc w:val="both"/>
+        <w:rPr>
+          <w:rFonts w:asciiTheme="majorHAnsi" w:hAnsiTheme="majorHAnsi" w:cstheme="majorHAnsi"/>
+          <w:sz w:val="19"/>
+          <w:szCs w:val="19"/>
+        </w:rPr>
+      </w:pPr>
+      <w:proofErr w:type="spellStart"/>
+      <w:r>
+        <w:rPr>
+          <w:rStyle w:val="CdigoHTML"/>
+          <w:rFonts w:asciiTheme="majorHAnsi" w:hAnsiTheme="majorHAnsi" w:cstheme="majorHAnsi"/>
+          <w:b/>
+          <w:bCs/>
+          <w:sz w:val="19"/>
+          <w:szCs w:val="19"/>
+        </w:rPr>
+        <w:t>git</w:t>
+      </w:r>
+      <w:proofErr w:type="spellEnd"/>
+      <w:r>
+        <w:rPr>
+          <w:rStyle w:val="CdigoHTML"/>
+          <w:rFonts w:asciiTheme="majorHAnsi" w:hAnsiTheme="majorHAnsi" w:cstheme="majorHAnsi"/>
+          <w:b/>
+          <w:bCs/>
+          <w:sz w:val="19"/>
+          <w:szCs w:val="19"/>
+        </w:rPr>
+        <w:t xml:space="preserve"> push -u origin --all</w:t>
+      </w:r>
+      <w:r>
+        <w:rPr>
+          <w:rFonts w:asciiTheme="majorHAnsi" w:hAnsiTheme="majorHAnsi" w:cstheme="majorHAnsi"/>
+          <w:sz w:val="19"/>
+          <w:szCs w:val="19"/>
+        </w:rPr>
+        <w:t>:</w:t>
+      </w:r>
+      <w:r>
+        <w:rPr>
+          <w:rFonts w:asciiTheme="majorHAnsi" w:hAnsiTheme="majorHAnsi" w:cstheme="majorHAnsi"/>
+          <w:sz w:val="19"/>
+          <w:szCs w:val="19"/>
+        </w:rPr>
+        <w:t xml:space="preserve"> </w:t>
+      </w:r>
+      <w:proofErr w:type="spellStart"/>
+      <w:r>
+        <w:rPr>
+          <w:rFonts w:asciiTheme="majorHAnsi" w:hAnsiTheme="majorHAnsi" w:cstheme="majorHAnsi"/>
+          <w:sz w:val="19"/>
+          <w:szCs w:val="19"/>
+        </w:rPr>
+        <w:t>Sube</w:t>
+      </w:r>
+      <w:proofErr w:type="spellEnd"/>
+      <w:r>
+        <w:rPr>
+          <w:rFonts w:asciiTheme="majorHAnsi" w:hAnsiTheme="majorHAnsi" w:cstheme="majorHAnsi"/>
+          <w:sz w:val="19"/>
+          <w:szCs w:val="19"/>
+        </w:rPr>
+        <w:t xml:space="preserve"> de un solo </w:t>
+      </w:r>
+      <w:proofErr w:type="spellStart"/>
+      <w:r>
+        <w:rPr>
+          <w:rFonts w:asciiTheme="majorHAnsi" w:hAnsiTheme="majorHAnsi" w:cstheme="majorHAnsi"/>
+          <w:sz w:val="19"/>
+          <w:szCs w:val="19"/>
+        </w:rPr>
+        <w:t>golpe</w:t>
+      </w:r>
+      <w:proofErr w:type="spellEnd"/>
+      <w:r>
+        <w:rPr>
+          <w:rFonts w:asciiTheme="majorHAnsi" w:hAnsiTheme="majorHAnsi" w:cstheme="majorHAnsi"/>
+          <w:sz w:val="19"/>
+          <w:szCs w:val="19"/>
+        </w:rPr>
+        <w:t xml:space="preserve"> </w:t>
+      </w:r>
+      <w:proofErr w:type="spellStart"/>
+      <w:r>
+        <w:rPr>
+          <w:rFonts w:asciiTheme="majorHAnsi" w:hAnsiTheme="majorHAnsi" w:cstheme="majorHAnsi"/>
+          <w:sz w:val="19"/>
+          <w:szCs w:val="19"/>
+        </w:rPr>
+        <w:t>todas</w:t>
+      </w:r>
+      <w:proofErr w:type="spellEnd"/>
+      <w:r>
+        <w:rPr>
+          <w:rFonts w:asciiTheme="majorHAnsi" w:hAnsiTheme="majorHAnsi" w:cstheme="majorHAnsi"/>
+          <w:sz w:val="19"/>
+          <w:szCs w:val="19"/>
+        </w:rPr>
+        <w:t xml:space="preserve"> las </w:t>
+      </w:r>
+      <w:proofErr w:type="spellStart"/>
+      <w:r>
+        <w:rPr>
+          <w:rFonts w:asciiTheme="majorHAnsi" w:hAnsiTheme="majorHAnsi" w:cstheme="majorHAnsi"/>
+          <w:sz w:val="19"/>
+          <w:szCs w:val="19"/>
+        </w:rPr>
+        <w:t>ramas</w:t>
+      </w:r>
+      <w:proofErr w:type="spellEnd"/>
+      <w:r>
+        <w:rPr>
+          <w:rFonts w:asciiTheme="majorHAnsi" w:hAnsiTheme="majorHAnsi" w:cstheme="majorHAnsi"/>
+          <w:sz w:val="19"/>
+          <w:szCs w:val="19"/>
+        </w:rPr>
+        <w:t xml:space="preserve"> locales </w:t>
+      </w:r>
+      <w:proofErr w:type="spellStart"/>
+      <w:r>
+        <w:rPr>
+          <w:rFonts w:asciiTheme="majorHAnsi" w:hAnsiTheme="majorHAnsi" w:cstheme="majorHAnsi"/>
+          <w:sz w:val="19"/>
+          <w:szCs w:val="19"/>
+        </w:rPr>
+        <w:t>existentes</w:t>
+      </w:r>
+      <w:proofErr w:type="spellEnd"/>
+      <w:r>
+        <w:rPr>
+          <w:rFonts w:asciiTheme="majorHAnsi" w:hAnsiTheme="majorHAnsi" w:cstheme="majorHAnsi"/>
+          <w:sz w:val="19"/>
+          <w:szCs w:val="19"/>
+        </w:rPr>
+        <w:t xml:space="preserve"> </w:t>
+      </w:r>
+      <w:proofErr w:type="spellStart"/>
+      <w:r>
+        <w:rPr>
+          <w:rFonts w:asciiTheme="majorHAnsi" w:hAnsiTheme="majorHAnsi" w:cstheme="majorHAnsi"/>
+          <w:sz w:val="19"/>
+          <w:szCs w:val="19"/>
+        </w:rPr>
+        <w:t>en</w:t>
+      </w:r>
+      <w:proofErr w:type="spellEnd"/>
+      <w:r>
+        <w:rPr>
+          <w:rFonts w:asciiTheme="majorHAnsi" w:hAnsiTheme="majorHAnsi" w:cstheme="majorHAnsi"/>
+          <w:sz w:val="19"/>
+          <w:szCs w:val="19"/>
+        </w:rPr>
+        <w:t xml:space="preserve"> la </w:t>
+      </w:r>
+      <w:proofErr w:type="spellStart"/>
+      <w:r>
+        <w:rPr>
+          <w:rFonts w:asciiTheme="majorHAnsi" w:hAnsiTheme="majorHAnsi" w:cstheme="majorHAnsi"/>
+          <w:sz w:val="19"/>
+          <w:szCs w:val="19"/>
+        </w:rPr>
+        <w:t>máquina</w:t>
+      </w:r>
+      <w:proofErr w:type="spellEnd"/>
+      <w:r>
+        <w:rPr>
+          <w:rFonts w:asciiTheme="majorHAnsi" w:hAnsiTheme="majorHAnsi" w:cstheme="majorHAnsi"/>
+          <w:sz w:val="19"/>
+          <w:szCs w:val="19"/>
+        </w:rPr>
+        <w:t xml:space="preserve"> del </w:t>
+      </w:r>
+      <w:proofErr w:type="spellStart"/>
+      <w:r>
+        <w:rPr>
+          <w:rFonts w:asciiTheme="majorHAnsi" w:hAnsiTheme="majorHAnsi" w:cstheme="majorHAnsi"/>
+          <w:sz w:val="19"/>
+          <w:szCs w:val="19"/>
+        </w:rPr>
+        <w:t>alumno</w:t>
+      </w:r>
+      <w:proofErr w:type="spellEnd"/>
+      <w:r>
+        <w:rPr>
+          <w:rFonts w:asciiTheme="majorHAnsi" w:hAnsiTheme="majorHAnsi" w:cstheme="majorHAnsi"/>
+          <w:sz w:val="19"/>
+          <w:szCs w:val="19"/>
+        </w:rPr>
+        <w:t xml:space="preserve"> (</w:t>
+      </w:r>
+      <w:r>
+        <w:rPr>
+          <w:rStyle w:val="CdigoHTML"/>
+          <w:rFonts w:asciiTheme="majorHAnsi" w:hAnsiTheme="majorHAnsi" w:cstheme="majorHAnsi"/>
+          <w:sz w:val="19"/>
+          <w:szCs w:val="19"/>
+        </w:rPr>
+        <w:t>main</w:t>
+      </w:r>
+      <w:r>
+        <w:rPr>
+          <w:rFonts w:asciiTheme="majorHAnsi" w:hAnsiTheme="majorHAnsi" w:cstheme="majorHAnsi"/>
+          <w:sz w:val="19"/>
+          <w:szCs w:val="19"/>
+        </w:rPr>
+        <w:t xml:space="preserve">, </w:t>
+      </w:r>
+      <w:proofErr w:type="spellStart"/>
+      <w:r>
+        <w:rPr>
+          <w:rFonts w:asciiTheme="majorHAnsi" w:hAnsiTheme="majorHAnsi" w:cstheme="majorHAnsi"/>
+          <w:sz w:val="19"/>
+          <w:szCs w:val="19"/>
+        </w:rPr>
+        <w:t>su</w:t>
+      </w:r>
+      <w:proofErr w:type="spellEnd"/>
+      <w:r>
+        <w:rPr>
+          <w:rFonts w:asciiTheme="majorHAnsi" w:hAnsiTheme="majorHAnsi" w:cstheme="majorHAnsi"/>
+          <w:sz w:val="19"/>
+          <w:szCs w:val="19"/>
+        </w:rPr>
+        <w:t xml:space="preserve"> </w:t>
+      </w:r>
+      <w:proofErr w:type="spellStart"/>
+      <w:r>
+        <w:rPr>
+          <w:rFonts w:asciiTheme="majorHAnsi" w:hAnsiTheme="majorHAnsi" w:cstheme="majorHAnsi"/>
+          <w:sz w:val="19"/>
+          <w:szCs w:val="19"/>
+        </w:rPr>
+        <w:t>rama</w:t>
+      </w:r>
+      <w:proofErr w:type="spellEnd"/>
+      <w:r>
+        <w:rPr>
+          <w:rFonts w:asciiTheme="majorHAnsi" w:hAnsiTheme="majorHAnsi" w:cstheme="majorHAnsi"/>
+          <w:sz w:val="19"/>
+          <w:szCs w:val="19"/>
+        </w:rPr>
+        <w:t xml:space="preserve"> de </w:t>
+      </w:r>
+      <w:proofErr w:type="spellStart"/>
+      <w:r>
+        <w:rPr>
+          <w:rFonts w:asciiTheme="majorHAnsi" w:hAnsiTheme="majorHAnsi" w:cstheme="majorHAnsi"/>
+          <w:sz w:val="19"/>
+          <w:szCs w:val="19"/>
+        </w:rPr>
+        <w:t>solución</w:t>
+      </w:r>
+      <w:proofErr w:type="spellEnd"/>
+      <w:r>
+        <w:rPr>
+          <w:rFonts w:asciiTheme="majorHAnsi" w:hAnsiTheme="majorHAnsi" w:cstheme="majorHAnsi"/>
+          <w:sz w:val="19"/>
+          <w:szCs w:val="19"/>
+        </w:rPr>
+        <w:t xml:space="preserve"> y las de </w:t>
+      </w:r>
+      <w:proofErr w:type="spellStart"/>
+      <w:r>
+        <w:rPr>
+          <w:rFonts w:asciiTheme="majorHAnsi" w:hAnsiTheme="majorHAnsi" w:cstheme="majorHAnsi"/>
+          <w:sz w:val="19"/>
+          <w:szCs w:val="19"/>
+        </w:rPr>
+        <w:t>los</w:t>
+      </w:r>
+      <w:proofErr w:type="spellEnd"/>
+      <w:r>
+        <w:rPr>
+          <w:rFonts w:asciiTheme="majorHAnsi" w:hAnsiTheme="majorHAnsi" w:cstheme="majorHAnsi"/>
+          <w:sz w:val="19"/>
+          <w:szCs w:val="19"/>
+        </w:rPr>
+        <w:t xml:space="preserve"> </w:t>
+      </w:r>
+      <w:proofErr w:type="spellStart"/>
+      <w:r>
+        <w:rPr>
+          <w:rFonts w:asciiTheme="majorHAnsi" w:hAnsiTheme="majorHAnsi" w:cstheme="majorHAnsi"/>
+          <w:sz w:val="19"/>
+          <w:szCs w:val="19"/>
+        </w:rPr>
+        <w:t>otros</w:t>
+      </w:r>
+      <w:proofErr w:type="spellEnd"/>
+      <w:r>
+        <w:rPr>
+          <w:rFonts w:asciiTheme="majorHAnsi" w:hAnsiTheme="majorHAnsi" w:cstheme="majorHAnsi"/>
+          <w:sz w:val="19"/>
+          <w:szCs w:val="19"/>
+        </w:rPr>
+        <w:t xml:space="preserve"> juniors) </w:t>
+      </w:r>
+      <w:proofErr w:type="spellStart"/>
+      <w:r>
+        <w:rPr>
+          <w:rFonts w:asciiTheme="majorHAnsi" w:hAnsiTheme="majorHAnsi" w:cstheme="majorHAnsi"/>
+          <w:sz w:val="19"/>
+          <w:szCs w:val="19"/>
+        </w:rPr>
+        <w:t>hacia</w:t>
+      </w:r>
+      <w:proofErr w:type="spellEnd"/>
+      <w:r>
+        <w:rPr>
+          <w:rFonts w:asciiTheme="majorHAnsi" w:hAnsiTheme="majorHAnsi" w:cstheme="majorHAnsi"/>
+          <w:sz w:val="19"/>
+          <w:szCs w:val="19"/>
+        </w:rPr>
+        <w:t xml:space="preserve"> </w:t>
+      </w:r>
+      <w:proofErr w:type="spellStart"/>
+      <w:r>
+        <w:rPr>
+          <w:rFonts w:asciiTheme="majorHAnsi" w:hAnsiTheme="majorHAnsi" w:cstheme="majorHAnsi"/>
+          <w:sz w:val="19"/>
+          <w:szCs w:val="19"/>
+        </w:rPr>
+        <w:t>su</w:t>
+      </w:r>
+      <w:proofErr w:type="spellEnd"/>
+      <w:r>
+        <w:rPr>
+          <w:rFonts w:asciiTheme="majorHAnsi" w:hAnsiTheme="majorHAnsi" w:cstheme="majorHAnsi"/>
+          <w:sz w:val="19"/>
+          <w:szCs w:val="19"/>
+        </w:rPr>
+        <w:t xml:space="preserve"> </w:t>
+      </w:r>
+      <w:proofErr w:type="spellStart"/>
+      <w:r>
+        <w:rPr>
+          <w:rFonts w:asciiTheme="majorHAnsi" w:hAnsiTheme="majorHAnsi" w:cstheme="majorHAnsi"/>
+          <w:sz w:val="19"/>
+          <w:szCs w:val="19"/>
+        </w:rPr>
+        <w:t>repositorio</w:t>
+      </w:r>
+      <w:proofErr w:type="spellEnd"/>
+      <w:r>
+        <w:rPr>
+          <w:rFonts w:asciiTheme="majorHAnsi" w:hAnsiTheme="majorHAnsi" w:cstheme="majorHAnsi"/>
+          <w:sz w:val="19"/>
+          <w:szCs w:val="19"/>
+        </w:rPr>
+        <w:t xml:space="preserve"> personal </w:t>
+      </w:r>
+      <w:proofErr w:type="spellStart"/>
+      <w:r>
+        <w:rPr>
+          <w:rFonts w:asciiTheme="majorHAnsi" w:hAnsiTheme="majorHAnsi" w:cstheme="majorHAnsi"/>
+          <w:sz w:val="19"/>
+          <w:szCs w:val="19"/>
+        </w:rPr>
+        <w:t>en</w:t>
+      </w:r>
+      <w:proofErr w:type="spellEnd"/>
+      <w:r>
+        <w:rPr>
+          <w:rFonts w:asciiTheme="majorHAnsi" w:hAnsiTheme="majorHAnsi" w:cstheme="majorHAnsi"/>
+          <w:sz w:val="19"/>
+          <w:szCs w:val="19"/>
+        </w:rPr>
+        <w:t xml:space="preserve"> GitHub, </w:t>
+      </w:r>
+      <w:proofErr w:type="spellStart"/>
+      <w:r>
+        <w:rPr>
+          <w:rFonts w:asciiTheme="majorHAnsi" w:hAnsiTheme="majorHAnsi" w:cstheme="majorHAnsi"/>
+          <w:sz w:val="19"/>
+          <w:szCs w:val="19"/>
+        </w:rPr>
+        <w:t>estableciendo</w:t>
+      </w:r>
+      <w:proofErr w:type="spellEnd"/>
+      <w:r>
+        <w:rPr>
+          <w:rFonts w:asciiTheme="majorHAnsi" w:hAnsiTheme="majorHAnsi" w:cstheme="majorHAnsi"/>
+          <w:sz w:val="19"/>
+          <w:szCs w:val="19"/>
+        </w:rPr>
+        <w:t xml:space="preserve"> el </w:t>
+      </w:r>
+      <w:proofErr w:type="spellStart"/>
+      <w:r>
+        <w:rPr>
+          <w:rFonts w:asciiTheme="majorHAnsi" w:hAnsiTheme="majorHAnsi" w:cstheme="majorHAnsi"/>
+          <w:sz w:val="19"/>
+          <w:szCs w:val="19"/>
+        </w:rPr>
+        <w:t>rastreo</w:t>
+      </w:r>
+      <w:proofErr w:type="spellEnd"/>
+      <w:r>
+        <w:rPr>
+          <w:rFonts w:asciiTheme="majorHAnsi" w:hAnsiTheme="majorHAnsi" w:cstheme="majorHAnsi"/>
+          <w:sz w:val="19"/>
+          <w:szCs w:val="19"/>
+        </w:rPr>
+        <w:t xml:space="preserve"> </w:t>
+      </w:r>
+      <w:proofErr w:type="spellStart"/>
+      <w:r>
+        <w:rPr>
+          <w:rFonts w:asciiTheme="majorHAnsi" w:hAnsiTheme="majorHAnsi" w:cstheme="majorHAnsi"/>
+          <w:sz w:val="19"/>
+          <w:szCs w:val="19"/>
+        </w:rPr>
+        <w:t>por</w:t>
+      </w:r>
+      <w:proofErr w:type="spellEnd"/>
+      <w:r>
+        <w:rPr>
+          <w:rFonts w:asciiTheme="majorHAnsi" w:hAnsiTheme="majorHAnsi" w:cstheme="majorHAnsi"/>
+          <w:sz w:val="19"/>
+          <w:szCs w:val="19"/>
+        </w:rPr>
+        <w:t xml:space="preserve"> </w:t>
+      </w:r>
+      <w:proofErr w:type="spellStart"/>
+      <w:r>
+        <w:rPr>
+          <w:rFonts w:asciiTheme="majorHAnsi" w:hAnsiTheme="majorHAnsi" w:cstheme="majorHAnsi"/>
+          <w:sz w:val="19"/>
+          <w:szCs w:val="19"/>
+        </w:rPr>
+        <w:t>defecto</w:t>
+      </w:r>
+      <w:proofErr w:type="spellEnd"/>
+      <w:r>
+        <w:rPr>
+          <w:rFonts w:asciiTheme="majorHAnsi" w:hAnsiTheme="majorHAnsi" w:cstheme="majorHAnsi"/>
+          <w:sz w:val="19"/>
+          <w:szCs w:val="19"/>
+        </w:rPr>
+        <w:t xml:space="preserve"> (</w:t>
+      </w:r>
+      <w:r>
+        <w:rPr>
+          <w:rStyle w:val="CdigoHTML"/>
+          <w:rFonts w:asciiTheme="majorHAnsi" w:hAnsiTheme="majorHAnsi" w:cstheme="majorHAnsi"/>
+          <w:sz w:val="19"/>
+          <w:szCs w:val="19"/>
+        </w:rPr>
+        <w:t>-u</w:t>
+      </w:r>
+      <w:r>
+        <w:rPr>
+          <w:rFonts w:asciiTheme="majorHAnsi" w:hAnsiTheme="majorHAnsi" w:cstheme="majorHAnsi"/>
+          <w:sz w:val="19"/>
+          <w:szCs w:val="19"/>
+        </w:rPr>
+        <w:t>).</w:t>
+      </w:r>
+    </w:p>
+    <w:p>
+      <w:pPr>
+        <w:pStyle w:val="NormalWeb"/>
+        <w:jc w:val="both"/>
+        <w:rPr>
+          <w:rFonts w:asciiTheme="majorHAnsi" w:hAnsiTheme="majorHAnsi" w:cstheme="majorHAnsi"/>
+          <w:sz w:val="19"/>
+          <w:szCs w:val="19"/>
+        </w:rPr>
+      </w:pPr>
+      <w:proofErr w:type="spellStart"/>
+      <w:r>
+        <w:rPr>
+          <w:rStyle w:val="CdigoHTML"/>
+          <w:rFonts w:asciiTheme="majorHAnsi" w:hAnsiTheme="majorHAnsi" w:cstheme="majorHAnsi"/>
+          <w:b/>
+          <w:bCs/>
+          <w:sz w:val="19"/>
+          <w:szCs w:val="19"/>
+        </w:rPr>
+        <w:lastRenderedPageBreak/>
+        <w:t>git</w:t>
+      </w:r>
+      <w:proofErr w:type="spellEnd"/>
+      <w:r>
+        <w:rPr>
+          <w:rStyle w:val="CdigoHTML"/>
+          <w:rFonts w:asciiTheme="majorHAnsi" w:hAnsiTheme="majorHAnsi" w:cstheme="majorHAnsi"/>
+          <w:b/>
+          <w:bCs/>
+          <w:sz w:val="19"/>
+          <w:szCs w:val="19"/>
+        </w:rPr>
+        <w:t xml:space="preserve"> push origin --</w:t>
+      </w:r>
+      <w:proofErr w:type="spellStart"/>
+      <w:proofErr w:type="gramStart"/>
+      <w:r>
+        <w:rPr>
+          <w:rStyle w:val="CdigoHTML"/>
+          <w:rFonts w:asciiTheme="majorHAnsi" w:hAnsiTheme="majorHAnsi" w:cstheme="majorHAnsi"/>
+          <w:b/>
+          <w:bCs/>
+          <w:sz w:val="19"/>
+          <w:szCs w:val="19"/>
+        </w:rPr>
+        <w:t>tags</w:t>
+      </w:r>
+      <w:r>
+        <w:rPr>
+          <w:rFonts w:asciiTheme="majorHAnsi" w:hAnsiTheme="majorHAnsi" w:cstheme="majorHAnsi"/>
+          <w:sz w:val="19"/>
+          <w:szCs w:val="19"/>
+        </w:rPr>
+        <w:t>:Envía</w:t>
+      </w:r>
+      <w:proofErr w:type="spellEnd"/>
+      <w:proofErr w:type="gramEnd"/>
+      <w:r>
+        <w:rPr>
+          <w:rFonts w:asciiTheme="majorHAnsi" w:hAnsiTheme="majorHAnsi" w:cstheme="majorHAnsi"/>
+          <w:sz w:val="19"/>
+          <w:szCs w:val="19"/>
+        </w:rPr>
+        <w:t xml:space="preserve"> </w:t>
+      </w:r>
+      <w:proofErr w:type="spellStart"/>
+      <w:r>
+        <w:rPr>
+          <w:rFonts w:asciiTheme="majorHAnsi" w:hAnsiTheme="majorHAnsi" w:cstheme="majorHAnsi"/>
+          <w:sz w:val="19"/>
+          <w:szCs w:val="19"/>
+        </w:rPr>
+        <w:t>todas</w:t>
+      </w:r>
+      <w:proofErr w:type="spellEnd"/>
+      <w:r>
+        <w:rPr>
+          <w:rFonts w:asciiTheme="majorHAnsi" w:hAnsiTheme="majorHAnsi" w:cstheme="majorHAnsi"/>
+          <w:sz w:val="19"/>
+          <w:szCs w:val="19"/>
+        </w:rPr>
+        <w:t xml:space="preserve"> las </w:t>
+      </w:r>
+      <w:proofErr w:type="spellStart"/>
+      <w:r>
+        <w:rPr>
+          <w:rFonts w:asciiTheme="majorHAnsi" w:hAnsiTheme="majorHAnsi" w:cstheme="majorHAnsi"/>
+          <w:sz w:val="19"/>
+          <w:szCs w:val="19"/>
+        </w:rPr>
+        <w:t>etiquetas</w:t>
+      </w:r>
+      <w:proofErr w:type="spellEnd"/>
+      <w:r>
+        <w:rPr>
+          <w:rFonts w:asciiTheme="majorHAnsi" w:hAnsiTheme="majorHAnsi" w:cstheme="majorHAnsi"/>
+          <w:sz w:val="19"/>
+          <w:szCs w:val="19"/>
+        </w:rPr>
+        <w:t xml:space="preserve"> o </w:t>
+      </w:r>
+      <w:proofErr w:type="spellStart"/>
+      <w:r>
+        <w:rPr>
+          <w:rFonts w:asciiTheme="majorHAnsi" w:hAnsiTheme="majorHAnsi" w:cstheme="majorHAnsi"/>
+          <w:sz w:val="19"/>
+          <w:szCs w:val="19"/>
+        </w:rPr>
+        <w:t>versiones</w:t>
+      </w:r>
+      <w:proofErr w:type="spellEnd"/>
+      <w:r>
+        <w:rPr>
+          <w:rFonts w:asciiTheme="majorHAnsi" w:hAnsiTheme="majorHAnsi" w:cstheme="majorHAnsi"/>
+          <w:sz w:val="19"/>
+          <w:szCs w:val="19"/>
+        </w:rPr>
+        <w:t xml:space="preserve"> (tags) locales a GitHub (</w:t>
+      </w:r>
+      <w:proofErr w:type="spellStart"/>
+      <w:r>
+        <w:rPr>
+          <w:rFonts w:asciiTheme="majorHAnsi" w:hAnsiTheme="majorHAnsi" w:cstheme="majorHAnsi"/>
+          <w:sz w:val="19"/>
+          <w:szCs w:val="19"/>
+        </w:rPr>
+        <w:t>en</w:t>
+      </w:r>
+      <w:proofErr w:type="spellEnd"/>
+      <w:r>
+        <w:rPr>
+          <w:rFonts w:asciiTheme="majorHAnsi" w:hAnsiTheme="majorHAnsi" w:cstheme="majorHAnsi"/>
+          <w:sz w:val="19"/>
+          <w:szCs w:val="19"/>
+        </w:rPr>
+        <w:t xml:space="preserve"> </w:t>
+      </w:r>
+      <w:proofErr w:type="spellStart"/>
+      <w:r>
+        <w:rPr>
+          <w:rFonts w:asciiTheme="majorHAnsi" w:hAnsiTheme="majorHAnsi" w:cstheme="majorHAnsi"/>
+          <w:sz w:val="19"/>
+          <w:szCs w:val="19"/>
+        </w:rPr>
+        <w:t>caso</w:t>
+      </w:r>
+      <w:proofErr w:type="spellEnd"/>
+      <w:r>
+        <w:rPr>
+          <w:rFonts w:asciiTheme="majorHAnsi" w:hAnsiTheme="majorHAnsi" w:cstheme="majorHAnsi"/>
+          <w:sz w:val="19"/>
+          <w:szCs w:val="19"/>
+        </w:rPr>
+        <w:t xml:space="preserve"> de que </w:t>
+      </w:r>
+      <w:proofErr w:type="spellStart"/>
+      <w:r>
+        <w:rPr>
+          <w:rFonts w:asciiTheme="majorHAnsi" w:hAnsiTheme="majorHAnsi" w:cstheme="majorHAnsi"/>
+          <w:sz w:val="19"/>
+          <w:szCs w:val="19"/>
+        </w:rPr>
+        <w:t>hayan</w:t>
+      </w:r>
+      <w:proofErr w:type="spellEnd"/>
+      <w:r>
+        <w:rPr>
+          <w:rFonts w:asciiTheme="majorHAnsi" w:hAnsiTheme="majorHAnsi" w:cstheme="majorHAnsi"/>
+          <w:sz w:val="19"/>
+          <w:szCs w:val="19"/>
+        </w:rPr>
+        <w:t xml:space="preserve"> </w:t>
+      </w:r>
+      <w:proofErr w:type="spellStart"/>
+      <w:r>
+        <w:rPr>
+          <w:rFonts w:asciiTheme="majorHAnsi" w:hAnsiTheme="majorHAnsi" w:cstheme="majorHAnsi"/>
+          <w:sz w:val="19"/>
+          <w:szCs w:val="19"/>
+        </w:rPr>
+        <w:t>creado</w:t>
+      </w:r>
+      <w:proofErr w:type="spellEnd"/>
+      <w:r>
+        <w:rPr>
+          <w:rFonts w:asciiTheme="majorHAnsi" w:hAnsiTheme="majorHAnsi" w:cstheme="majorHAnsi"/>
+          <w:sz w:val="19"/>
+          <w:szCs w:val="19"/>
+        </w:rPr>
+        <w:t xml:space="preserve"> </w:t>
+      </w:r>
+      <w:proofErr w:type="spellStart"/>
+      <w:r>
+        <w:rPr>
+          <w:rFonts w:asciiTheme="majorHAnsi" w:hAnsiTheme="majorHAnsi" w:cstheme="majorHAnsi"/>
+          <w:sz w:val="19"/>
+          <w:szCs w:val="19"/>
+        </w:rPr>
+        <w:t>alguna</w:t>
+      </w:r>
+      <w:proofErr w:type="spellEnd"/>
+      <w:r>
+        <w:rPr>
+          <w:rFonts w:asciiTheme="majorHAnsi" w:hAnsiTheme="majorHAnsi" w:cstheme="majorHAnsi"/>
+          <w:sz w:val="19"/>
+          <w:szCs w:val="19"/>
+        </w:rPr>
+        <w:t xml:space="preserve"> para </w:t>
+      </w:r>
+      <w:proofErr w:type="spellStart"/>
+      <w:r>
+        <w:rPr>
+          <w:rFonts w:asciiTheme="majorHAnsi" w:hAnsiTheme="majorHAnsi" w:cstheme="majorHAnsi"/>
+          <w:sz w:val="19"/>
+          <w:szCs w:val="19"/>
+        </w:rPr>
+        <w:t>marcar</w:t>
+      </w:r>
+      <w:proofErr w:type="spellEnd"/>
+      <w:r>
+        <w:rPr>
+          <w:rFonts w:asciiTheme="majorHAnsi" w:hAnsiTheme="majorHAnsi" w:cstheme="majorHAnsi"/>
+          <w:sz w:val="19"/>
+          <w:szCs w:val="19"/>
+        </w:rPr>
+        <w:t xml:space="preserve"> la </w:t>
+      </w:r>
+      <w:proofErr w:type="spellStart"/>
+      <w:r>
+        <w:rPr>
+          <w:rFonts w:asciiTheme="majorHAnsi" w:hAnsiTheme="majorHAnsi" w:cstheme="majorHAnsi"/>
+          <w:sz w:val="19"/>
+          <w:szCs w:val="19"/>
+        </w:rPr>
+        <w:t>entrega</w:t>
+      </w:r>
+      <w:proofErr w:type="spellEnd"/>
+      <w:r>
+        <w:rPr>
+          <w:rFonts w:asciiTheme="majorHAnsi" w:hAnsiTheme="majorHAnsi" w:cstheme="majorHAnsi"/>
+          <w:sz w:val="19"/>
+          <w:szCs w:val="19"/>
+        </w:rPr>
+        <w:t>).</w:t>
+      </w:r>
+    </w:p>
+    <w:p>
+      <w:pPr>
+        <w:keepNext/>
+        <w:spacing w:before="220" w:after="60"/>
+        <w:rPr>
+          <w:rFonts w:ascii="Arial" w:hAnsi="Arial"/>
+          <w:b/>
+          <w:color w:val="1B4D3E"/>
+          <w:sz w:val="21"/>
+          <w:lang w:val="es-BO"/>
+        </w:rPr>
+      </w:pPr>
+    </w:p>
+    <w:p>
+      <w:pPr>
+        <w:keepNext/>
+        <w:spacing w:before="220" w:after="60"/>
+        <w:rPr>
+          <w:rFonts w:ascii="Arial" w:hAnsi="Arial"/>
+          <w:b/>
+          <w:color w:val="1B4D3E"/>
+          <w:sz w:val="21"/>
+          <w:lang w:val="es-BO"/>
+        </w:rPr>
+      </w:pPr>
+    </w:p>
+    <w:p>
+      <w:pPr>
+        <w:keepNext/>
+        <w:spacing w:before="220" w:after="60"/>
+        <w:rPr>
+          <w:lang w:val="es-BO"/>
+        </w:rPr>
+      </w:pPr>
+      <w:r>
+        <w:rPr>
+          <w:rFonts w:ascii="Arial" w:hAnsi="Arial"/>
+          <w:b/>
+          <w:color w:val="1B4D3E"/>
+          <w:sz w:val="21"/>
+          <w:lang w:val="es-BO"/>
+        </w:rPr>
+        <w:t xml:space="preserve">INFORME TECNICO DE AUDITORIA (A COMPLETAR POR EL </w:t>
+      </w:r>
+      <w:r>
+        <w:rPr>
+          <w:rFonts w:ascii="Arial" w:hAnsi="Arial"/>
+          <w:b/>
+          <w:color w:val="1B4D3E"/>
+          <w:sz w:val="21"/>
+          <w:lang w:val="es-BO"/>
+        </w:rPr>
+        <w:t>ESTUDIANTE)</w:t>
       </w:r>
     </w:p>
     <w:p>
       <w:pPr>
         <w:spacing w:before="20" w:after="80"/>
         <w:jc w:val="both"/>
+        <w:rPr>
+          <w:lang w:val="es-BO"/>
+        </w:rPr>
       </w:pPr>
       <w:r>
         <w:rPr>
           <w:rFonts w:ascii="Calibri" w:hAnsi="Calibri"/>
-          <w:color w:val="1E293B"/>
-          <w:sz w:val="19"/>
-        </w:rPr>
-        <w:t>Redirija la URL remota y publique unicamente su rama de trabajo:</w:t>
-      </w:r>
-    </w:p>
-    <w:tbl>
-      <w:tblPr>
-        <w:tblW w:w="0" w:type="auto"/>
-        <w:jc w:val="center"/>
-        <w:tblLook w:val="04A0" w:firstRow="1" w:lastRow="0" w:firstColumn="1" w:lastColumn="0" w:noHBand="0" w:noVBand="1"/>
-      </w:tblPr>
-      <w:tblGrid>
-        <w:gridCol w:w="9911"/>
-      </w:tblGrid>
-      <w:tr>
-        <w:trPr>
-          <w:jc w:val="center"/>
-        </w:trPr>
-        <w:tc>
-          <w:tcPr>
-            <w:tcW w:w="9936" w:type="dxa"/>
-            <w:tcBorders>
-              <w:left w:val="single" w:sz="20" w:space="0" w:color="059669"/>
-            </w:tcBorders>
-            <w:shd w:val="clear" w:color="auto" w:fill="0F172A"/>
-            <w:tcMar>
-              <w:top w:w="60" w:type="dxa"/>
-              <w:left w:w="100" w:type="dxa"/>
-              <w:bottom w:w="60" w:type="dxa"/>
-              <w:right w:w="100" w:type="dxa"/>
-            </w:tcMar>
-          </w:tcPr>
-          <w:p>
-            <w:pPr>
-              <w:spacing w:before="20" w:after="20" w:line="252" w:lineRule="auto"/>
-            </w:pPr>
-            <w:r>
-              <w:rPr>
-                <w:rFonts w:ascii="Consolas" w:hAnsi="Consolas"/>
-                <w:b/>
-                <w:color w:val="94A3B8"/>
-                <w:sz w:val="16"/>
-              </w:rPr>
-              <w:t>// [Bash]</w:t>
-            </w:r>
-            <w:r>
-              <w:rPr>
-                <w:rFonts w:ascii="Consolas" w:hAnsi="Consolas"/>
-                <w:b/>
-                <w:color w:val="94A3B8"/>
-                <w:sz w:val="16"/>
-              </w:rPr>
-              <w:br/>
-            </w:r>
-            <w:r>
-              <w:rPr>
-                <w:rFonts w:ascii="Consolas" w:hAnsi="Consolas"/>
-                <w:color w:val="F1F5F9"/>
-                <w:sz w:val="17"/>
-              </w:rPr>
-              <w:t>git remote set-url origin https://github.com/TU_USUARIO/solucion-examen-git.git</w:t>
-            </w:r>
-            <w:r>
-              <w:rPr>
-                <w:rFonts w:ascii="Consolas" w:hAnsi="Consolas"/>
-                <w:color w:val="F1F5F9"/>
-                <w:sz w:val="17"/>
-              </w:rPr>
-              <w:br/>
-            </w:r>
-            <w:r>
-              <w:rPr>
-                <w:rFonts w:ascii="Consolas" w:hAnsi="Consolas"/>
-                <w:color w:val="F1F5F9"/>
-                <w:sz w:val="17"/>
-              </w:rPr>
-              <w:t>git push -u origin juniorTuNombre</w:t>
-            </w:r>
-          </w:p>
-        </w:tc>
-      </w:tr>
-    </w:tbl>
-    <w:p>
-      <w:pPr>
-        <w:keepNext/>
-        <w:spacing w:before="220" w:after="60"/>
-      </w:pPr>
-      <w:r>
-        <w:rPr>
-          <w:rFonts w:ascii="Arial" w:hAnsi="Arial"/>
           <w:b/>
-          <w:color w:val="1B4D3E"/>
-          <w:sz w:val="21"/>
-        </w:rPr>
-        <w:t>INFORME TECNICO DE AUDITORIA (A COMPLETAR POR EL ESTUDIANTE)</w:t>
+          <w:color w:val="1E293B"/>
+          <w:sz w:val="19"/>
+          <w:lang w:val="es-BO"/>
+        </w:rPr>
+        <w:t xml:space="preserve">• </w:t>
+      </w:r>
+      <w:r>
+        <w:rPr>
+          <w:rFonts w:ascii="Calibri" w:hAnsi="Calibri"/>
+          <w:color w:val="1E293B"/>
+          <w:sz w:val="19"/>
+          <w:lang w:val="es-BO"/>
+        </w:rPr>
+        <w:t>1. Hallazgos de la Auditoria entre Ramas:</w:t>
       </w:r>
     </w:p>
     <w:p>
       <w:pPr>
         <w:spacing w:before="20" w:after="80"/>
         <w:jc w:val="both"/>
+        <w:rPr>
+          <w:lang w:val="es-BO"/>
+        </w:rPr>
       </w:pPr>
-      <w:r>
-        <w:rPr>
-          <w:rFonts w:ascii="Calibri" w:hAnsi="Calibri"/>
-          <w:b/>
-          <w:color w:val="1E293B"/>
-          <w:sz w:val="19"/>
-        </w:rPr>
-        <w:t xml:space="preserve">• </w:t>
-      </w:r>
-      <w:r>
-        <w:rPr>
-          <w:rFonts w:ascii="Calibri" w:hAnsi="Calibri"/>
-          <w:color w:val="1E293B"/>
-          <w:sz w:val="19"/>
-        </w:rPr>
-        <w:t>1. Hallazgos de la Auditoria entre Ramas:</w:t>
+      <w:proofErr w:type="gramStart"/>
+      <w:r>
+        <w:rPr>
+          <w:rFonts w:ascii="Calibri" w:hAnsi="Calibri"/>
+          <w:color w:val="1E293B"/>
+          <w:sz w:val="19"/>
+          <w:lang w:val="es-BO"/>
+        </w:rPr>
+        <w:t xml:space="preserve">Que </w:t>
+      </w:r>
+      <w:proofErr w:type="spellStart"/>
+      <w:r>
+        <w:rPr>
+          <w:rFonts w:ascii="Calibri" w:hAnsi="Calibri"/>
+          <w:color w:val="1E293B"/>
+          <w:sz w:val="19"/>
+          <w:lang w:val="es-BO"/>
+        </w:rPr>
+        <w:t>alteracion</w:t>
+      </w:r>
+      <w:proofErr w:type="spellEnd"/>
+      <w:r>
+        <w:rPr>
+          <w:rFonts w:ascii="Calibri" w:hAnsi="Calibri"/>
+          <w:color w:val="1E293B"/>
+          <w:sz w:val="19"/>
+          <w:lang w:val="es-BO"/>
+        </w:rPr>
+        <w:t xml:space="preserve"> critica </w:t>
+      </w:r>
+      <w:proofErr w:type="spellStart"/>
+      <w:r>
+        <w:rPr>
+          <w:rFonts w:ascii="Calibri" w:hAnsi="Calibri"/>
+          <w:color w:val="1E293B"/>
+          <w:sz w:val="19"/>
+          <w:lang w:val="es-BO"/>
+        </w:rPr>
+        <w:t>cometio</w:t>
+      </w:r>
+      <w:proofErr w:type="spellEnd"/>
+      <w:r>
+        <w:rPr>
+          <w:rFonts w:ascii="Calibri" w:hAnsi="Calibri"/>
+          <w:color w:val="1E293B"/>
+          <w:sz w:val="19"/>
+          <w:lang w:val="es-BO"/>
+        </w:rPr>
+        <w:t xml:space="preserve"> </w:t>
+      </w:r>
+      <w:proofErr w:type="spellStart"/>
+      <w:r>
+        <w:rPr>
+          <w:rFonts w:ascii="Calibri" w:hAnsi="Calibri"/>
+          <w:color w:val="1E293B"/>
+          <w:sz w:val="19"/>
+          <w:lang w:val="es-BO"/>
+        </w:rPr>
+        <w:t>juniorJuan</w:t>
+      </w:r>
+      <w:proofErr w:type="spellEnd"/>
+      <w:r>
+        <w:rPr>
+          <w:rFonts w:ascii="Calibri" w:hAnsi="Calibri"/>
+          <w:color w:val="1E293B"/>
+          <w:sz w:val="19"/>
+          <w:lang w:val="es-BO"/>
+        </w:rPr>
+        <w:t xml:space="preserve"> en su rama?</w:t>
+      </w:r>
+      <w:proofErr w:type="gramEnd"/>
+      <w:r>
+        <w:rPr>
+          <w:rFonts w:ascii="Calibri" w:hAnsi="Calibri"/>
+          <w:color w:val="1E293B"/>
+          <w:sz w:val="19"/>
+          <w:lang w:val="es-BO"/>
+        </w:rPr>
+        <w:t>:</w:t>
       </w:r>
     </w:p>
     <w:p>
       <w:pPr>
         <w:spacing w:before="20" w:after="80"/>
         <w:jc w:val="both"/>
+        <w:rPr>
+          <w:lang w:val="es-BO"/>
+        </w:rPr>
       </w:pPr>
       <w:r>
         <w:rPr>
           <w:rFonts w:ascii="Calibri" w:hAnsi="Calibri"/>
           <w:color w:val="1E293B"/>
           <w:sz w:val="19"/>
-        </w:rPr>
-        <w:t>Que alteracion critica cometio juniorJuan en su rama?:</w:t>
+          <w:lang w:val="es-BO"/>
+        </w:rPr>
+        <w:t>_____________________________________________________________________________________________________</w:t>
+      </w:r>
+      <w:r>
+        <w:rPr>
+          <w:rFonts w:ascii="Calibri" w:hAnsi="Calibri"/>
+          <w:color w:val="1E293B"/>
+          <w:sz w:val="19"/>
+          <w:lang w:val="es-BO"/>
+        </w:rPr>
+        <w:br/>
+        <w:t>___________________________________________</w:t>
+      </w:r>
+      <w:r>
+        <w:rPr>
+          <w:rFonts w:ascii="Calibri" w:hAnsi="Calibri"/>
+          <w:color w:val="1E293B"/>
+          <w:sz w:val="19"/>
+          <w:lang w:val="es-BO"/>
+        </w:rPr>
+        <w:t>__________________________________________________________</w:t>
       </w:r>
     </w:p>
     <w:p>
       <w:pPr>
         <w:spacing w:before="20" w:after="80"/>
         <w:jc w:val="both"/>
+        <w:rPr>
+          <w:lang w:val="es-BO"/>
+        </w:rPr>
       </w:pPr>
-      <w:r>
-        <w:rPr>
-          <w:rFonts w:ascii="Calibri" w:hAnsi="Calibri"/>
-          <w:color w:val="1E293B"/>
-          <w:sz w:val="19"/>
-        </w:rPr>
-        <w:t>_____________________________________________________________________________________________________</w:t>
-      </w:r>
-      <w:r>
-        <w:rPr>
-          <w:rFonts w:ascii="Calibri" w:hAnsi="Calibri"/>
-          <w:color w:val="1E293B"/>
-          <w:sz w:val="19"/>
-        </w:rPr>
-        <w:br/>
-        <w:t>_____________________________________________________________________________________________________</w:t>
+      <w:proofErr w:type="gramStart"/>
+      <w:r>
+        <w:rPr>
+          <w:rFonts w:ascii="Calibri" w:hAnsi="Calibri"/>
+          <w:color w:val="1E293B"/>
+          <w:sz w:val="19"/>
+          <w:lang w:val="es-BO"/>
+        </w:rPr>
+        <w:t xml:space="preserve">Que </w:t>
+      </w:r>
+      <w:proofErr w:type="spellStart"/>
+      <w:r>
+        <w:rPr>
+          <w:rFonts w:ascii="Calibri" w:hAnsi="Calibri"/>
+          <w:color w:val="1E293B"/>
+          <w:sz w:val="19"/>
+          <w:lang w:val="es-BO"/>
+        </w:rPr>
+        <w:t>alteracion</w:t>
+      </w:r>
+      <w:proofErr w:type="spellEnd"/>
+      <w:r>
+        <w:rPr>
+          <w:rFonts w:ascii="Calibri" w:hAnsi="Calibri"/>
+          <w:color w:val="1E293B"/>
+          <w:sz w:val="19"/>
+          <w:lang w:val="es-BO"/>
+        </w:rPr>
+        <w:t xml:space="preserve"> critica </w:t>
+      </w:r>
+      <w:proofErr w:type="spellStart"/>
+      <w:r>
+        <w:rPr>
+          <w:rFonts w:ascii="Calibri" w:hAnsi="Calibri"/>
+          <w:color w:val="1E293B"/>
+          <w:sz w:val="19"/>
+          <w:lang w:val="es-BO"/>
+        </w:rPr>
+        <w:t>cometio</w:t>
+      </w:r>
+      <w:proofErr w:type="spellEnd"/>
+      <w:r>
+        <w:rPr>
+          <w:rFonts w:ascii="Calibri" w:hAnsi="Calibri"/>
+          <w:color w:val="1E293B"/>
+          <w:sz w:val="19"/>
+          <w:lang w:val="es-BO"/>
+        </w:rPr>
+        <w:t xml:space="preserve"> </w:t>
+      </w:r>
+      <w:proofErr w:type="spellStart"/>
+      <w:r>
+        <w:rPr>
+          <w:rFonts w:ascii="Calibri" w:hAnsi="Calibri"/>
+          <w:color w:val="1E293B"/>
+          <w:sz w:val="19"/>
+          <w:lang w:val="es-BO"/>
+        </w:rPr>
+        <w:t>juniorPepe</w:t>
+      </w:r>
+      <w:proofErr w:type="spellEnd"/>
+      <w:r>
+        <w:rPr>
+          <w:rFonts w:ascii="Calibri" w:hAnsi="Calibri"/>
+          <w:color w:val="1E293B"/>
+          <w:sz w:val="19"/>
+          <w:lang w:val="es-BO"/>
+        </w:rPr>
+        <w:t xml:space="preserve"> en su rama?</w:t>
+      </w:r>
+      <w:proofErr w:type="gramEnd"/>
+      <w:r>
+        <w:rPr>
+          <w:rFonts w:ascii="Calibri" w:hAnsi="Calibri"/>
+          <w:color w:val="1E293B"/>
+          <w:sz w:val="19"/>
+          <w:lang w:val="es-BO"/>
+        </w:rPr>
+        <w:t>:</w:t>
       </w:r>
     </w:p>
     <w:p>
       <w:pPr>
         <w:spacing w:before="20" w:after="80"/>
         <w:jc w:val="both"/>
+        <w:rPr>
+          <w:lang w:val="es-BO"/>
+        </w:rPr>
       </w:pPr>
       <w:r>
         <w:rPr>
           <w:rFonts w:ascii="Calibri" w:hAnsi="Calibri"/>
           <w:color w:val="1E293B"/>
           <w:sz w:val="19"/>
-        </w:rPr>
-        <w:t>Que alteracion critica cometio juniorPepe en su rama</w:t>
-      </w:r>
-      <w:r>
-        <w:rPr>
-          <w:rFonts w:ascii="Calibri" w:hAnsi="Calibri"/>
-          <w:color w:val="1E293B"/>
-          <w:sz w:val="19"/>
-        </w:rPr>
-        <w:t>?:</w:t>
+          <w:lang w:val="es-BO"/>
+        </w:rPr>
+        <w:t>_____________________________________________________________________________________________________</w:t>
+      </w:r>
+      <w:r>
+        <w:rPr>
+          <w:rFonts w:ascii="Calibri" w:hAnsi="Calibri"/>
+          <w:color w:val="1E293B"/>
+          <w:sz w:val="19"/>
+          <w:lang w:val="es-BO"/>
+        </w:rPr>
+        <w:br/>
+      </w:r>
+      <w:r>
+        <w:rPr>
+          <w:rFonts w:ascii="Calibri" w:hAnsi="Calibri"/>
+          <w:color w:val="1E293B"/>
+          <w:sz w:val="19"/>
+          <w:lang w:val="es-BO"/>
+        </w:rPr>
+        <w:t>_____________________________________________________________________________________________________</w:t>
       </w:r>
     </w:p>
     <w:p>
       <w:pPr>
         <w:spacing w:before="20" w:after="80"/>
         <w:jc w:val="both"/>
+        <w:rPr>
+          <w:lang w:val="es-BO"/>
+        </w:rPr>
       </w:pPr>
-      <w:r>
-        <w:rPr>
-          <w:rFonts w:ascii="Calibri" w:hAnsi="Calibri"/>
-          <w:color w:val="1E293B"/>
-          <w:sz w:val="19"/>
-        </w:rPr>
-        <w:t>_____________________________________________________________________________________________________</w:t>
-      </w:r>
-      <w:r>
-        <w:rPr>
-          <w:rFonts w:ascii="Calibri" w:hAnsi="Calibri"/>
-          <w:color w:val="1E293B"/>
-          <w:sz w:val="19"/>
-        </w:rPr>
-        <w:br/>
-        <w:t>_____________________________________________________________________________________________________</w:t>
+      <w:proofErr w:type="spellStart"/>
+      <w:proofErr w:type="gramStart"/>
+      <w:r>
+        <w:rPr>
+          <w:rFonts w:ascii="Calibri" w:hAnsi="Calibri"/>
+          <w:color w:val="1E293B"/>
+          <w:sz w:val="19"/>
+          <w:lang w:val="es-BO"/>
+        </w:rPr>
+        <w:t>Cual</w:t>
+      </w:r>
+      <w:proofErr w:type="spellEnd"/>
+      <w:r>
+        <w:rPr>
+          <w:rFonts w:ascii="Calibri" w:hAnsi="Calibri"/>
+          <w:color w:val="1E293B"/>
+          <w:sz w:val="19"/>
+          <w:lang w:val="es-BO"/>
+        </w:rPr>
+        <w:t xml:space="preserve"> de los dos juniors fue el responsable directo de que los campos quedaran invertidos?</w:t>
+      </w:r>
+      <w:proofErr w:type="gramEnd"/>
+      <w:r>
+        <w:rPr>
+          <w:rFonts w:ascii="Calibri" w:hAnsi="Calibri"/>
+          <w:color w:val="1E293B"/>
+          <w:sz w:val="19"/>
+          <w:lang w:val="es-BO"/>
+        </w:rPr>
+        <w:t>:</w:t>
       </w:r>
     </w:p>
     <w:p>
       <w:pPr>
         <w:spacing w:before="20" w:after="80"/>
         <w:jc w:val="both"/>
+        <w:rPr>
+          <w:lang w:val="es-BO"/>
+        </w:rPr>
       </w:pPr>
       <w:r>
         <w:rPr>
           <w:rFonts w:ascii="Calibri" w:hAnsi="Calibri"/>
           <w:color w:val="1E293B"/>
           <w:sz w:val="19"/>
-        </w:rPr>
-        <w:t>Cual de los dos juniors fue el responsable direct</w:t>
-      </w:r>
-      <w:r>
-        <w:rPr>
-          <w:rFonts w:ascii="Calibri" w:hAnsi="Calibri"/>
-          <w:color w:val="1E293B"/>
-          <w:sz w:val="19"/>
-        </w:rPr>
-        <w:t>o de que los campos quedaran invertidos?:</w:t>
+          <w:lang w:val="es-BO"/>
+        </w:rPr>
+        <w:t>_______________________________________________________________</w:t>
+      </w:r>
+      <w:r>
+        <w:rPr>
+          <w:rFonts w:ascii="Calibri" w:hAnsi="Calibri"/>
+          <w:color w:val="1E293B"/>
+          <w:sz w:val="19"/>
+          <w:lang w:val="es-BO"/>
+        </w:rPr>
+        <w:t>______________________________________</w:t>
       </w:r>
     </w:p>
     <w:p>
       <w:pPr>
         <w:spacing w:before="20" w:after="80"/>
         <w:jc w:val="both"/>
+        <w:rPr>
+          <w:lang w:val="es-BO"/>
+        </w:rPr>
       </w:pPr>
       <w:r>
         <w:rPr>
           <w:rFonts w:ascii="Calibri" w:hAnsi="Calibri"/>
-          <w:color w:val="1E293B"/>
-          <w:sz w:val="19"/>
-        </w:rPr>
-        <w:t>_____________________________________________________________________________________________________</w:t>
+          <w:b/>
+          <w:color w:val="1E293B"/>
+          <w:sz w:val="19"/>
+          <w:lang w:val="es-BO"/>
+        </w:rPr>
+        <w:t xml:space="preserve">• </w:t>
+      </w:r>
+      <w:r>
+        <w:rPr>
+          <w:rFonts w:ascii="Calibri" w:hAnsi="Calibri"/>
+          <w:color w:val="1E293B"/>
+          <w:sz w:val="19"/>
+          <w:lang w:val="es-BO"/>
+        </w:rPr>
+        <w:t>2. Enlace URL del Repositorio Final en GitHub:</w:t>
       </w:r>
     </w:p>
     <w:p>
       <w:pPr>
         <w:spacing w:before="20" w:after="80"/>
         <w:jc w:val="both"/>
+        <w:rPr>
+          <w:lang w:val="es-BO"/>
+        </w:rPr>
       </w:pPr>
       <w:r>
         <w:rPr>
           <w:rFonts w:ascii="Calibri" w:hAnsi="Calibri"/>
-          <w:b/>
-          <w:color w:val="1E293B"/>
-          <w:sz w:val="19"/>
-        </w:rPr>
-        <w:t xml:space="preserve">• </w:t>
-      </w:r>
-      <w:r>
-        <w:rPr>
-          <w:rFonts w:ascii="Calibri" w:hAnsi="Calibri"/>
-          <w:color w:val="1E293B"/>
-          <w:sz w:val="19"/>
-        </w:rPr>
-        <w:t>2. Enlace URL del Repositorio Final en GitHub:</w:t>
+          <w:color w:val="1E293B"/>
+          <w:sz w:val="19"/>
+          <w:lang w:val="es-BO"/>
+        </w:rPr>
+        <w:t>https://github.com/_________________________________________________________________</w:t>
       </w:r>
     </w:p>
     <w:p>
       <w:pPr>
-        <w:spacing w:before="20" w:after="80"/>
-        <w:jc w:val="both"/>
+        <w:rPr>
+          <w:lang w:val="es-BO"/>
+        </w:rPr>
       </w:pPr>
-      <w:r>
-        <w:rPr>
-          <w:rFonts w:ascii="Calibri" w:hAnsi="Calibri"/>
-          <w:color w:val="1E293B"/>
-          <w:sz w:val="19"/>
-        </w:rPr>
-        <w:t>https://github.com/____________________________________________</w:t>
-      </w:r>
-      <w:r>
-        <w:rPr>
-          <w:rFonts w:ascii="Calibri" w:hAnsi="Calibri"/>
-          <w:color w:val="1E293B"/>
-          <w:sz w:val="19"/>
-        </w:rPr>
-        <w:t>_____________________</w:t>
-      </w:r>
     </w:p>
-    <w:p>
-      <w:pPr>
-        <w:keepNext/>
-        <w:spacing w:before="220" w:after="60"/>
-      </w:pPr>
-      <w:r>
-        <w:rPr>
-          <w:rFonts w:ascii="Arial" w:hAnsi="Arial"/>
-          <w:b/>
-          <w:color w:val="1B4D3E"/>
-          <w:sz w:val="21"/>
-        </w:rPr>
-        <w:t>ESPACIO PARA EVIDENCIAS Y CAPTURAS DE PANTALLA</w:t>
-      </w:r>
-    </w:p>
-    <w:tbl>
-      <w:tblPr>
-        <w:tblW w:w="0" w:type="auto"/>
-        <w:jc w:val="center"/>
-        <w:tblBorders>
-          <w:top w:val="single" w:sz="4" w:space="0" w:color="94A3B8"/>
-          <w:left w:val="single" w:sz="4" w:space="0" w:color="94A3B8"/>
-          <w:bottom w:val="single" w:sz="4" w:space="0" w:color="94A3B8"/>
-          <w:right w:val="single" w:sz="4" w:space="0" w:color="94A3B8"/>
-          <w:insideH w:val="single" w:sz="4" w:space="0" w:color="94A3B8"/>
-          <w:insideV w:val="single" w:sz="4" w:space="0" w:color="94A3B8"/>
-        </w:tblBorders>
-        <w:tblLook w:val="04A0" w:firstRow="1" w:lastRow="0" w:firstColumn="1" w:lastColumn="0" w:noHBand="0" w:noVBand="1"/>
-      </w:tblPr>
-      <w:tblGrid>
-        <w:gridCol w:w="3453"/>
-        <w:gridCol w:w="6473"/>
-      </w:tblGrid>
-      <w:tr>
-        <w:trPr>
-          <w:jc w:val="center"/>
-        </w:trPr>
-        <w:tc>
-          <w:tcPr>
-            <w:tcW w:w="3456" w:type="dxa"/>
-            <w:shd w:val="clear" w:color="auto" w:fill="1B4D3E"/>
-            <w:tcMar>
-              <w:top w:w="50" w:type="dxa"/>
-              <w:left w:w="60" w:type="dxa"/>
-              <w:bottom w:w="50" w:type="dxa"/>
-              <w:right w:w="60" w:type="dxa"/>
-            </w:tcMar>
-          </w:tcPr>
-          <w:p>
-            <w:pPr>
-              <w:jc w:val="center"/>
-            </w:pPr>
-            <w:r>
-              <w:rPr>
-                <w:rFonts w:ascii="Arial" w:hAnsi="Arial"/>
-                <w:b/>
-                <w:color w:val="FFFFFF"/>
-                <w:sz w:val="17"/>
-              </w:rPr>
-              <w:t>Evidencia Solicitada</w:t>
-            </w:r>
-          </w:p>
-        </w:tc>
-        <w:tc>
-          <w:tcPr>
-            <w:tcW w:w="6480" w:type="dxa"/>
-            <w:shd w:val="clear" w:color="auto" w:fill="1B4D3E"/>
-            <w:tcMar>
-              <w:top w:w="50" w:type="dxa"/>
-              <w:left w:w="60" w:type="dxa"/>
-              <w:bottom w:w="50" w:type="dxa"/>
-              <w:right w:w="60" w:type="dxa"/>
-            </w:tcMar>
-          </w:tcPr>
-          <w:p>
-            <w:pPr>
-              <w:jc w:val="center"/>
-            </w:pPr>
-            <w:r>
-              <w:rPr>
-                <w:rFonts w:ascii="Arial" w:hAnsi="Arial"/>
-                <w:b/>
-                <w:color w:val="FFFFFF"/>
-                <w:sz w:val="17"/>
-              </w:rPr>
-              <w:t>Area de Pegado / Descripcion Requerida</w:t>
-            </w:r>
-          </w:p>
-        </w:tc>
-      </w:tr>
-      <w:tr>
-        <w:trPr>
-          <w:jc w:val="center"/>
-        </w:trPr>
-        <w:tc>
-          <w:tcPr>
-            <w:tcW w:w="3456" w:type="dxa"/>
-            <w:shd w:val="clear" w:color="auto" w:fill="ECFDF5"/>
-            <w:tcMar>
-              <w:top w:w="60" w:type="dxa"/>
-              <w:left w:w="60" w:type="dxa"/>
-              <w:bottom w:w="60" w:type="dxa"/>
-              <w:right w:w="60" w:type="dxa"/>
-            </w:tcMar>
-          </w:tcPr>
-          <w:p>
-            <w:r>
-              <w:rPr>
-                <w:rFonts w:ascii="Arial" w:hAnsi="Arial"/>
-                <w:b/>
-                <w:color w:val="1B4D3E"/>
-                <w:sz w:val="17"/>
-              </w:rPr>
-              <w:t>Captura 1: Formulario Reparado</w:t>
-            </w:r>
-          </w:p>
-        </w:tc>
-        <w:tc>
-          <w:tcPr>
-            <w:tcW w:w="6480" w:type="dxa"/>
-            <w:shd w:val="clear" w:color="auto" w:fill="ECFDF5"/>
-            <w:tcMar>
-              <w:top w:w="60" w:type="dxa"/>
-              <w:left w:w="60" w:type="dxa"/>
-              <w:bottom w:w="60" w:type="dxa"/>
-              <w:right w:w="60" w:type="dxa"/>
-            </w:tcMar>
-          </w:tcPr>
-          <w:p>
-            <w:r>
-              <w:rPr>
-                <w:rFonts w:ascii="Calibri" w:hAnsi="Calibri"/>
-                <w:color w:val="1E293B"/>
-                <w:sz w:val="17"/>
-              </w:rPr>
-              <w:t xml:space="preserve">Pegar aqui la captura del navegador web mostrando registro.html funcionando de forma correcta </w:t>
-            </w:r>
-            <w:r>
-              <w:rPr>
-                <w:rFonts w:ascii="Calibri" w:hAnsi="Calibri"/>
-                <w:color w:val="1E293B"/>
-                <w:sz w:val="17"/>
-              </w:rPr>
-              <w:t>(usuario en texto plano y contrasena con caracteres ocultos).</w:t>
-            </w:r>
-            <w:r>
-              <w:rPr>
-                <w:rFonts w:ascii="Calibri" w:hAnsi="Calibri"/>
-                <w:color w:val="1E293B"/>
-                <w:sz w:val="17"/>
-              </w:rPr>
-              <w:br/>
-            </w:r>
-            <w:r>
-              <w:rPr>
-                <w:rFonts w:ascii="Calibri" w:hAnsi="Calibri"/>
-                <w:color w:val="1E293B"/>
-                <w:sz w:val="17"/>
-              </w:rPr>
-              <w:br/>
-            </w:r>
-            <w:r>
-              <w:rPr>
-                <w:rFonts w:ascii="Calibri" w:hAnsi="Calibri"/>
-                <w:color w:val="1E293B"/>
-                <w:sz w:val="17"/>
-              </w:rPr>
-              <w:br/>
-              <w:t>[Espacio para imagen]</w:t>
-            </w:r>
-          </w:p>
-        </w:tc>
-      </w:tr>
-      <w:tr>
-        <w:trPr>
-          <w:jc w:val="center"/>
-        </w:trPr>
-        <w:tc>
-          <w:tcPr>
-            <w:tcW w:w="3456" w:type="dxa"/>
-            <w:shd w:val="clear" w:color="auto" w:fill="FFFFFF"/>
-            <w:tcMar>
-              <w:top w:w="60" w:type="dxa"/>
-              <w:left w:w="60" w:type="dxa"/>
-              <w:bottom w:w="60" w:type="dxa"/>
-              <w:right w:w="60" w:type="dxa"/>
-            </w:tcMar>
-          </w:tcPr>
-          <w:p>
-            <w:r>
-              <w:rPr>
-                <w:rFonts w:ascii="Arial" w:hAnsi="Arial"/>
-                <w:b/>
-                <w:color w:val="1B4D3E"/>
-                <w:sz w:val="17"/>
-              </w:rPr>
-              <w:t>Captura 2: Historial en Terminal</w:t>
-            </w:r>
-          </w:p>
-        </w:tc>
-        <w:tc>
-          <w:tcPr>
-            <w:tcW w:w="6480" w:type="dxa"/>
-            <w:shd w:val="clear" w:color="auto" w:fill="FFFFFF"/>
-            <w:tcMar>
-              <w:top w:w="60" w:type="dxa"/>
-              <w:left w:w="60" w:type="dxa"/>
-              <w:bottom w:w="60" w:type="dxa"/>
-              <w:right w:w="60" w:type="dxa"/>
-            </w:tcMar>
-          </w:tcPr>
-          <w:p>
-            <w:r>
-              <w:rPr>
-                <w:rFonts w:ascii="Calibri" w:hAnsi="Calibri"/>
-                <w:color w:val="1E293B"/>
-                <w:sz w:val="17"/>
-              </w:rPr>
-              <w:t>Pegar aqui la captura de la consola ejecutando 'git log --oneline' dentro de su rama personal, demostrando la secuencia limpia de los tr</w:t>
-            </w:r>
-            <w:r>
-              <w:rPr>
-                <w:rFonts w:ascii="Calibri" w:hAnsi="Calibri"/>
-                <w:color w:val="1E293B"/>
-                <w:sz w:val="17"/>
-              </w:rPr>
-              <w:t>es commits (fix, style, docs).</w:t>
-            </w:r>
-            <w:r>
-              <w:rPr>
-                <w:rFonts w:ascii="Calibri" w:hAnsi="Calibri"/>
-                <w:color w:val="1E293B"/>
-                <w:sz w:val="17"/>
-              </w:rPr>
-              <w:br/>
-            </w:r>
-            <w:r>
-              <w:rPr>
-                <w:rFonts w:ascii="Calibri" w:hAnsi="Calibri"/>
-                <w:color w:val="1E293B"/>
-                <w:sz w:val="17"/>
-              </w:rPr>
-              <w:br/>
-            </w:r>
-            <w:r>
-              <w:rPr>
-                <w:rFonts w:ascii="Calibri" w:hAnsi="Calibri"/>
-                <w:color w:val="1E293B"/>
-                <w:sz w:val="17"/>
-              </w:rPr>
-              <w:br/>
-              <w:t>[Espacio para imagen]</w:t>
-            </w:r>
-          </w:p>
-        </w:tc>
-      </w:tr>
-      <w:tr>
-        <w:trPr>
-          <w:jc w:val="center"/>
-        </w:trPr>
-        <w:tc>
-          <w:tcPr>
-            <w:tcW w:w="3456" w:type="dxa"/>
-            <w:shd w:val="clear" w:color="auto" w:fill="ECFDF5"/>
-            <w:tcMar>
-              <w:top w:w="60" w:type="dxa"/>
-              <w:left w:w="60" w:type="dxa"/>
-              <w:bottom w:w="60" w:type="dxa"/>
-              <w:right w:w="60" w:type="dxa"/>
-            </w:tcMar>
-          </w:tcPr>
-          <w:p>
-            <w:r>
-              <w:rPr>
-                <w:rFonts w:ascii="Arial" w:hAnsi="Arial"/>
-                <w:b/>
-                <w:color w:val="1B4D3E"/>
-                <w:sz w:val="17"/>
-              </w:rPr>
-              <w:lastRenderedPageBreak/>
-              <w:t>Captura 3: Rama Publicada en GitHub</w:t>
-            </w:r>
-          </w:p>
-        </w:tc>
-        <w:tc>
-          <w:tcPr>
-            <w:tcW w:w="6480" w:type="dxa"/>
-            <w:shd w:val="clear" w:color="auto" w:fill="ECFDF5"/>
-            <w:tcMar>
-              <w:top w:w="60" w:type="dxa"/>
-              <w:left w:w="60" w:type="dxa"/>
-              <w:bottom w:w="60" w:type="dxa"/>
-              <w:right w:w="60" w:type="dxa"/>
-            </w:tcMar>
-          </w:tcPr>
-          <w:p>
-            <w:r>
-              <w:rPr>
-                <w:rFonts w:ascii="Calibri" w:hAnsi="Calibri"/>
-                <w:color w:val="1E293B"/>
-                <w:sz w:val="17"/>
-              </w:rPr>
-              <w:t>Pegar aqui la captura de la interfaz de GitHub donde se visualice la rama personal juniorTuNombre publicada con su historial de confirmaciones tecnicas.</w:t>
-            </w:r>
-            <w:r>
-              <w:rPr>
-                <w:rFonts w:ascii="Calibri" w:hAnsi="Calibri"/>
-                <w:color w:val="1E293B"/>
-                <w:sz w:val="17"/>
-              </w:rPr>
-              <w:br/>
-            </w:r>
-            <w:r>
-              <w:rPr>
-                <w:rFonts w:ascii="Calibri" w:hAnsi="Calibri"/>
-                <w:color w:val="1E293B"/>
-                <w:sz w:val="17"/>
-              </w:rPr>
-              <w:br/>
-            </w:r>
-            <w:r>
-              <w:rPr>
-                <w:rFonts w:ascii="Calibri" w:hAnsi="Calibri"/>
-                <w:color w:val="1E293B"/>
-                <w:sz w:val="17"/>
-              </w:rPr>
-              <w:br/>
-              <w:t xml:space="preserve">[Espacio </w:t>
-            </w:r>
-            <w:r>
-              <w:rPr>
-                <w:rFonts w:ascii="Calibri" w:hAnsi="Calibri"/>
-                <w:color w:val="1E293B"/>
-                <w:sz w:val="17"/>
-              </w:rPr>
-              <w:t>para imagen]</w:t>
-            </w:r>
-          </w:p>
-        </w:tc>
-      </w:tr>
-    </w:tbl>
-    <w:p/>
     <w:sectPr>
       <w:pgSz w:w="12240" w:h="15840"/>
       <w:pgMar w:top="1080" w:right="1152" w:bottom="1080" w:left="1152" w:header="720" w:footer="720" w:gutter="0"/>
@@ -13414,6 +17339,46 @@
       </w:tcPr>
     </w:tblStylePr>
   </w:style>
+  <w:style w:type="character" w:styleId="Hipervnculo">
+    <w:name w:val="Hyperlink"/>
+    <w:basedOn w:val="Fuentedeprrafopredeter"/>
+    <w:uiPriority w:val="99"/>
+    <w:unhideWhenUsed/>
+    <w:rsid w:val="00032E13"/>
+    <w:rPr>
+      <w:color w:val="0000FF" w:themeColor="hyperlink"/>
+      <w:u w:val="single"/>
+    </w:rPr>
+  </w:style>
+  <w:style w:type="paragraph" w:styleId="NormalWeb">
+    <w:name w:val="Normal (Web)"/>
+    <w:basedOn w:val="Normal"/>
+    <w:uiPriority w:val="99"/>
+    <w:semiHidden/>
+    <w:unhideWhenUsed/>
+    <w:rsid w:val="00032E13"/>
+    <w:pPr>
+      <w:spacing w:before="100" w:beforeAutospacing="1" w:after="100" w:afterAutospacing="1" w:line="240" w:lineRule="auto"/>
+    </w:pPr>
+    <w:rPr>
+      <w:rFonts w:ascii="Times New Roman" w:eastAsia="Times New Roman" w:hAnsi="Times New Roman" w:cs="Times New Roman"/>
+      <w:sz w:val="24"/>
+      <w:szCs w:val="24"/>
+    </w:rPr>
+  </w:style>
+  <w:style w:type="character" w:styleId="CdigoHTML">
+    <w:name w:val="HTML Code"/>
+    <w:basedOn w:val="Fuentedeprrafopredeter"/>
+    <w:uiPriority w:val="99"/>
+    <w:semiHidden/>
+    <w:unhideWhenUsed/>
+    <w:rsid w:val="00032E13"/>
+    <w:rPr>
+      <w:rFonts w:ascii="Courier New" w:eastAsia="Times New Roman" w:hAnsi="Courier New" w:cs="Courier New"/>
+      <w:sz w:val="20"/>
+      <w:szCs w:val="20"/>
+    </w:rPr>
+  </w:style>
 </w:styles>
 </file>
 
@@ -13742,7 +17707,7 @@
 </file>
 
 <file path=customXml/itemProps1.xml><?xml version="1.0" encoding="utf-8"?>
-<ds:datastoreItem xmlns:ds="http://schemas.openxmlformats.org/officeDocument/2006/customXml" ds:itemID="{93E922C4-6706-40CF-877C-CF05ACABF561}">
+<ds:datastoreItem xmlns:ds="http://schemas.openxmlformats.org/officeDocument/2006/customXml" ds:itemID="{74044DC6-BFB2-4D9C-96D7-35D40BF1306D}">
   <ds:schemaRefs>
     <ds:schemaRef ds:uri="http://schemas.openxmlformats.org/officeDocument/2006/bibliography"/>
   </ds:schemaRefs>
